--- a/Task_huu.docx
+++ b/Task_huu.docx
@@ -300,7 +300,7 @@
       </w:r>
       <w:proofErr w:type="spellStart"/>
       <w:r>
-        <w:t>tblEmployID</w:t>
+        <w:t>tblEmployee</w:t>
       </w:r>
       <w:proofErr w:type="spellEnd"/>
       <w:r>
@@ -387,14 +387,6 @@
       </w:r>
       <w:proofErr w:type="spellStart"/>
       <w:r>
-        <w:t>và</w:t>
-      </w:r>
-      <w:proofErr w:type="spellEnd"/>
-      <w:r>
-        <w:t xml:space="preserve"> Level </w:t>
-      </w:r>
-      <w:proofErr w:type="spellStart"/>
-      <w:r>
         <w:t>lấy</w:t>
       </w:r>
       <w:proofErr w:type="spellEnd"/>
@@ -515,40 +507,436 @@
       <w:pPr>
         <w:pStyle w:val="NormalWeb"/>
         <w:numPr>
-          <w:ilvl w:val="1"/>
-          <w:numId w:val="2"/>
+          <w:ilvl w:val="0"/>
+          <w:numId w:val="4"/>
         </w:numPr>
       </w:pPr>
       <w:r>
-        <w:t xml:space="preserve">Field “Level” </w:t>
-      </w:r>
-      <w:proofErr w:type="spellStart"/>
-      <w:r>
-        <w:t>truyền</w:t>
-      </w:r>
-      <w:proofErr w:type="spellEnd"/>
-      <w:r>
-        <w:t xml:space="preserve"> </w:t>
-      </w:r>
-      <w:proofErr w:type="spellStart"/>
-      <w:r>
-        <w:t>vào</w:t>
-      </w:r>
-      <w:proofErr w:type="spellEnd"/>
-      <w:r>
-        <w:t xml:space="preserve"> </w:t>
-      </w:r>
-      <w:proofErr w:type="spellStart"/>
-      <w:r>
-        <w:rPr>
-          <w:rStyle w:val="HTMLCode"/>
-          <w:rFonts w:ascii="Times New Roman" w:hAnsi="Times New Roman" w:cs="Times New Roman"/>
-        </w:rPr>
-        <w:t>StatusID</w:t>
-      </w:r>
-      <w:proofErr w:type="spellEnd"/>
-      <w:r>
-        <w:t>.</w:t>
+        <w:t xml:space="preserve">Level </w:t>
+      </w:r>
+      <w:proofErr w:type="spellStart"/>
+      <w:r>
+        <w:t>nó</w:t>
+      </w:r>
+      <w:proofErr w:type="spellEnd"/>
+      <w:r>
+        <w:t xml:space="preserve"> </w:t>
+      </w:r>
+      <w:proofErr w:type="spellStart"/>
+      <w:r>
+        <w:t>là</w:t>
+      </w:r>
+      <w:proofErr w:type="spellEnd"/>
+      <w:r>
+        <w:t xml:space="preserve"> Level ở </w:t>
+      </w:r>
+      <w:proofErr w:type="spellStart"/>
+      <w:r>
+        <w:t>Bước</w:t>
+      </w:r>
+      <w:proofErr w:type="spellEnd"/>
+      <w:r>
+        <w:t xml:space="preserve"> 2 </w:t>
+      </w:r>
+      <w:proofErr w:type="spellStart"/>
+      <w:r>
+        <w:t>như</w:t>
+      </w:r>
+      <w:proofErr w:type="spellEnd"/>
+      <w:r>
+        <w:t xml:space="preserve"> </w:t>
+      </w:r>
+      <w:proofErr w:type="spellStart"/>
+      <w:r>
+        <w:t>hình</w:t>
+      </w:r>
+      <w:proofErr w:type="spellEnd"/>
+      <w:r>
+        <w:t xml:space="preserve"> </w:t>
+      </w:r>
+      <w:proofErr w:type="spellStart"/>
+      <w:r>
+        <w:t>để</w:t>
+      </w:r>
+      <w:proofErr w:type="spellEnd"/>
+      <w:r>
+        <w:t xml:space="preserve"> </w:t>
+      </w:r>
+      <w:proofErr w:type="spellStart"/>
+      <w:r>
+        <w:t>người</w:t>
+      </w:r>
+      <w:proofErr w:type="spellEnd"/>
+      <w:r>
+        <w:t xml:space="preserve"> </w:t>
+      </w:r>
+      <w:proofErr w:type="spellStart"/>
+      <w:r>
+        <w:t>quản</w:t>
+      </w:r>
+      <w:proofErr w:type="spellEnd"/>
+      <w:r>
+        <w:t xml:space="preserve"> </w:t>
+      </w:r>
+      <w:proofErr w:type="spellStart"/>
+      <w:r>
+        <w:t>lý</w:t>
+      </w:r>
+      <w:proofErr w:type="spellEnd"/>
+      <w:r>
+        <w:t xml:space="preserve"> </w:t>
+      </w:r>
+      <w:proofErr w:type="spellStart"/>
+      <w:r>
+        <w:t>biết</w:t>
+      </w:r>
+      <w:proofErr w:type="spellEnd"/>
+      <w:r>
+        <w:t xml:space="preserve"> </w:t>
+      </w:r>
+      <w:proofErr w:type="spellStart"/>
+      <w:r>
+        <w:t>là</w:t>
+      </w:r>
+      <w:proofErr w:type="spellEnd"/>
+      <w:r>
+        <w:t xml:space="preserve"> </w:t>
+      </w:r>
+      <w:proofErr w:type="spellStart"/>
+      <w:r>
+        <w:t>nhân</w:t>
+      </w:r>
+      <w:proofErr w:type="spellEnd"/>
+      <w:r>
+        <w:t xml:space="preserve"> </w:t>
+      </w:r>
+      <w:proofErr w:type="spellStart"/>
+      <w:r>
+        <w:t>viên</w:t>
+      </w:r>
+      <w:proofErr w:type="spellEnd"/>
+      <w:r>
+        <w:t xml:space="preserve"> </w:t>
+      </w:r>
+      <w:proofErr w:type="spellStart"/>
+      <w:r>
+        <w:t>đó</w:t>
+      </w:r>
+      <w:proofErr w:type="spellEnd"/>
+      <w:r>
+        <w:t xml:space="preserve"> </w:t>
+      </w:r>
+      <w:proofErr w:type="spellStart"/>
+      <w:r>
+        <w:t>đang</w:t>
+      </w:r>
+      <w:proofErr w:type="spellEnd"/>
+      <w:r>
+        <w:t xml:space="preserve"> ở level 1 </w:t>
+      </w:r>
+      <w:proofErr w:type="spellStart"/>
+      <w:r>
+        <w:t>ngày</w:t>
+      </w:r>
+      <w:proofErr w:type="spellEnd"/>
+      <w:r>
+        <w:t xml:space="preserve"> hay </w:t>
+      </w:r>
+      <w:proofErr w:type="spellStart"/>
+      <w:r>
+        <w:t>là</w:t>
+      </w:r>
+      <w:proofErr w:type="spellEnd"/>
+      <w:r>
+        <w:t xml:space="preserve"> level 2 </w:t>
+      </w:r>
+      <w:proofErr w:type="spellStart"/>
+      <w:r>
+        <w:t>ngày</w:t>
+      </w:r>
+      <w:proofErr w:type="spellEnd"/>
+      <w:r>
+        <w:t xml:space="preserve">, level </w:t>
+      </w:r>
+      <w:proofErr w:type="spellStart"/>
+      <w:r>
+        <w:t>này</w:t>
+      </w:r>
+      <w:proofErr w:type="spellEnd"/>
+      <w:r>
+        <w:t xml:space="preserve"> </w:t>
+      </w:r>
+      <w:proofErr w:type="spellStart"/>
+      <w:r>
+        <w:t>nó</w:t>
+      </w:r>
+      <w:proofErr w:type="spellEnd"/>
+      <w:r>
+        <w:t xml:space="preserve"> </w:t>
+      </w:r>
+      <w:proofErr w:type="spellStart"/>
+      <w:r>
+        <w:t>cũng</w:t>
+      </w:r>
+      <w:proofErr w:type="spellEnd"/>
+      <w:r>
+        <w:t xml:space="preserve"> </w:t>
+      </w:r>
+      <w:proofErr w:type="spellStart"/>
+      <w:r>
+        <w:t>dạng</w:t>
+      </w:r>
+      <w:proofErr w:type="spellEnd"/>
+      <w:r>
+        <w:t xml:space="preserve"> </w:t>
+      </w:r>
+      <w:proofErr w:type="spellStart"/>
+      <w:r>
+        <w:t>sửa</w:t>
+      </w:r>
+      <w:proofErr w:type="spellEnd"/>
+      <w:r>
+        <w:t xml:space="preserve"> </w:t>
+      </w:r>
+      <w:proofErr w:type="spellStart"/>
+      <w:r>
+        <w:t>và</w:t>
+      </w:r>
+      <w:proofErr w:type="spellEnd"/>
+      <w:r>
+        <w:t xml:space="preserve"> </w:t>
+      </w:r>
+      <w:proofErr w:type="spellStart"/>
+      <w:r>
+        <w:t>sử</w:t>
+      </w:r>
+      <w:proofErr w:type="spellEnd"/>
+      <w:r>
+        <w:t xml:space="preserve"> </w:t>
+      </w:r>
+      <w:proofErr w:type="spellStart"/>
+      <w:r>
+        <w:t>dụng</w:t>
+      </w:r>
+      <w:proofErr w:type="spellEnd"/>
+      <w:r>
+        <w:t xml:space="preserve"> control </w:t>
+      </w:r>
+      <w:proofErr w:type="spellStart"/>
+      <w:r>
+        <w:t>selectbox</w:t>
+      </w:r>
+      <w:proofErr w:type="spellEnd"/>
+      <w:r>
+        <w:t xml:space="preserve"> </w:t>
+      </w:r>
+      <w:proofErr w:type="spellStart"/>
+      <w:r>
+        <w:t>của</w:t>
+      </w:r>
+      <w:proofErr w:type="spellEnd"/>
+      <w:r>
+        <w:t xml:space="preserve"> </w:t>
+      </w:r>
+      <w:proofErr w:type="spellStart"/>
+      <w:r>
+        <w:t>hệ</w:t>
+      </w:r>
+      <w:proofErr w:type="spellEnd"/>
+      <w:r>
+        <w:t xml:space="preserve"> </w:t>
+      </w:r>
+      <w:proofErr w:type="spellStart"/>
+      <w:r>
+        <w:t>thống</w:t>
+      </w:r>
+      <w:proofErr w:type="spellEnd"/>
+      <w:r>
+        <w:t xml:space="preserve"> </w:t>
+      </w:r>
+      <w:proofErr w:type="spellStart"/>
+      <w:r>
+        <w:t>và</w:t>
+      </w:r>
+      <w:proofErr w:type="spellEnd"/>
+      <w:r>
+        <w:t xml:space="preserve"> </w:t>
+      </w:r>
+      <w:proofErr w:type="spellStart"/>
+      <w:r>
+        <w:t>đều</w:t>
+      </w:r>
+      <w:proofErr w:type="spellEnd"/>
+      <w:r>
+        <w:t xml:space="preserve"> </w:t>
+      </w:r>
+      <w:proofErr w:type="spellStart"/>
+      <w:r>
+        <w:t>có</w:t>
+      </w:r>
+      <w:proofErr w:type="spellEnd"/>
+      <w:r>
+        <w:t xml:space="preserve"> auto save </w:t>
+      </w:r>
+      <w:proofErr w:type="spellStart"/>
+      <w:r>
+        <w:t>tựa</w:t>
+      </w:r>
+      <w:proofErr w:type="spellEnd"/>
+      <w:r>
+        <w:t xml:space="preserve"> </w:t>
+      </w:r>
+      <w:proofErr w:type="spellStart"/>
+      <w:r>
+        <w:t>như</w:t>
+      </w:r>
+      <w:proofErr w:type="spellEnd"/>
+      <w:r>
+        <w:t xml:space="preserve"> </w:t>
+      </w:r>
+      <w:proofErr w:type="spellStart"/>
+      <w:r>
+        <w:t>thằng</w:t>
+      </w:r>
+      <w:proofErr w:type="spellEnd"/>
+      <w:r>
+        <w:t xml:space="preserve"> </w:t>
+      </w:r>
+      <w:proofErr w:type="spellStart"/>
+      <w:r>
+        <w:t>Trạng</w:t>
+      </w:r>
+      <w:proofErr w:type="spellEnd"/>
+      <w:r>
+        <w:t xml:space="preserve"> </w:t>
+      </w:r>
+      <w:proofErr w:type="spellStart"/>
+      <w:r>
+        <w:t>thái</w:t>
+      </w:r>
+      <w:proofErr w:type="spellEnd"/>
+      <w:r>
+        <w:t xml:space="preserve"> </w:t>
+      </w:r>
+      <w:proofErr w:type="spellStart"/>
+      <w:r>
+        <w:t>đào</w:t>
+      </w:r>
+      <w:proofErr w:type="spellEnd"/>
+      <w:r>
+        <w:t xml:space="preserve"> </w:t>
+      </w:r>
+      <w:proofErr w:type="spellStart"/>
+      <w:r>
+        <w:t>tạo</w:t>
+      </w:r>
+      <w:proofErr w:type="spellEnd"/>
+      <w:r>
+        <w:t xml:space="preserve"> </w:t>
+      </w:r>
+      <w:proofErr w:type="spellStart"/>
+      <w:r>
+        <w:t>mà</w:t>
+      </w:r>
+      <w:proofErr w:type="spellEnd"/>
+      <w:r>
+        <w:t xml:space="preserve"> </w:t>
+      </w:r>
+      <w:proofErr w:type="spellStart"/>
+      <w:r>
+        <w:t>tôi</w:t>
+      </w:r>
+      <w:proofErr w:type="spellEnd"/>
+      <w:r>
+        <w:t xml:space="preserve"> </w:t>
+      </w:r>
+      <w:proofErr w:type="spellStart"/>
+      <w:r>
+        <w:t>chuẩn</w:t>
+      </w:r>
+      <w:proofErr w:type="spellEnd"/>
+      <w:r>
+        <w:t xml:space="preserve"> </w:t>
+      </w:r>
+      <w:proofErr w:type="spellStart"/>
+      <w:r>
+        <w:t>bị</w:t>
+      </w:r>
+      <w:proofErr w:type="spellEnd"/>
+      <w:r>
+        <w:t xml:space="preserve"> </w:t>
+      </w:r>
+      <w:proofErr w:type="spellStart"/>
+      <w:r>
+        <w:t>làm</w:t>
+      </w:r>
+      <w:proofErr w:type="spellEnd"/>
+      <w:r>
+        <w:t xml:space="preserve"> </w:t>
+      </w:r>
+      <w:proofErr w:type="spellStart"/>
+      <w:r>
+        <w:t>sắp</w:t>
+      </w:r>
+      <w:proofErr w:type="spellEnd"/>
+      <w:r>
+        <w:t xml:space="preserve"> </w:t>
+      </w:r>
+      <w:proofErr w:type="spellStart"/>
+      <w:r>
+        <w:t>tới</w:t>
+      </w:r>
+      <w:proofErr w:type="spellEnd"/>
+      <w:r>
+        <w:t xml:space="preserve"> </w:t>
+      </w:r>
+      <w:proofErr w:type="spellStart"/>
+      <w:r>
+        <w:t>đây</w:t>
+      </w:r>
+      <w:proofErr w:type="spellEnd"/>
+      <w:r>
+        <w:br/>
+      </w:r>
+      <w:r>
+        <w:br/>
+      </w:r>
+      <w:r>
+        <w:drawing>
+          <wp:inline distT="0" distB="0" distL="0" distR="0" wp14:anchorId="7297DE76" wp14:editId="473E3CB8">
+            <wp:extent cx="1952898" cy="4582164"/>
+            <wp:effectExtent l="0" t="0" r="9525" b="0"/>
+            <wp:docPr id="7" name="Picture 7"/>
+            <wp:cNvGraphicFramePr>
+              <a:graphicFrameLocks xmlns:a="http://schemas.openxmlformats.org/drawingml/2006/main" noChangeAspect="1"/>
+            </wp:cNvGraphicFramePr>
+            <a:graphic xmlns:a="http://schemas.openxmlformats.org/drawingml/2006/main">
+              <a:graphicData uri="http://schemas.openxmlformats.org/drawingml/2006/picture">
+                <pic:pic xmlns:pic="http://schemas.openxmlformats.org/drawingml/2006/picture">
+                  <pic:nvPicPr>
+                    <pic:cNvPr id="1" name=""/>
+                    <pic:cNvPicPr/>
+                  </pic:nvPicPr>
+                  <pic:blipFill>
+                    <a:blip r:embed="rId5"/>
+                    <a:stretch>
+                      <a:fillRect/>
+                    </a:stretch>
+                  </pic:blipFill>
+                  <pic:spPr>
+                    <a:xfrm>
+                      <a:off x="0" y="0"/>
+                      <a:ext cx="1952898" cy="4582164"/>
+                    </a:xfrm>
+                    <a:prstGeom prst="rect">
+                      <a:avLst/>
+                    </a:prstGeom>
+                  </pic:spPr>
+                </pic:pic>
+              </a:graphicData>
+            </a:graphic>
+          </wp:inline>
+        </w:drawing>
       </w:r>
     </w:p>
     <w:p>
@@ -560,7 +948,7 @@
         </w:numPr>
       </w:pPr>
       <w:r>
-        <w:t>“</w:t>
+        <w:t xml:space="preserve"> “</w:t>
       </w:r>
       <w:proofErr w:type="spellStart"/>
       <w:r>
@@ -592,7 +980,34 @@
       </w:r>
       <w:proofErr w:type="spellEnd"/>
       <w:r>
-        <w:t xml:space="preserve">” </w:t>
+        <w:t>”</w:t>
+      </w:r>
+      <w:r>
+        <w:t xml:space="preserve"> </w:t>
+      </w:r>
+      <w:proofErr w:type="spellStart"/>
+      <w:r>
+        <w:t>khi</w:t>
+      </w:r>
+      <w:proofErr w:type="spellEnd"/>
+      <w:r>
+        <w:t xml:space="preserve"> </w:t>
+      </w:r>
+      <w:proofErr w:type="spellStart"/>
+      <w:r>
+        <w:t>sửa</w:t>
+      </w:r>
+      <w:proofErr w:type="spellEnd"/>
+      <w:r>
+        <w:t xml:space="preserve"> </w:t>
+      </w:r>
+      <w:proofErr w:type="spellStart"/>
+      <w:r>
+        <w:t>thì</w:t>
+      </w:r>
+      <w:proofErr w:type="spellEnd"/>
+      <w:r>
+        <w:t xml:space="preserve"> </w:t>
       </w:r>
       <w:proofErr w:type="spellStart"/>
       <w:r>
@@ -634,33 +1049,260 @@
       <w:r>
         <w:t xml:space="preserve"> Auto Save. </w:t>
       </w:r>
-      <w:proofErr w:type="spellStart"/>
-      <w:r>
-        <w:t>Khi</w:t>
-      </w:r>
-      <w:proofErr w:type="spellEnd"/>
-      <w:r>
-        <w:t xml:space="preserve"> </w:t>
-      </w:r>
-      <w:proofErr w:type="spellStart"/>
-      <w:r>
-        <w:t>chọn</w:t>
-      </w:r>
-      <w:proofErr w:type="spellEnd"/>
-      <w:r>
-        <w:t xml:space="preserve"> “</w:t>
-      </w:r>
-      <w:proofErr w:type="spellStart"/>
-      <w:r>
-        <w:t>Trạng</w:t>
-      </w:r>
-      <w:proofErr w:type="spellEnd"/>
-      <w:r>
-        <w:t xml:space="preserve"> </w:t>
-      </w:r>
-      <w:proofErr w:type="spellStart"/>
-      <w:r>
-        <w:t>thái</w:t>
+      <w:r>
+        <w:br/>
+      </w:r>
+      <w:proofErr w:type="spellStart"/>
+      <w:r>
+        <w:t>Thêm</w:t>
+      </w:r>
+      <w:proofErr w:type="spellEnd"/>
+      <w:r>
+        <w:t xml:space="preserve"> </w:t>
+      </w:r>
+      <w:proofErr w:type="spellStart"/>
+      <w:r>
+        <w:t>hai</w:t>
+      </w:r>
+      <w:proofErr w:type="spellEnd"/>
+      <w:r>
+        <w:t xml:space="preserve"> field </w:t>
+      </w:r>
+      <w:proofErr w:type="spellStart"/>
+      <w:r>
+        <w:rPr>
+          <w:rStyle w:val="HTMLCode"/>
+          <w:rFonts w:ascii="Times New Roman" w:hAnsi="Times New Roman" w:cs="Times New Roman"/>
+        </w:rPr>
+        <w:t>DedicatedTrainerID</w:t>
+      </w:r>
+      <w:proofErr w:type="spellEnd"/>
+      <w:r>
+        <w:t xml:space="preserve"> </w:t>
+      </w:r>
+      <w:proofErr w:type="spellStart"/>
+      <w:r>
+        <w:t>và</w:t>
+      </w:r>
+      <w:proofErr w:type="spellEnd"/>
+      <w:r>
+        <w:t xml:space="preserve"> </w:t>
+      </w:r>
+      <w:proofErr w:type="spellStart"/>
+      <w:r>
+        <w:rPr>
+          <w:rStyle w:val="HTMLCode"/>
+          <w:rFonts w:ascii="Times New Roman" w:hAnsi="Times New Roman" w:cs="Times New Roman"/>
+        </w:rPr>
+        <w:t>TeamLeaderID</w:t>
+      </w:r>
+      <w:proofErr w:type="spellEnd"/>
+      <w:r>
+        <w:rPr>
+          <w:rStyle w:val="HTMLCode"/>
+          <w:rFonts w:ascii="Times New Roman" w:hAnsi="Times New Roman" w:cs="Times New Roman"/>
+        </w:rPr>
+        <w:t xml:space="preserve"> input </w:t>
+      </w:r>
+      <w:proofErr w:type="spellStart"/>
+      <w:r>
+        <w:rPr>
+          <w:rStyle w:val="HTMLCode"/>
+          <w:rFonts w:ascii="Times New Roman" w:hAnsi="Times New Roman" w:cs="Times New Roman"/>
+        </w:rPr>
+        <w:t>và</w:t>
+      </w:r>
+      <w:proofErr w:type="spellEnd"/>
+      <w:r>
+        <w:rPr>
+          <w:rStyle w:val="HTMLCode"/>
+          <w:rFonts w:ascii="Times New Roman" w:hAnsi="Times New Roman" w:cs="Times New Roman"/>
+        </w:rPr>
+        <w:t xml:space="preserve"> Label </w:t>
+      </w:r>
+      <w:proofErr w:type="spellStart"/>
+      <w:r>
+        <w:rPr>
+          <w:rStyle w:val="HTMLCode"/>
+          <w:rFonts w:ascii="Times New Roman" w:hAnsi="Times New Roman" w:cs="Times New Roman"/>
+        </w:rPr>
+        <w:t>vào</w:t>
+      </w:r>
+      <w:proofErr w:type="spellEnd"/>
+      <w:r>
+        <w:rPr>
+          <w:rStyle w:val="HTMLCode"/>
+          <w:rFonts w:ascii="Times New Roman" w:hAnsi="Times New Roman" w:cs="Times New Roman"/>
+        </w:rPr>
+        <w:t xml:space="preserve"> </w:t>
+      </w:r>
+      <w:proofErr w:type="spellStart"/>
+      <w:r>
+        <w:rPr>
+          <w:rStyle w:val="HTMLCode"/>
+          <w:rFonts w:ascii="Times New Roman" w:hAnsi="Times New Roman" w:cs="Times New Roman"/>
+        </w:rPr>
+        <w:t>phần</w:t>
+      </w:r>
+      <w:proofErr w:type="spellEnd"/>
+      <w:r>
+        <w:rPr>
+          <w:rStyle w:val="HTMLCode"/>
+          <w:rFonts w:ascii="Times New Roman" w:hAnsi="Times New Roman" w:cs="Times New Roman"/>
+        </w:rPr>
+        <w:t xml:space="preserve"> </w:t>
+      </w:r>
+      <w:proofErr w:type="spellStart"/>
+      <w:r>
+        <w:rPr>
+          <w:rStyle w:val="HTMLCode"/>
+          <w:rFonts w:ascii="Times New Roman" w:hAnsi="Times New Roman" w:cs="Times New Roman"/>
+        </w:rPr>
+        <w:t>Thông</w:t>
+      </w:r>
+      <w:proofErr w:type="spellEnd"/>
+      <w:r>
+        <w:rPr>
+          <w:rStyle w:val="HTMLCode"/>
+          <w:rFonts w:ascii="Times New Roman" w:hAnsi="Times New Roman" w:cs="Times New Roman"/>
+        </w:rPr>
+        <w:t xml:space="preserve"> tin </w:t>
+      </w:r>
+      <w:proofErr w:type="spellStart"/>
+      <w:r>
+        <w:rPr>
+          <w:rStyle w:val="HTMLCode"/>
+          <w:rFonts w:ascii="Times New Roman" w:hAnsi="Times New Roman" w:cs="Times New Roman"/>
+        </w:rPr>
+        <w:t>hồ</w:t>
+      </w:r>
+      <w:proofErr w:type="spellEnd"/>
+      <w:r>
+        <w:rPr>
+          <w:rStyle w:val="HTMLCode"/>
+          <w:rFonts w:ascii="Times New Roman" w:hAnsi="Times New Roman" w:cs="Times New Roman"/>
+        </w:rPr>
+        <w:t xml:space="preserve"> </w:t>
+      </w:r>
+      <w:proofErr w:type="spellStart"/>
+      <w:r>
+        <w:rPr>
+          <w:rStyle w:val="HTMLCode"/>
+          <w:rFonts w:ascii="Times New Roman" w:hAnsi="Times New Roman" w:cs="Times New Roman"/>
+        </w:rPr>
+        <w:t>sơ</w:t>
+      </w:r>
+      <w:proofErr w:type="spellEnd"/>
+      <w:r>
+        <w:rPr>
+          <w:rStyle w:val="HTMLCode"/>
+          <w:rFonts w:ascii="Times New Roman" w:hAnsi="Times New Roman" w:cs="Times New Roman"/>
+        </w:rPr>
+        <w:t xml:space="preserve"> </w:t>
+      </w:r>
+      <w:proofErr w:type="spellStart"/>
+      <w:r>
+        <w:rPr>
+          <w:rStyle w:val="HTMLCode"/>
+          <w:rFonts w:ascii="Times New Roman" w:hAnsi="Times New Roman" w:cs="Times New Roman"/>
+        </w:rPr>
+        <w:t>của</w:t>
+      </w:r>
+      <w:proofErr w:type="spellEnd"/>
+      <w:r>
+        <w:rPr>
+          <w:rStyle w:val="HTMLCode"/>
+          <w:rFonts w:ascii="Times New Roman" w:hAnsi="Times New Roman" w:cs="Times New Roman"/>
+        </w:rPr>
+        <w:t xml:space="preserve"> </w:t>
+      </w:r>
+      <w:r>
+        <w:rPr>
+          <w:rStyle w:val="HTMLCode"/>
+          <w:rFonts w:ascii="Times New Roman" w:hAnsi="Times New Roman" w:cs="Times New Roman"/>
+        </w:rPr>
+        <w:lastRenderedPageBreak/>
+        <w:t xml:space="preserve">form popup </w:t>
+      </w:r>
+      <w:proofErr w:type="spellStart"/>
+      <w:r>
+        <w:rPr>
+          <w:rStyle w:val="HTMLCode"/>
+          <w:rFonts w:ascii="Times New Roman" w:hAnsi="Times New Roman" w:cs="Times New Roman"/>
+        </w:rPr>
+        <w:t>để</w:t>
+      </w:r>
+      <w:proofErr w:type="spellEnd"/>
+      <w:r>
+        <w:t xml:space="preserve"> </w:t>
+      </w:r>
+      <w:proofErr w:type="spellStart"/>
+      <w:r>
+        <w:t>cho</w:t>
+      </w:r>
+      <w:proofErr w:type="spellEnd"/>
+      <w:r>
+        <w:t xml:space="preserve"> </w:t>
+      </w:r>
+      <w:proofErr w:type="spellStart"/>
+      <w:r>
+        <w:t>công</w:t>
+      </w:r>
+      <w:proofErr w:type="spellEnd"/>
+      <w:r>
+        <w:t xml:space="preserve"> </w:t>
+      </w:r>
+      <w:proofErr w:type="spellStart"/>
+      <w:r>
+        <w:t>nhân</w:t>
+      </w:r>
+      <w:proofErr w:type="spellEnd"/>
+      <w:r>
+        <w:t xml:space="preserve"> </w:t>
+      </w:r>
+      <w:proofErr w:type="spellStart"/>
+      <w:r>
+        <w:t>họ</w:t>
+      </w:r>
+      <w:proofErr w:type="spellEnd"/>
+      <w:r>
+        <w:t xml:space="preserve"> </w:t>
+      </w:r>
+      <w:proofErr w:type="spellStart"/>
+      <w:r>
+        <w:t>có</w:t>
+      </w:r>
+      <w:proofErr w:type="spellEnd"/>
+      <w:r>
+        <w:t xml:space="preserve"> </w:t>
+      </w:r>
+      <w:proofErr w:type="spellStart"/>
+      <w:r>
+        <w:t>thể</w:t>
+      </w:r>
+      <w:proofErr w:type="spellEnd"/>
+      <w:r>
+        <w:t xml:space="preserve"> </w:t>
+      </w:r>
+      <w:proofErr w:type="spellStart"/>
+      <w:r>
+        <w:t>xem</w:t>
+      </w:r>
+      <w:proofErr w:type="spellEnd"/>
+      <w:r>
+        <w:t xml:space="preserve"> ai </w:t>
+      </w:r>
+      <w:proofErr w:type="spellStart"/>
+      <w:r>
+        <w:t>là</w:t>
+      </w:r>
+      <w:proofErr w:type="spellEnd"/>
+      <w:r>
+        <w:t xml:space="preserve"> </w:t>
+      </w:r>
+      <w:proofErr w:type="spellStart"/>
+      <w:r>
+        <w:t>người</w:t>
       </w:r>
       <w:proofErr w:type="spellEnd"/>
       <w:r>
@@ -680,116 +1322,69 @@
       </w:r>
       <w:proofErr w:type="spellEnd"/>
       <w:r>
-        <w:t xml:space="preserve">”, field “Level” </w:t>
-      </w:r>
-      <w:proofErr w:type="spellStart"/>
-      <w:r>
-        <w:t>bên</w:t>
-      </w:r>
-      <w:proofErr w:type="spellEnd"/>
-      <w:r>
-        <w:t xml:space="preserve"> </w:t>
-      </w:r>
-      <w:proofErr w:type="spellStart"/>
-      <w:r>
-        <w:t>cạnh</w:t>
-      </w:r>
-      <w:proofErr w:type="spellEnd"/>
-      <w:r>
-        <w:t xml:space="preserve"> </w:t>
-      </w:r>
-      <w:proofErr w:type="spellStart"/>
-      <w:r>
-        <w:t>sẽ</w:t>
-      </w:r>
-      <w:proofErr w:type="spellEnd"/>
-      <w:r>
-        <w:t xml:space="preserve"> </w:t>
-      </w:r>
-      <w:proofErr w:type="spellStart"/>
-      <w:r>
-        <w:t>tự</w:t>
-      </w:r>
-      <w:proofErr w:type="spellEnd"/>
-      <w:r>
-        <w:t xml:space="preserve"> </w:t>
-      </w:r>
-      <w:proofErr w:type="spellStart"/>
-      <w:r>
-        <w:t>động</w:t>
-      </w:r>
-      <w:proofErr w:type="spellEnd"/>
-      <w:r>
-        <w:t xml:space="preserve"> Auto Save </w:t>
-      </w:r>
-      <w:proofErr w:type="spellStart"/>
-      <w:r>
-        <w:rPr>
-          <w:rStyle w:val="HTMLCode"/>
-          <w:rFonts w:ascii="Times New Roman" w:hAnsi="Times New Roman" w:cs="Times New Roman"/>
-        </w:rPr>
-        <w:t>StatusID</w:t>
-      </w:r>
-      <w:proofErr w:type="spellEnd"/>
-      <w:r>
-        <w:t xml:space="preserve"> </w:t>
-      </w:r>
-      <w:proofErr w:type="spellStart"/>
-      <w:r>
-        <w:t>từ</w:t>
-      </w:r>
-      <w:proofErr w:type="spellEnd"/>
-      <w:r>
-        <w:t xml:space="preserve"> </w:t>
-      </w:r>
-      <w:proofErr w:type="spellStart"/>
-      <w:r>
-        <w:t>thủ</w:t>
-      </w:r>
-      <w:proofErr w:type="spellEnd"/>
-      <w:r>
-        <w:t xml:space="preserve"> </w:t>
-      </w:r>
-      <w:proofErr w:type="spellStart"/>
-      <w:r>
-        <w:t>tục</w:t>
-      </w:r>
-      <w:proofErr w:type="spellEnd"/>
-      <w:r>
-        <w:t xml:space="preserve"> </w:t>
-      </w:r>
-      <w:proofErr w:type="spellStart"/>
-      <w:r>
-        <w:t>Trạng</w:t>
-      </w:r>
-      <w:proofErr w:type="spellEnd"/>
-      <w:r>
-        <w:t xml:space="preserve"> </w:t>
-      </w:r>
-      <w:proofErr w:type="spellStart"/>
-      <w:r>
-        <w:t>thái</w:t>
-      </w:r>
-      <w:proofErr w:type="spellEnd"/>
-      <w:r>
-        <w:t xml:space="preserve"> </w:t>
-      </w:r>
-      <w:proofErr w:type="spellStart"/>
-      <w:r>
-        <w:t>đào</w:t>
-      </w:r>
-      <w:proofErr w:type="spellEnd"/>
-      <w:r>
-        <w:t xml:space="preserve"> </w:t>
-      </w:r>
-      <w:proofErr w:type="spellStart"/>
-      <w:r>
-        <w:t>tạo</w:t>
-      </w:r>
-      <w:proofErr w:type="spellEnd"/>
-      <w:r>
-        <w:t>.</w:t>
-      </w:r>
+        <w:t xml:space="preserve">/training </w:t>
+      </w:r>
+      <w:proofErr w:type="spellStart"/>
+      <w:r>
+        <w:t>họ</w:t>
+      </w:r>
+      <w:proofErr w:type="spellEnd"/>
+      <w:r>
+        <w:t xml:space="preserve">, </w:t>
+      </w:r>
+      <w:proofErr w:type="spellStart"/>
+      <w:r>
+        <w:t>nếu</w:t>
+      </w:r>
+      <w:proofErr w:type="spellEnd"/>
+      <w:r>
+        <w:t xml:space="preserve"> Null </w:t>
+      </w:r>
+      <w:proofErr w:type="spellStart"/>
+      <w:r>
+        <w:t>thì</w:t>
+      </w:r>
+      <w:proofErr w:type="spellEnd"/>
+      <w:r>
+        <w:t xml:space="preserve"> </w:t>
+      </w:r>
+      <w:proofErr w:type="spellStart"/>
+      <w:r>
+        <w:t>không</w:t>
+      </w:r>
+      <w:proofErr w:type="spellEnd"/>
+      <w:r>
+        <w:t xml:space="preserve"> </w:t>
+      </w:r>
+      <w:proofErr w:type="spellStart"/>
+      <w:r>
+        <w:t>hiển</w:t>
+      </w:r>
+      <w:proofErr w:type="spellEnd"/>
+      <w:r>
+        <w:t xml:space="preserve"> </w:t>
+      </w:r>
+      <w:proofErr w:type="spellStart"/>
+      <w:r>
+        <w:t>thị</w:t>
+      </w:r>
+      <w:proofErr w:type="spellEnd"/>
+      <w:r>
+        <w:t xml:space="preserve"> </w:t>
+      </w:r>
+      <w:proofErr w:type="spellStart"/>
+      <w:r>
+        <w:t>hai</w:t>
+      </w:r>
+      <w:proofErr w:type="spellEnd"/>
+      <w:r>
+        <w:t xml:space="preserve"> field </w:t>
+      </w:r>
+      <w:proofErr w:type="spellStart"/>
+      <w:r>
+        <w:t>này</w:t>
+      </w:r>
+      <w:proofErr w:type="spellEnd"/>
     </w:p>
     <w:p>
       <w:pPr>
@@ -799,33 +1394,275 @@
           <w:numId w:val="2"/>
         </w:numPr>
       </w:pPr>
-      <w:proofErr w:type="spellStart"/>
-      <w:r>
-        <w:t>Thêm</w:t>
-      </w:r>
-      <w:proofErr w:type="spellEnd"/>
-      <w:r>
-        <w:t xml:space="preserve"> </w:t>
-      </w:r>
-      <w:proofErr w:type="spellStart"/>
-      <w:r>
-        <w:t>hai</w:t>
-      </w:r>
-      <w:proofErr w:type="spellEnd"/>
-      <w:r>
-        <w:t xml:space="preserve"> field </w:t>
-      </w:r>
-      <w:proofErr w:type="spellStart"/>
-      <w:r>
-        <w:rPr>
-          <w:rStyle w:val="HTMLCode"/>
-          <w:rFonts w:ascii="Times New Roman" w:hAnsi="Times New Roman" w:cs="Times New Roman"/>
-        </w:rPr>
-        <w:t>DedicatedTrainerID</w:t>
-      </w:r>
-      <w:proofErr w:type="spellEnd"/>
-      <w:r>
-        <w:t xml:space="preserve"> </w:t>
+      <w:r>
+        <w:t xml:space="preserve">PIC </w:t>
+      </w:r>
+      <w:proofErr w:type="spellStart"/>
+      <w:r>
+        <w:t>chấm</w:t>
+      </w:r>
+      <w:proofErr w:type="spellEnd"/>
+      <w:r>
+        <w:t xml:space="preserve"> </w:t>
+      </w:r>
+      <w:proofErr w:type="spellStart"/>
+      <w:r>
+        <w:t>công</w:t>
+      </w:r>
+      <w:proofErr w:type="spellEnd"/>
+      <w:r>
+        <w:t xml:space="preserve"> </w:t>
+      </w:r>
+      <w:proofErr w:type="spellStart"/>
+      <w:r>
+        <w:t>hiện</w:t>
+      </w:r>
+      <w:proofErr w:type="spellEnd"/>
+      <w:r>
+        <w:t xml:space="preserve"> </w:t>
+      </w:r>
+      <w:proofErr w:type="spellStart"/>
+      <w:r>
+        <w:t>tại</w:t>
+      </w:r>
+      <w:proofErr w:type="spellEnd"/>
+      <w:r>
+        <w:t xml:space="preserve"> </w:t>
+      </w:r>
+      <w:proofErr w:type="spellStart"/>
+      <w:r>
+        <w:t>đang</w:t>
+      </w:r>
+      <w:proofErr w:type="spellEnd"/>
+      <w:r>
+        <w:t xml:space="preserve"> fix </w:t>
+      </w:r>
+      <w:proofErr w:type="spellStart"/>
+      <w:r>
+        <w:t>cứng</w:t>
+      </w:r>
+      <w:proofErr w:type="spellEnd"/>
+      <w:r>
+        <w:t xml:space="preserve">. </w:t>
+      </w:r>
+      <w:proofErr w:type="spellStart"/>
+      <w:r>
+        <w:t>Vì</w:t>
+      </w:r>
+      <w:proofErr w:type="spellEnd"/>
+      <w:r>
+        <w:t xml:space="preserve"> </w:t>
+      </w:r>
+      <w:proofErr w:type="spellStart"/>
+      <w:r>
+        <w:t>chưa</w:t>
+      </w:r>
+      <w:proofErr w:type="spellEnd"/>
+      <w:r>
+        <w:t xml:space="preserve"> </w:t>
+      </w:r>
+      <w:proofErr w:type="spellStart"/>
+      <w:r>
+        <w:t>có</w:t>
+      </w:r>
+      <w:proofErr w:type="spellEnd"/>
+      <w:r>
+        <w:t xml:space="preserve"> </w:t>
+      </w:r>
+      <w:proofErr w:type="spellStart"/>
+      <w:r>
+        <w:t>thông</w:t>
+      </w:r>
+      <w:proofErr w:type="spellEnd"/>
+      <w:r>
+        <w:t xml:space="preserve"> tin ai </w:t>
+      </w:r>
+      <w:proofErr w:type="spellStart"/>
+      <w:r>
+        <w:t>chấm</w:t>
+      </w:r>
+      <w:proofErr w:type="spellEnd"/>
+      <w:r>
+        <w:t xml:space="preserve"> </w:t>
+      </w:r>
+      <w:proofErr w:type="spellStart"/>
+      <w:r>
+        <w:t>công</w:t>
+      </w:r>
+      <w:proofErr w:type="spellEnd"/>
+      <w:r>
+        <w:t xml:space="preserve"> </w:t>
+      </w:r>
+      <w:proofErr w:type="spellStart"/>
+      <w:r>
+        <w:t>của</w:t>
+      </w:r>
+      <w:proofErr w:type="spellEnd"/>
+      <w:r>
+        <w:t xml:space="preserve"> </w:t>
+      </w:r>
+      <w:proofErr w:type="spellStart"/>
+      <w:r>
+        <w:t>nhân</w:t>
+      </w:r>
+      <w:proofErr w:type="spellEnd"/>
+      <w:r>
+        <w:t xml:space="preserve"> </w:t>
+      </w:r>
+      <w:proofErr w:type="spellStart"/>
+      <w:r>
+        <w:t>viên</w:t>
+      </w:r>
+      <w:proofErr w:type="spellEnd"/>
+      <w:r>
+        <w:t xml:space="preserve"> </w:t>
+      </w:r>
+      <w:proofErr w:type="spellStart"/>
+      <w:r>
+        <w:t>đó</w:t>
+      </w:r>
+      <w:proofErr w:type="spellEnd"/>
+      <w:r>
+        <w:t xml:space="preserve"> </w:t>
+      </w:r>
+      <w:proofErr w:type="spellStart"/>
+      <w:r>
+        <w:t>nên</w:t>
+      </w:r>
+      <w:proofErr w:type="spellEnd"/>
+      <w:r>
+        <w:t xml:space="preserve"> </w:t>
+      </w:r>
+      <w:proofErr w:type="spellStart"/>
+      <w:r>
+        <w:t>tạm</w:t>
+      </w:r>
+      <w:proofErr w:type="spellEnd"/>
+      <w:r>
+        <w:t xml:space="preserve"> fix </w:t>
+      </w:r>
+      <w:proofErr w:type="spellStart"/>
+      <w:r>
+        <w:t>cứng</w:t>
+      </w:r>
+      <w:proofErr w:type="spellEnd"/>
+      <w:r>
+        <w:t xml:space="preserve"> </w:t>
+      </w:r>
+      <w:proofErr w:type="spellStart"/>
+      <w:r>
+        <w:t>là</w:t>
+      </w:r>
+      <w:proofErr w:type="spellEnd"/>
+      <w:r>
+        <w:t xml:space="preserve"> Team Leader</w:t>
+      </w:r>
+      <w:r>
+        <w:t xml:space="preserve">, </w:t>
+      </w:r>
+      <w:proofErr w:type="spellStart"/>
+      <w:r>
+        <w:t>hình</w:t>
+      </w:r>
+      <w:proofErr w:type="spellEnd"/>
+      <w:r>
+        <w:t xml:space="preserve"> </w:t>
+      </w:r>
+      <w:proofErr w:type="spellStart"/>
+      <w:r>
+        <w:t>như</w:t>
+      </w:r>
+      <w:proofErr w:type="spellEnd"/>
+      <w:r>
+        <w:t xml:space="preserve"> </w:t>
+      </w:r>
+      <w:proofErr w:type="spellStart"/>
+      <w:r>
+        <w:t>nó</w:t>
+      </w:r>
+      <w:proofErr w:type="spellEnd"/>
+      <w:r>
+        <w:t xml:space="preserve"> </w:t>
+      </w:r>
+      <w:proofErr w:type="spellStart"/>
+      <w:r>
+        <w:t>có</w:t>
+      </w:r>
+      <w:proofErr w:type="spellEnd"/>
+      <w:r>
+        <w:t xml:space="preserve"> </w:t>
+      </w:r>
+      <w:proofErr w:type="spellStart"/>
+      <w:r>
+        <w:t>trong</w:t>
+      </w:r>
+      <w:proofErr w:type="spellEnd"/>
+      <w:r>
+        <w:t xml:space="preserve"> </w:t>
+      </w:r>
+      <w:proofErr w:type="spellStart"/>
+      <w:r>
+        <w:t>bảng</w:t>
+      </w:r>
+      <w:proofErr w:type="spellEnd"/>
+      <w:r>
+        <w:t xml:space="preserve"> </w:t>
+      </w:r>
+      <w:proofErr w:type="spellStart"/>
+      <w:r>
+        <w:t>tblEmployee</w:t>
+      </w:r>
+      <w:proofErr w:type="spellEnd"/>
+      <w:r>
+        <w:t xml:space="preserve"> </w:t>
+      </w:r>
+      <w:proofErr w:type="spellStart"/>
+      <w:r>
+        <w:t>ấy</w:t>
+      </w:r>
+      <w:proofErr w:type="spellEnd"/>
+      <w:r>
+        <w:t xml:space="preserve"> </w:t>
+      </w:r>
+      <w:proofErr w:type="spellStart"/>
+      <w:r>
+        <w:t>bạn</w:t>
+      </w:r>
+      <w:proofErr w:type="spellEnd"/>
+      <w:r>
+        <w:t xml:space="preserve"> check </w:t>
+      </w:r>
+      <w:proofErr w:type="spellStart"/>
+      <w:r>
+        <w:t>xem</w:t>
+      </w:r>
+      <w:proofErr w:type="spellEnd"/>
+      <w:r>
+        <w:t xml:space="preserve"> </w:t>
+      </w:r>
+      <w:proofErr w:type="spellStart"/>
+      <w:r>
+        <w:t>nếu</w:t>
+      </w:r>
+      <w:proofErr w:type="spellEnd"/>
+      <w:r>
+        <w:t xml:space="preserve"> </w:t>
+      </w:r>
+      <w:proofErr w:type="spellStart"/>
+      <w:r>
+        <w:t>có</w:t>
+      </w:r>
+      <w:proofErr w:type="spellEnd"/>
+      <w:r>
+        <w:t xml:space="preserve"> </w:t>
+      </w:r>
+      <w:proofErr w:type="spellStart"/>
+      <w:r>
+        <w:t>thì</w:t>
+      </w:r>
+      <w:proofErr w:type="spellEnd"/>
+      <w:r>
+        <w:t xml:space="preserve"> query </w:t>
       </w:r>
       <w:proofErr w:type="spellStart"/>
       <w:r>
@@ -837,146 +1674,1010 @@
       </w:r>
       <w:proofErr w:type="spellStart"/>
       <w:r>
-        <w:rPr>
-          <w:rStyle w:val="HTMLCode"/>
-          <w:rFonts w:ascii="Times New Roman" w:hAnsi="Times New Roman" w:cs="Times New Roman"/>
-        </w:rPr>
-        <w:t>TeamLeaderID</w:t>
-      </w:r>
-      <w:proofErr w:type="spellEnd"/>
-      <w:r>
-        <w:rPr>
-          <w:rStyle w:val="HTMLCode"/>
-          <w:rFonts w:ascii="Times New Roman" w:hAnsi="Times New Roman" w:cs="Times New Roman"/>
-        </w:rPr>
-        <w:t xml:space="preserve"> input </w:t>
-      </w:r>
-      <w:proofErr w:type="spellStart"/>
-      <w:r>
-        <w:rPr>
-          <w:rStyle w:val="HTMLCode"/>
-          <w:rFonts w:ascii="Times New Roman" w:hAnsi="Times New Roman" w:cs="Times New Roman"/>
-        </w:rPr>
+        <w:t>truyền</w:t>
+      </w:r>
+      <w:proofErr w:type="spellEnd"/>
+      <w:r>
+        <w:t xml:space="preserve"> ra</w:t>
+      </w:r>
+    </w:p>
+    <w:p>
+      <w:pPr>
+        <w:pStyle w:val="NormalWeb"/>
+        <w:ind w:left="720"/>
+      </w:pPr>
+      <w:r>
+        <w:t>-----------------------------------------------------------------------------------------------------------</w:t>
+      </w:r>
+      <w:r>
+        <w:br/>
+        <w:t xml:space="preserve">Note: </w:t>
+      </w:r>
+      <w:proofErr w:type="spellStart"/>
+      <w:r>
+        <w:t>Lưu</w:t>
+      </w:r>
+      <w:proofErr w:type="spellEnd"/>
+      <w:r>
+        <w:t xml:space="preserve"> ý: </w:t>
+      </w:r>
+      <w:proofErr w:type="spellStart"/>
+      <w:r>
+        <w:t>Phần</w:t>
+      </w:r>
+      <w:proofErr w:type="spellEnd"/>
+      <w:r>
+        <w:t xml:space="preserve"> </w:t>
+      </w:r>
+      <w:proofErr w:type="spellStart"/>
+      <w:r>
+        <w:t>lịch</w:t>
+      </w:r>
+      <w:proofErr w:type="spellEnd"/>
+      <w:r>
+        <w:t xml:space="preserve"> </w:t>
+      </w:r>
+      <w:proofErr w:type="spellStart"/>
+      <w:r>
+        <w:t>sử</w:t>
+      </w:r>
+      <w:proofErr w:type="spellEnd"/>
+      <w:r>
+        <w:t xml:space="preserve"> </w:t>
+      </w:r>
+      <w:proofErr w:type="spellStart"/>
+      <w:r>
+        <w:t>trạng</w:t>
+      </w:r>
+      <w:proofErr w:type="spellEnd"/>
+      <w:r>
+        <w:t xml:space="preserve"> </w:t>
+      </w:r>
+      <w:proofErr w:type="spellStart"/>
+      <w:r>
+        <w:t>thái</w:t>
+      </w:r>
+      <w:proofErr w:type="spellEnd"/>
+      <w:r>
+        <w:t xml:space="preserve">, </w:t>
+      </w:r>
+      <w:proofErr w:type="spellStart"/>
+      <w:r>
+        <w:t>lịch</w:t>
+      </w:r>
+      <w:proofErr w:type="spellEnd"/>
+      <w:r>
+        <w:t xml:space="preserve"> </w:t>
+      </w:r>
+      <w:proofErr w:type="spellStart"/>
+      <w:r>
+        <w:t>làm</w:t>
+      </w:r>
+      <w:proofErr w:type="spellEnd"/>
+      <w:r>
+        <w:t xml:space="preserve"> </w:t>
+      </w:r>
+      <w:proofErr w:type="spellStart"/>
+      <w:r>
+        <w:t>việc</w:t>
+      </w:r>
+      <w:proofErr w:type="spellEnd"/>
+      <w:r>
+        <w:t xml:space="preserve"> </w:t>
+      </w:r>
+      <w:proofErr w:type="spellStart"/>
+      <w:r>
         <w:t>và</w:t>
       </w:r>
       <w:proofErr w:type="spellEnd"/>
       <w:r>
-        <w:rPr>
-          <w:rStyle w:val="HTMLCode"/>
-          <w:rFonts w:ascii="Times New Roman" w:hAnsi="Times New Roman" w:cs="Times New Roman"/>
-        </w:rPr>
-        <w:t xml:space="preserve"> Label</w:t>
-      </w:r>
-      <w:r>
-        <w:rPr>
-          <w:rStyle w:val="HTMLCode"/>
-          <w:rFonts w:ascii="Times New Roman" w:hAnsi="Times New Roman" w:cs="Times New Roman"/>
-        </w:rPr>
-        <w:t xml:space="preserve"> </w:t>
-      </w:r>
-      <w:proofErr w:type="spellStart"/>
-      <w:r>
-        <w:rPr>
-          <w:rStyle w:val="HTMLCode"/>
-          <w:rFonts w:ascii="Times New Roman" w:hAnsi="Times New Roman" w:cs="Times New Roman"/>
-        </w:rPr>
+        <w:t xml:space="preserve"> </w:t>
+      </w:r>
+      <w:proofErr w:type="spellStart"/>
+      <w:r>
+        <w:t>phân</w:t>
+      </w:r>
+      <w:proofErr w:type="spellEnd"/>
+      <w:r>
+        <w:t xml:space="preserve"> ca, </w:t>
+      </w:r>
+      <w:proofErr w:type="spellStart"/>
+      <w:r>
+        <w:t>chứng</w:t>
+      </w:r>
+      <w:proofErr w:type="spellEnd"/>
+      <w:r>
+        <w:t xml:space="preserve"> </w:t>
+      </w:r>
+      <w:proofErr w:type="spellStart"/>
+      <w:r>
+        <w:t>chỉ</w:t>
+      </w:r>
+      <w:proofErr w:type="spellEnd"/>
+      <w:r>
+        <w:t xml:space="preserve"> / </w:t>
+      </w:r>
+      <w:proofErr w:type="spellStart"/>
+      <w:r>
+        <w:t>kĩ</w:t>
+      </w:r>
+      <w:proofErr w:type="spellEnd"/>
+      <w:r>
+        <w:t xml:space="preserve"> </w:t>
+      </w:r>
+      <w:proofErr w:type="spellStart"/>
+      <w:r>
+        <w:t>năng</w:t>
+      </w:r>
+      <w:proofErr w:type="spellEnd"/>
+      <w:r>
+        <w:t xml:space="preserve"> </w:t>
+      </w:r>
+      <w:proofErr w:type="spellStart"/>
+      <w:r>
+        <w:t>thì</w:t>
+      </w:r>
+      <w:proofErr w:type="spellEnd"/>
+      <w:r>
+        <w:t xml:space="preserve"> </w:t>
+      </w:r>
+      <w:proofErr w:type="spellStart"/>
+      <w:r>
+        <w:t>có</w:t>
+      </w:r>
+      <w:proofErr w:type="spellEnd"/>
+      <w:r>
+        <w:t xml:space="preserve"> </w:t>
+      </w:r>
+      <w:proofErr w:type="spellStart"/>
+      <w:r>
+        <w:t>thể</w:t>
+      </w:r>
+      <w:proofErr w:type="spellEnd"/>
+      <w:r>
+        <w:t xml:space="preserve"> </w:t>
+      </w:r>
+      <w:proofErr w:type="spellStart"/>
+      <w:r>
+        <w:t>sử</w:t>
+      </w:r>
+      <w:proofErr w:type="spellEnd"/>
+      <w:r>
+        <w:t xml:space="preserve"> </w:t>
+      </w:r>
+      <w:proofErr w:type="spellStart"/>
+      <w:r>
+        <w:t>dụng</w:t>
+      </w:r>
+      <w:proofErr w:type="spellEnd"/>
+      <w:r>
+        <w:t xml:space="preserve"> </w:t>
+      </w:r>
+      <w:proofErr w:type="spellStart"/>
+      <w:r>
+        <w:t>dữ</w:t>
+      </w:r>
+      <w:proofErr w:type="spellEnd"/>
+      <w:r>
+        <w:t xml:space="preserve"> </w:t>
+      </w:r>
+      <w:proofErr w:type="spellStart"/>
+      <w:r>
+        <w:t>liệu</w:t>
+      </w:r>
+      <w:proofErr w:type="spellEnd"/>
+      <w:r>
+        <w:t xml:space="preserve"> </w:t>
+      </w:r>
+      <w:proofErr w:type="spellStart"/>
+      <w:r>
+        <w:t>giả</w:t>
+      </w:r>
+      <w:proofErr w:type="spellEnd"/>
+      <w:r>
+        <w:t xml:space="preserve"> </w:t>
+      </w:r>
+      <w:proofErr w:type="spellStart"/>
+      <w:r>
+        <w:t>để</w:t>
+      </w:r>
+      <w:proofErr w:type="spellEnd"/>
+      <w:r>
+        <w:t xml:space="preserve"> </w:t>
+      </w:r>
+      <w:proofErr w:type="spellStart"/>
+      <w:r>
+        <w:t>thêm</w:t>
+      </w:r>
+      <w:proofErr w:type="spellEnd"/>
+      <w:r>
+        <w:t xml:space="preserve"> </w:t>
+      </w:r>
+      <w:proofErr w:type="spellStart"/>
+      <w:r>
         <w:t>vào</w:t>
       </w:r>
       <w:proofErr w:type="spellEnd"/>
       <w:r>
-        <w:rPr>
-          <w:rStyle w:val="HTMLCode"/>
-          <w:rFonts w:ascii="Times New Roman" w:hAnsi="Times New Roman" w:cs="Times New Roman"/>
-        </w:rPr>
-        <w:t xml:space="preserve"> </w:t>
-      </w:r>
-      <w:proofErr w:type="spellStart"/>
-      <w:r>
-        <w:rPr>
-          <w:rStyle w:val="HTMLCode"/>
-          <w:rFonts w:ascii="Times New Roman" w:hAnsi="Times New Roman" w:cs="Times New Roman"/>
-        </w:rPr>
+        <w:t xml:space="preserve"> </w:t>
+      </w:r>
+      <w:proofErr w:type="spellStart"/>
+      <w:r>
+        <w:t>cho</w:t>
+      </w:r>
+      <w:proofErr w:type="spellEnd"/>
+      <w:r>
+        <w:t xml:space="preserve"> </w:t>
+      </w:r>
+      <w:proofErr w:type="spellStart"/>
+      <w:r>
+        <w:t>nhân</w:t>
+      </w:r>
+      <w:proofErr w:type="spellEnd"/>
+      <w:r>
+        <w:t xml:space="preserve"> </w:t>
+      </w:r>
+      <w:proofErr w:type="spellStart"/>
+      <w:r>
+        <w:t>viên</w:t>
+      </w:r>
+      <w:proofErr w:type="spellEnd"/>
+      <w:r>
+        <w:t xml:space="preserve"> </w:t>
+      </w:r>
+      <w:proofErr w:type="spellStart"/>
+      <w:r>
+        <w:t>đó</w:t>
+      </w:r>
+      <w:proofErr w:type="spellEnd"/>
+      <w:r>
+        <w:t xml:space="preserve">, </w:t>
+      </w:r>
+      <w:proofErr w:type="spellStart"/>
+      <w:r>
+        <w:t>nếu</w:t>
+      </w:r>
+      <w:proofErr w:type="spellEnd"/>
+      <w:r>
+        <w:t xml:space="preserve"> </w:t>
+      </w:r>
+      <w:proofErr w:type="spellStart"/>
+      <w:r>
+        <w:t>chưa</w:t>
+      </w:r>
+      <w:proofErr w:type="spellEnd"/>
+      <w:r>
+        <w:t xml:space="preserve"> </w:t>
+      </w:r>
+      <w:proofErr w:type="spellStart"/>
+      <w:r>
+        <w:t>có</w:t>
+      </w:r>
+      <w:proofErr w:type="spellEnd"/>
+      <w:r>
+        <w:t xml:space="preserve"> </w:t>
+      </w:r>
+      <w:proofErr w:type="spellStart"/>
+      <w:r>
+        <w:t>thì</w:t>
+      </w:r>
+      <w:proofErr w:type="spellEnd"/>
+      <w:r>
+        <w:t xml:space="preserve"> </w:t>
+      </w:r>
+      <w:proofErr w:type="spellStart"/>
+      <w:r>
+        <w:t>bạn</w:t>
+      </w:r>
+      <w:proofErr w:type="spellEnd"/>
+      <w:r>
+        <w:t xml:space="preserve"> </w:t>
+      </w:r>
+      <w:proofErr w:type="spellStart"/>
+      <w:r>
+        <w:t>viết</w:t>
+      </w:r>
+      <w:proofErr w:type="spellEnd"/>
+      <w:r>
+        <w:t xml:space="preserve"> </w:t>
+      </w:r>
+      <w:proofErr w:type="spellStart"/>
+      <w:r>
+        <w:t>hàm</w:t>
+      </w:r>
+      <w:proofErr w:type="spellEnd"/>
+      <w:r>
+        <w:t xml:space="preserve"> </w:t>
+      </w:r>
+      <w:proofErr w:type="spellStart"/>
+      <w:r>
+        <w:t>tạo</w:t>
+      </w:r>
+      <w:proofErr w:type="spellEnd"/>
+      <w:r>
+        <w:t xml:space="preserve"> </w:t>
+      </w:r>
+      <w:proofErr w:type="spellStart"/>
+      <w:r>
+        <w:t>để</w:t>
+      </w:r>
+      <w:proofErr w:type="spellEnd"/>
+      <w:r>
+        <w:t xml:space="preserve"> </w:t>
+      </w:r>
+      <w:proofErr w:type="spellStart"/>
+      <w:r>
+        <w:t>thêm</w:t>
+      </w:r>
+      <w:proofErr w:type="spellEnd"/>
+      <w:r>
+        <w:t xml:space="preserve"> </w:t>
+      </w:r>
+      <w:proofErr w:type="spellStart"/>
+      <w:r>
+        <w:t>dữ</w:t>
+      </w:r>
+      <w:proofErr w:type="spellEnd"/>
+      <w:r>
+        <w:t xml:space="preserve"> </w:t>
+      </w:r>
+      <w:proofErr w:type="spellStart"/>
+      <w:r>
+        <w:t>liệu</w:t>
+      </w:r>
+      <w:proofErr w:type="spellEnd"/>
+      <w:r>
+        <w:t xml:space="preserve"> </w:t>
+      </w:r>
+      <w:proofErr w:type="spellStart"/>
+      <w:r>
+        <w:t>giả</w:t>
+      </w:r>
+      <w:proofErr w:type="spellEnd"/>
+      <w:r>
+        <w:t xml:space="preserve"> </w:t>
+      </w:r>
+      <w:proofErr w:type="spellStart"/>
+      <w:r>
+        <w:t>của</w:t>
+      </w:r>
+      <w:proofErr w:type="spellEnd"/>
+      <w:r>
+        <w:t xml:space="preserve"> 3 tab </w:t>
+      </w:r>
+      <w:proofErr w:type="spellStart"/>
+      <w:r>
+        <w:t>này</w:t>
+      </w:r>
+      <w:proofErr w:type="spellEnd"/>
+      <w:r>
+        <w:t xml:space="preserve"> </w:t>
+      </w:r>
+      <w:proofErr w:type="spellStart"/>
+      <w:r>
+        <w:t>vào</w:t>
+      </w:r>
+      <w:proofErr w:type="spellEnd"/>
+      <w:r>
+        <w:t xml:space="preserve"> </w:t>
+      </w:r>
+      <w:proofErr w:type="spellStart"/>
+      <w:r>
+        <w:t>miễn</w:t>
+      </w:r>
+      <w:proofErr w:type="spellEnd"/>
+      <w:r>
+        <w:t xml:space="preserve"> </w:t>
+      </w:r>
+      <w:proofErr w:type="spellStart"/>
+      <w:r>
+        <w:t>là</w:t>
+      </w:r>
+      <w:proofErr w:type="spellEnd"/>
+      <w:r>
+        <w:t xml:space="preserve"> </w:t>
+      </w:r>
+      <w:proofErr w:type="spellStart"/>
+      <w:r>
+        <w:t>khi</w:t>
+      </w:r>
+      <w:proofErr w:type="spellEnd"/>
+      <w:r>
+        <w:t xml:space="preserve"> </w:t>
+      </w:r>
+      <w:proofErr w:type="spellStart"/>
+      <w:r>
+        <w:t>tôi</w:t>
+      </w:r>
+      <w:proofErr w:type="spellEnd"/>
+      <w:r>
+        <w:t xml:space="preserve"> demo </w:t>
+      </w:r>
+      <w:proofErr w:type="spellStart"/>
+      <w:r>
+        <w:t>clik</w:t>
+      </w:r>
+      <w:proofErr w:type="spellEnd"/>
+      <w:r>
+        <w:t xml:space="preserve"> </w:t>
+      </w:r>
+      <w:proofErr w:type="spellStart"/>
+      <w:r>
+        <w:t>chọn</w:t>
+      </w:r>
+      <w:proofErr w:type="spellEnd"/>
+      <w:r>
+        <w:t xml:space="preserve"> </w:t>
+      </w:r>
+      <w:proofErr w:type="spellStart"/>
+      <w:r>
+        <w:t>vào</w:t>
+      </w:r>
+      <w:proofErr w:type="spellEnd"/>
+      <w:r>
+        <w:t xml:space="preserve"> </w:t>
+      </w:r>
+      <w:proofErr w:type="spellStart"/>
+      <w:r>
+        <w:t>thì</w:t>
+      </w:r>
+      <w:proofErr w:type="spellEnd"/>
+      <w:r>
+        <w:t xml:space="preserve"> </w:t>
+      </w:r>
+      <w:proofErr w:type="spellStart"/>
+      <w:r>
+        <w:t>nó</w:t>
+      </w:r>
+      <w:proofErr w:type="spellEnd"/>
+      <w:r>
+        <w:t xml:space="preserve"> </w:t>
+      </w:r>
+      <w:proofErr w:type="spellStart"/>
+      <w:r>
+        <w:t>truyền</w:t>
+      </w:r>
+      <w:proofErr w:type="spellEnd"/>
+      <w:r>
+        <w:t xml:space="preserve"> </w:t>
+      </w:r>
+      <w:proofErr w:type="spellStart"/>
+      <w:r>
+        <w:t>được</w:t>
+      </w:r>
+      <w:proofErr w:type="spellEnd"/>
+      <w:r>
+        <w:t xml:space="preserve"> </w:t>
+      </w:r>
+      <w:proofErr w:type="spellStart"/>
+      <w:r>
+        <w:t>dữ</w:t>
+      </w:r>
+      <w:proofErr w:type="spellEnd"/>
+      <w:r>
+        <w:t xml:space="preserve"> </w:t>
+      </w:r>
+      <w:proofErr w:type="spellStart"/>
+      <w:r>
+        <w:t>liệu</w:t>
+      </w:r>
+      <w:proofErr w:type="spellEnd"/>
+      <w:r>
+        <w:t xml:space="preserve"> </w:t>
+      </w:r>
+      <w:proofErr w:type="spellStart"/>
+      <w:r>
+        <w:t>giả</w:t>
+      </w:r>
+      <w:proofErr w:type="spellEnd"/>
+      <w:r>
+        <w:t xml:space="preserve"> </w:t>
+      </w:r>
+      <w:proofErr w:type="spellStart"/>
+      <w:r>
+        <w:t>cho</w:t>
+      </w:r>
+      <w:proofErr w:type="spellEnd"/>
+      <w:r>
+        <w:t xml:space="preserve"> 2 3 </w:t>
+      </w:r>
+      <w:proofErr w:type="spellStart"/>
+      <w:r>
+        <w:t>nhân</w:t>
+      </w:r>
+      <w:proofErr w:type="spellEnd"/>
+      <w:r>
+        <w:t xml:space="preserve"> </w:t>
+      </w:r>
+      <w:proofErr w:type="spellStart"/>
+      <w:r>
+        <w:t>viên</w:t>
+      </w:r>
+      <w:proofErr w:type="spellEnd"/>
+      <w:r>
+        <w:t xml:space="preserve"> random </w:t>
+      </w:r>
+      <w:proofErr w:type="spellStart"/>
+      <w:r>
+        <w:t>hoặc</w:t>
+      </w:r>
+      <w:proofErr w:type="spellEnd"/>
+      <w:r>
+        <w:t xml:space="preserve"> </w:t>
+      </w:r>
+      <w:proofErr w:type="spellStart"/>
+      <w:r>
+        <w:t>cho</w:t>
+      </w:r>
+      <w:proofErr w:type="spellEnd"/>
+      <w:r>
+        <w:t xml:space="preserve"> </w:t>
+      </w:r>
+      <w:proofErr w:type="spellStart"/>
+      <w:r>
+        <w:t>các</w:t>
+      </w:r>
+      <w:proofErr w:type="spellEnd"/>
+      <w:r>
+        <w:t xml:space="preserve"> </w:t>
+      </w:r>
+      <w:proofErr w:type="spellStart"/>
+      <w:r>
+        <w:t>nhân</w:t>
+      </w:r>
+      <w:proofErr w:type="spellEnd"/>
+      <w:r>
+        <w:t xml:space="preserve"> </w:t>
+      </w:r>
+      <w:proofErr w:type="spellStart"/>
+      <w:r>
+        <w:t>viên</w:t>
+      </w:r>
+      <w:proofErr w:type="spellEnd"/>
+      <w:r>
+        <w:t xml:space="preserve"> </w:t>
+      </w:r>
+      <w:proofErr w:type="spellStart"/>
+      <w:r>
+        <w:t>khác</w:t>
+      </w:r>
+      <w:proofErr w:type="spellEnd"/>
+      <w:r>
+        <w:t xml:space="preserve"> </w:t>
+      </w:r>
+      <w:proofErr w:type="spellStart"/>
+      <w:r>
+        <w:t>trừ</w:t>
+      </w:r>
+      <w:proofErr w:type="spellEnd"/>
+      <w:r>
+        <w:t xml:space="preserve"> </w:t>
+      </w:r>
+      <w:proofErr w:type="spellStart"/>
+      <w:r>
+        <w:t>nhân</w:t>
+      </w:r>
+      <w:proofErr w:type="spellEnd"/>
+      <w:r>
+        <w:t xml:space="preserve"> </w:t>
+      </w:r>
+      <w:proofErr w:type="spellStart"/>
+      <w:r>
+        <w:t>viên</w:t>
+      </w:r>
+      <w:proofErr w:type="spellEnd"/>
+      <w:r>
+        <w:t xml:space="preserve"> </w:t>
+      </w:r>
+      <w:proofErr w:type="spellStart"/>
+      <w:r>
+        <w:t>nào</w:t>
+      </w:r>
+      <w:proofErr w:type="spellEnd"/>
+      <w:r>
+        <w:t xml:space="preserve"> </w:t>
+      </w:r>
+      <w:proofErr w:type="spellStart"/>
+      <w:r>
+        <w:t>có</w:t>
+      </w:r>
+      <w:proofErr w:type="spellEnd"/>
+      <w:r>
+        <w:t xml:space="preserve"> </w:t>
+      </w:r>
+      <w:proofErr w:type="spellStart"/>
+      <w:r>
+        <w:t>tên</w:t>
+      </w:r>
+      <w:proofErr w:type="spellEnd"/>
+      <w:r>
+        <w:t xml:space="preserve"> </w:t>
+      </w:r>
+      <w:proofErr w:type="spellStart"/>
+      <w:r>
+        <w:t>là</w:t>
+      </w:r>
+      <w:proofErr w:type="spellEnd"/>
+      <w:r>
+        <w:t xml:space="preserve"> </w:t>
+      </w:r>
+      <w:proofErr w:type="spellStart"/>
+      <w:r>
+        <w:t>Nguyễn</w:t>
+      </w:r>
+      <w:proofErr w:type="spellEnd"/>
+      <w:r>
+        <w:t xml:space="preserve"> </w:t>
+      </w:r>
+      <w:proofErr w:type="spellStart"/>
+      <w:r>
+        <w:t>Trường</w:t>
+      </w:r>
+      <w:proofErr w:type="spellEnd"/>
+      <w:r>
+        <w:t xml:space="preserve"> Long </w:t>
+      </w:r>
+      <w:proofErr w:type="spellStart"/>
+      <w:r>
+        <w:t>và</w:t>
+      </w:r>
+      <w:proofErr w:type="spellEnd"/>
+      <w:r>
+        <w:t xml:space="preserve"> </w:t>
+      </w:r>
+      <w:proofErr w:type="spellStart"/>
+      <w:r>
+        <w:t>Vũ</w:t>
+      </w:r>
+      <w:proofErr w:type="spellEnd"/>
+      <w:r>
+        <w:t xml:space="preserve"> </w:t>
+      </w:r>
+      <w:proofErr w:type="spellStart"/>
+      <w:r>
+        <w:t>Đình</w:t>
+      </w:r>
+      <w:proofErr w:type="spellEnd"/>
+      <w:r>
+        <w:t xml:space="preserve"> </w:t>
+      </w:r>
+      <w:proofErr w:type="spellStart"/>
+      <w:r>
+        <w:t>Cường</w:t>
+      </w:r>
+      <w:proofErr w:type="spellEnd"/>
+      <w:r>
+        <w:t xml:space="preserve"> </w:t>
+      </w:r>
+      <w:proofErr w:type="spellStart"/>
+      <w:r>
+        <w:t>vì</w:t>
+      </w:r>
+      <w:proofErr w:type="spellEnd"/>
+      <w:r>
+        <w:t xml:space="preserve"> 2 account </w:t>
+      </w:r>
+      <w:proofErr w:type="spellStart"/>
+      <w:r>
+        <w:t>đó</w:t>
+      </w:r>
+      <w:proofErr w:type="spellEnd"/>
+      <w:r>
+        <w:t xml:space="preserve"> </w:t>
+      </w:r>
+      <w:proofErr w:type="spellStart"/>
+      <w:r>
+        <w:t>là</w:t>
+      </w:r>
+      <w:proofErr w:type="spellEnd"/>
+      <w:r>
+        <w:t xml:space="preserve"> </w:t>
+      </w:r>
+      <w:proofErr w:type="spellStart"/>
+      <w:r>
+        <w:t>quản</w:t>
+      </w:r>
+      <w:proofErr w:type="spellEnd"/>
+      <w:r>
+        <w:t xml:space="preserve"> </w:t>
+      </w:r>
+      <w:proofErr w:type="spellStart"/>
+      <w:r>
+        <w:t>trị</w:t>
+      </w:r>
+      <w:proofErr w:type="spellEnd"/>
+      <w:r>
+        <w:t xml:space="preserve"> </w:t>
+      </w:r>
+      <w:proofErr w:type="spellStart"/>
+      <w:r>
+        <w:t>những</w:t>
+      </w:r>
+      <w:proofErr w:type="spellEnd"/>
+      <w:r>
+        <w:t xml:space="preserve"> </w:t>
+      </w:r>
+      <w:proofErr w:type="spellStart"/>
+      <w:r>
+        <w:t>nhân</w:t>
+      </w:r>
+      <w:proofErr w:type="spellEnd"/>
+      <w:r>
+        <w:t xml:space="preserve"> </w:t>
+      </w:r>
+      <w:proofErr w:type="spellStart"/>
+      <w:r>
+        <w:t>viên</w:t>
+      </w:r>
+      <w:proofErr w:type="spellEnd"/>
+      <w:r>
+        <w:t xml:space="preserve"> </w:t>
+      </w:r>
+      <w:proofErr w:type="spellStart"/>
+      <w:r>
+        <w:t>khác</w:t>
+      </w:r>
+      <w:proofErr w:type="spellEnd"/>
+      <w:r>
+        <w:t xml:space="preserve"> </w:t>
+      </w:r>
+      <w:proofErr w:type="spellStart"/>
+      <w:r>
+        <w:t>nên</w:t>
+      </w:r>
+      <w:proofErr w:type="spellEnd"/>
+      <w:r>
+        <w:t xml:space="preserve"> </w:t>
+      </w:r>
+      <w:proofErr w:type="spellStart"/>
+      <w:r>
+        <w:t>chỉ</w:t>
+      </w:r>
+      <w:proofErr w:type="spellEnd"/>
+      <w:r>
+        <w:t xml:space="preserve"> </w:t>
+      </w:r>
+      <w:proofErr w:type="spellStart"/>
+      <w:r>
+        <w:t>thêm</w:t>
+      </w:r>
+      <w:proofErr w:type="spellEnd"/>
+      <w:r>
+        <w:t xml:space="preserve"> </w:t>
+      </w:r>
+      <w:proofErr w:type="spellStart"/>
+      <w:r>
+        <w:t>những</w:t>
+      </w:r>
+      <w:proofErr w:type="spellEnd"/>
+      <w:r>
+        <w:t xml:space="preserve"> </w:t>
+      </w:r>
+      <w:proofErr w:type="spellStart"/>
+      <w:r>
+        <w:t>dữ</w:t>
+      </w:r>
+      <w:proofErr w:type="spellEnd"/>
+      <w:r>
+        <w:t xml:space="preserve"> </w:t>
+      </w:r>
+      <w:proofErr w:type="spellStart"/>
+      <w:r>
+        <w:t>liệu</w:t>
+      </w:r>
+      <w:proofErr w:type="spellEnd"/>
+      <w:r>
+        <w:t xml:space="preserve"> </w:t>
+      </w:r>
+      <w:proofErr w:type="spellStart"/>
+      <w:r>
+        <w:t>mẫu</w:t>
+      </w:r>
+      <w:proofErr w:type="spellEnd"/>
+      <w:r>
+        <w:t xml:space="preserve"> </w:t>
+      </w:r>
+      <w:proofErr w:type="spellStart"/>
+      <w:r>
+        <w:t>vô</w:t>
+      </w:r>
+      <w:proofErr w:type="spellEnd"/>
+      <w:r>
+        <w:t xml:space="preserve"> </w:t>
+      </w:r>
+      <w:proofErr w:type="spellStart"/>
+      <w:r>
+        <w:t>các</w:t>
+      </w:r>
+      <w:proofErr w:type="spellEnd"/>
+      <w:r>
+        <w:t xml:space="preserve"> </w:t>
+      </w:r>
+      <w:proofErr w:type="spellStart"/>
+      <w:r>
+        <w:t>nhân</w:t>
+      </w:r>
+      <w:proofErr w:type="spellEnd"/>
+      <w:r>
+        <w:t xml:space="preserve"> </w:t>
+      </w:r>
+      <w:proofErr w:type="spellStart"/>
+      <w:r>
+        <w:t>viên</w:t>
+      </w:r>
+      <w:proofErr w:type="spellEnd"/>
+      <w:r>
+        <w:t xml:space="preserve"> </w:t>
+      </w:r>
+      <w:proofErr w:type="spellStart"/>
+      <w:r>
+        <w:t>khác</w:t>
+      </w:r>
+      <w:proofErr w:type="spellEnd"/>
+      <w:r>
+        <w:t xml:space="preserve"> </w:t>
+      </w:r>
+      <w:proofErr w:type="spellStart"/>
+      <w:r>
+        <w:t>và</w:t>
+      </w:r>
+      <w:proofErr w:type="spellEnd"/>
+      <w:r>
+        <w:t xml:space="preserve"> </w:t>
+      </w:r>
+      <w:proofErr w:type="spellStart"/>
+      <w:r>
+        <w:t>khi</w:t>
+      </w:r>
+      <w:proofErr w:type="spellEnd"/>
+      <w:r>
+        <w:t xml:space="preserve"> select chi </w:t>
+      </w:r>
+      <w:proofErr w:type="spellStart"/>
+      <w:r>
+        <w:t>tiết</w:t>
+      </w:r>
+      <w:proofErr w:type="spellEnd"/>
+      <w:r>
+        <w:t xml:space="preserve"> </w:t>
+      </w:r>
+      <w:proofErr w:type="spellStart"/>
+      <w:r>
+        <w:t>nhân</w:t>
+      </w:r>
+      <w:proofErr w:type="spellEnd"/>
+      <w:r>
+        <w:t xml:space="preserve"> </w:t>
+      </w:r>
+      <w:proofErr w:type="spellStart"/>
+      <w:r>
+        <w:t>viên</w:t>
+      </w:r>
+      <w:proofErr w:type="spellEnd"/>
+      <w:r>
+        <w:t xml:space="preserve"> </w:t>
+      </w:r>
+      <w:proofErr w:type="spellStart"/>
+      <w:r>
+        <w:t>đó</w:t>
+      </w:r>
+      <w:proofErr w:type="spellEnd"/>
+      <w:r>
+        <w:t xml:space="preserve"> </w:t>
+      </w:r>
+      <w:proofErr w:type="spellStart"/>
+      <w:r>
+        <w:t>thì</w:t>
+      </w:r>
+      <w:proofErr w:type="spellEnd"/>
+      <w:r>
+        <w:t xml:space="preserve"> </w:t>
+      </w:r>
+      <w:proofErr w:type="spellStart"/>
+      <w:r>
+        <w:t>dữ</w:t>
+      </w:r>
+      <w:proofErr w:type="spellEnd"/>
+      <w:r>
+        <w:t xml:space="preserve"> </w:t>
+      </w:r>
+      <w:proofErr w:type="spellStart"/>
+      <w:r>
+        <w:t>liệu</w:t>
+      </w:r>
+      <w:proofErr w:type="spellEnd"/>
+      <w:r>
+        <w:t xml:space="preserve"> </w:t>
+      </w:r>
+      <w:proofErr w:type="spellStart"/>
+      <w:r>
+        <w:t>dưới</w:t>
+      </w:r>
+      <w:proofErr w:type="spellEnd"/>
+      <w:r>
+        <w:t xml:space="preserve"> </w:t>
+      </w:r>
+      <w:r>
+        <w:t>Database</w:t>
+      </w:r>
+      <w:r>
+        <w:t xml:space="preserve"> </w:t>
+      </w:r>
+      <w:proofErr w:type="spellStart"/>
+      <w:r>
+        <w:t>Paradise_ITL</w:t>
+      </w:r>
+      <w:proofErr w:type="spellEnd"/>
+      <w:r>
+        <w:t xml:space="preserve"> </w:t>
+      </w:r>
+      <w:proofErr w:type="spellStart"/>
+      <w:r>
+        <w:t>nó</w:t>
+      </w:r>
+      <w:proofErr w:type="spellEnd"/>
+      <w:r>
+        <w:t xml:space="preserve"> </w:t>
+      </w:r>
+      <w:proofErr w:type="spellStart"/>
+      <w:r>
+        <w:t>truyền</w:t>
+      </w:r>
+      <w:proofErr w:type="spellEnd"/>
+      <w:r>
+        <w:t xml:space="preserve"> </w:t>
+      </w:r>
+      <w:proofErr w:type="spellStart"/>
+      <w:r>
+        <w:t>lên</w:t>
+      </w:r>
+      <w:proofErr w:type="spellEnd"/>
+      <w:r>
+        <w:t xml:space="preserve">, </w:t>
+      </w:r>
+      <w:proofErr w:type="spellStart"/>
+      <w:r>
+        <w:t>còn</w:t>
+      </w:r>
+      <w:proofErr w:type="spellEnd"/>
+      <w:r>
+        <w:t xml:space="preserve"> </w:t>
+      </w:r>
+      <w:proofErr w:type="spellStart"/>
+      <w:r>
+        <w:t>cái</w:t>
+      </w:r>
+      <w:proofErr w:type="spellEnd"/>
+      <w:r>
+        <w:t xml:space="preserve"> </w:t>
+      </w:r>
+      <w:proofErr w:type="spellStart"/>
+      <w:r>
         <w:t>phần</w:t>
       </w:r>
       <w:proofErr w:type="spellEnd"/>
       <w:r>
-        <w:rPr>
-          <w:rStyle w:val="HTMLCode"/>
-          <w:rFonts w:ascii="Times New Roman" w:hAnsi="Times New Roman" w:cs="Times New Roman"/>
-        </w:rPr>
-        <w:t xml:space="preserve"> </w:t>
-      </w:r>
-      <w:proofErr w:type="spellStart"/>
-      <w:r>
-        <w:rPr>
-          <w:rStyle w:val="HTMLCode"/>
-          <w:rFonts w:ascii="Times New Roman" w:hAnsi="Times New Roman" w:cs="Times New Roman"/>
-        </w:rPr>
-        <w:t>Thông</w:t>
-      </w:r>
-      <w:proofErr w:type="spellEnd"/>
-      <w:r>
-        <w:rPr>
-          <w:rStyle w:val="HTMLCode"/>
-          <w:rFonts w:ascii="Times New Roman" w:hAnsi="Times New Roman" w:cs="Times New Roman"/>
-        </w:rPr>
-        <w:t xml:space="preserve"> tin </w:t>
-      </w:r>
-      <w:proofErr w:type="spellStart"/>
-      <w:r>
-        <w:rPr>
-          <w:rStyle w:val="HTMLCode"/>
-          <w:rFonts w:ascii="Times New Roman" w:hAnsi="Times New Roman" w:cs="Times New Roman"/>
-        </w:rPr>
-        <w:t>hồ</w:t>
-      </w:r>
-      <w:proofErr w:type="spellEnd"/>
-      <w:r>
-        <w:rPr>
-          <w:rStyle w:val="HTMLCode"/>
-          <w:rFonts w:ascii="Times New Roman" w:hAnsi="Times New Roman" w:cs="Times New Roman"/>
-        </w:rPr>
-        <w:t xml:space="preserve"> </w:t>
-      </w:r>
-      <w:proofErr w:type="spellStart"/>
-      <w:r>
-        <w:rPr>
-          <w:rStyle w:val="HTMLCode"/>
-          <w:rFonts w:ascii="Times New Roman" w:hAnsi="Times New Roman" w:cs="Times New Roman"/>
-        </w:rPr>
-        <w:t>sơ</w:t>
-      </w:r>
-      <w:proofErr w:type="spellEnd"/>
-      <w:r>
-        <w:rPr>
-          <w:rStyle w:val="HTMLCode"/>
-          <w:rFonts w:ascii="Times New Roman" w:hAnsi="Times New Roman" w:cs="Times New Roman"/>
-        </w:rPr>
-        <w:t xml:space="preserve"> </w:t>
-      </w:r>
-      <w:proofErr w:type="spellStart"/>
-      <w:r>
-        <w:rPr>
-          <w:rStyle w:val="HTMLCode"/>
-          <w:rFonts w:ascii="Times New Roman" w:hAnsi="Times New Roman" w:cs="Times New Roman"/>
-        </w:rPr>
-        <w:t>của</w:t>
-      </w:r>
-      <w:proofErr w:type="spellEnd"/>
-      <w:r>
-        <w:rPr>
-          <w:rStyle w:val="HTMLCode"/>
-          <w:rFonts w:ascii="Times New Roman" w:hAnsi="Times New Roman" w:cs="Times New Roman"/>
-        </w:rPr>
-        <w:t xml:space="preserve"> form popup </w:t>
-      </w:r>
-      <w:proofErr w:type="spellStart"/>
-      <w:r>
-        <w:rPr>
-          <w:rStyle w:val="HTMLCode"/>
-          <w:rFonts w:ascii="Times New Roman" w:hAnsi="Times New Roman" w:cs="Times New Roman"/>
-        </w:rPr>
-        <w:t>để</w:t>
+        <w:t xml:space="preserve"> </w:t>
+      </w:r>
+      <w:proofErr w:type="spellStart"/>
+      <w:r>
+        <w:t>tôi</w:t>
+      </w:r>
+      <w:proofErr w:type="spellEnd"/>
+      <w:r>
+        <w:t xml:space="preserve"> </w:t>
+      </w:r>
+      <w:proofErr w:type="spellStart"/>
+      <w:r>
+        <w:t>ghi</w:t>
+      </w:r>
+      <w:proofErr w:type="spellEnd"/>
+      <w:r>
+        <w:t xml:space="preserve"> chi </w:t>
+      </w:r>
+      <w:proofErr w:type="spellStart"/>
+      <w:r>
+        <w:t>tiết</w:t>
       </w:r>
       <w:proofErr w:type="spellEnd"/>
       <w:r>
@@ -992,39 +2693,15 @@
       </w:r>
       <w:proofErr w:type="spellStart"/>
       <w:r>
-        <w:t>công</w:t>
-      </w:r>
-      <w:proofErr w:type="spellEnd"/>
-      <w:r>
-        <w:t xml:space="preserve"> </w:t>
-      </w:r>
-      <w:proofErr w:type="spellStart"/>
-      <w:r>
-        <w:t>nhân</w:t>
-      </w:r>
-      <w:proofErr w:type="spellEnd"/>
-      <w:r>
-        <w:t xml:space="preserve"> </w:t>
-      </w:r>
-      <w:proofErr w:type="spellStart"/>
-      <w:r>
-        <w:t>họ</w:t>
-      </w:r>
-      <w:proofErr w:type="spellEnd"/>
-      <w:r>
-        <w:t xml:space="preserve"> </w:t>
-      </w:r>
-      <w:proofErr w:type="spellStart"/>
-      <w:r>
-        <w:t>có</w:t>
-      </w:r>
-      <w:proofErr w:type="spellEnd"/>
-      <w:r>
-        <w:t xml:space="preserve"> </w:t>
-      </w:r>
-      <w:proofErr w:type="spellStart"/>
-      <w:r>
-        <w:t>thể</w:t>
+        <w:t>từng</w:t>
+      </w:r>
+      <w:proofErr w:type="spellEnd"/>
+      <w:r>
+        <w:t xml:space="preserve"> tab </w:t>
+      </w:r>
+      <w:proofErr w:type="spellStart"/>
+      <w:r>
+        <w:t>bạn</w:t>
       </w:r>
       <w:proofErr w:type="spellEnd"/>
       <w:r>
@@ -1036,55 +2713,79 @@
       </w:r>
       <w:proofErr w:type="spellEnd"/>
       <w:r>
-        <w:t xml:space="preserve"> ai </w:t>
-      </w:r>
-      <w:proofErr w:type="spellStart"/>
-      <w:r>
-        <w:t>là</w:t>
-      </w:r>
-      <w:proofErr w:type="spellEnd"/>
-      <w:r>
-        <w:t xml:space="preserve"> </w:t>
-      </w:r>
-      <w:proofErr w:type="spellStart"/>
-      <w:r>
-        <w:t>người</w:t>
-      </w:r>
-      <w:proofErr w:type="spellEnd"/>
-      <w:r>
-        <w:t xml:space="preserve"> </w:t>
-      </w:r>
-      <w:proofErr w:type="spellStart"/>
-      <w:r>
-        <w:t>đào</w:t>
-      </w:r>
-      <w:proofErr w:type="spellEnd"/>
-      <w:r>
-        <w:t xml:space="preserve"> </w:t>
-      </w:r>
-      <w:proofErr w:type="spellStart"/>
-      <w:r>
-        <w:t>tạo</w:t>
-      </w:r>
-      <w:proofErr w:type="spellEnd"/>
-      <w:r>
-        <w:t xml:space="preserve">/training </w:t>
-      </w:r>
-      <w:proofErr w:type="spellStart"/>
-      <w:r>
-        <w:t>họ</w:t>
-      </w:r>
-      <w:proofErr w:type="spellEnd"/>
-      <w:r>
-        <w:t xml:space="preserve">, </w:t>
-      </w:r>
-      <w:proofErr w:type="spellStart"/>
-      <w:r>
-        <w:t>nếu</w:t>
-      </w:r>
-      <w:proofErr w:type="spellEnd"/>
-      <w:r>
-        <w:t xml:space="preserve"> Null </w:t>
+        <w:t xml:space="preserve"> </w:t>
+      </w:r>
+      <w:proofErr w:type="spellStart"/>
+      <w:r>
+        <w:t>cái</w:t>
+      </w:r>
+      <w:proofErr w:type="spellEnd"/>
+      <w:r>
+        <w:t xml:space="preserve"> </w:t>
+      </w:r>
+      <w:proofErr w:type="spellStart"/>
+      <w:r>
+        <w:t>nào</w:t>
+      </w:r>
+      <w:proofErr w:type="spellEnd"/>
+      <w:r>
+        <w:t xml:space="preserve"> </w:t>
+      </w:r>
+      <w:proofErr w:type="spellStart"/>
+      <w:r>
+        <w:t>áp</w:t>
+      </w:r>
+      <w:proofErr w:type="spellEnd"/>
+      <w:r>
+        <w:t xml:space="preserve"> </w:t>
+      </w:r>
+      <w:proofErr w:type="spellStart"/>
+      <w:r>
+        <w:t>dụng</w:t>
+      </w:r>
+      <w:proofErr w:type="spellEnd"/>
+      <w:r>
+        <w:t xml:space="preserve"> </w:t>
+      </w:r>
+      <w:proofErr w:type="spellStart"/>
+      <w:r>
+        <w:t>được</w:t>
+      </w:r>
+      <w:proofErr w:type="spellEnd"/>
+      <w:r>
+        <w:t xml:space="preserve"> </w:t>
+      </w:r>
+      <w:proofErr w:type="spellStart"/>
+      <w:r>
+        <w:t>cho</w:t>
+      </w:r>
+      <w:proofErr w:type="spellEnd"/>
+      <w:r>
+        <w:t xml:space="preserve"> </w:t>
+      </w:r>
+      <w:proofErr w:type="spellStart"/>
+      <w:r>
+        <w:t>cái</w:t>
+      </w:r>
+      <w:proofErr w:type="spellEnd"/>
+      <w:r>
+        <w:t xml:space="preserve"> note </w:t>
+      </w:r>
+      <w:proofErr w:type="spellStart"/>
+      <w:r>
+        <w:t>lưu</w:t>
+      </w:r>
+      <w:proofErr w:type="spellEnd"/>
+      <w:r>
+        <w:t xml:space="preserve"> ý </w:t>
+      </w:r>
+      <w:proofErr w:type="spellStart"/>
+      <w:r>
+        <w:t>này</w:t>
+      </w:r>
+      <w:proofErr w:type="spellEnd"/>
+      <w:r>
+        <w:t xml:space="preserve"> </w:t>
       </w:r>
       <w:proofErr w:type="spellStart"/>
       <w:r>
@@ -1096,41 +2797,44 @@
       </w:r>
       <w:proofErr w:type="spellStart"/>
       <w:r>
-        <w:t>không</w:t>
-      </w:r>
-      <w:proofErr w:type="spellEnd"/>
-      <w:r>
-        <w:t xml:space="preserve"> </w:t>
-      </w:r>
-      <w:proofErr w:type="spellStart"/>
-      <w:r>
-        <w:t>hiển</w:t>
-      </w:r>
-      <w:proofErr w:type="spellEnd"/>
-      <w:r>
-        <w:t xml:space="preserve"> </w:t>
-      </w:r>
-      <w:proofErr w:type="spellStart"/>
-      <w:r>
-        <w:t>thị</w:t>
-      </w:r>
-      <w:proofErr w:type="spellEnd"/>
-      <w:r>
-        <w:t xml:space="preserve"> </w:t>
-      </w:r>
-      <w:proofErr w:type="spellStart"/>
-      <w:r>
-        <w:t>hai</w:t>
-      </w:r>
-      <w:proofErr w:type="spellEnd"/>
-      <w:r>
-        <w:t xml:space="preserve"> field </w:t>
-      </w:r>
-      <w:proofErr w:type="spellStart"/>
-      <w:r>
-        <w:t>này</w:t>
-      </w:r>
-      <w:proofErr w:type="spellEnd"/>
+        <w:t>bạn</w:t>
+      </w:r>
+      <w:proofErr w:type="spellEnd"/>
+      <w:r>
+        <w:t xml:space="preserve"> </w:t>
+      </w:r>
+      <w:proofErr w:type="spellStart"/>
+      <w:r>
+        <w:t>cập</w:t>
+      </w:r>
+      <w:proofErr w:type="spellEnd"/>
+      <w:r>
+        <w:t xml:space="preserve"> </w:t>
+      </w:r>
+      <w:proofErr w:type="spellStart"/>
+      <w:r>
+        <w:t>nhật</w:t>
+      </w:r>
+      <w:proofErr w:type="spellEnd"/>
+      <w:r>
+        <w:t xml:space="preserve"> </w:t>
+      </w:r>
+      <w:proofErr w:type="spellStart"/>
+      <w:r>
+        <w:t>giúp</w:t>
+      </w:r>
+      <w:proofErr w:type="spellEnd"/>
+      <w:r>
+        <w:t xml:space="preserve"> </w:t>
+      </w:r>
+      <w:proofErr w:type="spellStart"/>
+      <w:r>
+        <w:t>tôi</w:t>
+      </w:r>
+      <w:proofErr w:type="spellEnd"/>
+      <w:r>
+        <w:t xml:space="preserve"> </w:t>
+      </w:r>
     </w:p>
     <w:p>
       <w:pPr>
@@ -1140,178 +2844,6 @@
           <w:numId w:val="2"/>
         </w:numPr>
       </w:pPr>
-      <w:r>
-        <w:t xml:space="preserve">PIC </w:t>
-      </w:r>
-      <w:proofErr w:type="spellStart"/>
-      <w:r>
-        <w:t>chấm</w:t>
-      </w:r>
-      <w:proofErr w:type="spellEnd"/>
-      <w:r>
-        <w:t xml:space="preserve"> </w:t>
-      </w:r>
-      <w:proofErr w:type="spellStart"/>
-      <w:r>
-        <w:t>công</w:t>
-      </w:r>
-      <w:proofErr w:type="spellEnd"/>
-      <w:r>
-        <w:t xml:space="preserve"> </w:t>
-      </w:r>
-      <w:proofErr w:type="spellStart"/>
-      <w:r>
-        <w:t>hiện</w:t>
-      </w:r>
-      <w:proofErr w:type="spellEnd"/>
-      <w:r>
-        <w:t xml:space="preserve"> </w:t>
-      </w:r>
-      <w:proofErr w:type="spellStart"/>
-      <w:r>
-        <w:t>tại</w:t>
-      </w:r>
-      <w:proofErr w:type="spellEnd"/>
-      <w:r>
-        <w:t xml:space="preserve"> </w:t>
-      </w:r>
-      <w:proofErr w:type="spellStart"/>
-      <w:r>
-        <w:t>đang</w:t>
-      </w:r>
-      <w:proofErr w:type="spellEnd"/>
-      <w:r>
-        <w:t xml:space="preserve"> fix </w:t>
-      </w:r>
-      <w:proofErr w:type="spellStart"/>
-      <w:r>
-        <w:t>cứng</w:t>
-      </w:r>
-      <w:proofErr w:type="spellEnd"/>
-      <w:r>
-        <w:t xml:space="preserve">. </w:t>
-      </w:r>
-      <w:proofErr w:type="spellStart"/>
-      <w:r>
-        <w:t>Vì</w:t>
-      </w:r>
-      <w:proofErr w:type="spellEnd"/>
-      <w:r>
-        <w:t xml:space="preserve"> </w:t>
-      </w:r>
-      <w:proofErr w:type="spellStart"/>
-      <w:r>
-        <w:t>chưa</w:t>
-      </w:r>
-      <w:proofErr w:type="spellEnd"/>
-      <w:r>
-        <w:t xml:space="preserve"> </w:t>
-      </w:r>
-      <w:proofErr w:type="spellStart"/>
-      <w:r>
-        <w:t>có</w:t>
-      </w:r>
-      <w:proofErr w:type="spellEnd"/>
-      <w:r>
-        <w:t xml:space="preserve"> </w:t>
-      </w:r>
-      <w:proofErr w:type="spellStart"/>
-      <w:r>
-        <w:t>thông</w:t>
-      </w:r>
-      <w:proofErr w:type="spellEnd"/>
-      <w:r>
-        <w:t xml:space="preserve"> tin ai </w:t>
-      </w:r>
-      <w:proofErr w:type="spellStart"/>
-      <w:r>
-        <w:t>chấm</w:t>
-      </w:r>
-      <w:proofErr w:type="spellEnd"/>
-      <w:r>
-        <w:t xml:space="preserve"> </w:t>
-      </w:r>
-      <w:proofErr w:type="spellStart"/>
-      <w:r>
-        <w:t>công</w:t>
-      </w:r>
-      <w:proofErr w:type="spellEnd"/>
-      <w:r>
-        <w:t xml:space="preserve"> </w:t>
-      </w:r>
-      <w:proofErr w:type="spellStart"/>
-      <w:r>
-        <w:t>của</w:t>
-      </w:r>
-      <w:proofErr w:type="spellEnd"/>
-      <w:r>
-        <w:t xml:space="preserve"> </w:t>
-      </w:r>
-      <w:proofErr w:type="spellStart"/>
-      <w:r>
-        <w:t>nhân</w:t>
-      </w:r>
-      <w:proofErr w:type="spellEnd"/>
-      <w:r>
-        <w:t xml:space="preserve"> </w:t>
-      </w:r>
-      <w:proofErr w:type="spellStart"/>
-      <w:r>
-        <w:t>viên</w:t>
-      </w:r>
-      <w:proofErr w:type="spellEnd"/>
-      <w:r>
-        <w:t xml:space="preserve"> </w:t>
-      </w:r>
-      <w:proofErr w:type="spellStart"/>
-      <w:r>
-        <w:t>đó</w:t>
-      </w:r>
-      <w:proofErr w:type="spellEnd"/>
-      <w:r>
-        <w:t xml:space="preserve"> </w:t>
-      </w:r>
-      <w:proofErr w:type="spellStart"/>
-      <w:r>
-        <w:t>nên</w:t>
-      </w:r>
-      <w:proofErr w:type="spellEnd"/>
-      <w:r>
-        <w:t xml:space="preserve"> </w:t>
-      </w:r>
-      <w:proofErr w:type="spellStart"/>
-      <w:r>
-        <w:t>tạm</w:t>
-      </w:r>
-      <w:proofErr w:type="spellEnd"/>
-      <w:r>
-        <w:t xml:space="preserve"> fix </w:t>
-      </w:r>
-      <w:proofErr w:type="spellStart"/>
-      <w:r>
-        <w:t>cứng</w:t>
-      </w:r>
-      <w:proofErr w:type="spellEnd"/>
-      <w:r>
-        <w:t xml:space="preserve"> </w:t>
-      </w:r>
-      <w:proofErr w:type="spellStart"/>
-      <w:r>
-        <w:t>là</w:t>
-      </w:r>
-      <w:proofErr w:type="spellEnd"/>
-      <w:r>
-        <w:t xml:space="preserve"> Team Leader.</w:t>
-      </w:r>
-    </w:p>
-    <w:p>
-      <w:pPr>
-        <w:pStyle w:val="NormalWeb"/>
-        <w:numPr>
-          <w:ilvl w:val="0"/>
-          <w:numId w:val="2"/>
-        </w:numPr>
-      </w:pPr>
       <w:proofErr w:type="spellStart"/>
       <w:r>
         <w:t>Lịch</w:t>
@@ -1712,8 +3244,11 @@
         <w:pStyle w:val="NormalWeb"/>
       </w:pPr>
       <w:r>
+        <w:rPr>
+          <w:noProof/>
+        </w:rPr>
         <w:drawing>
-          <wp:anchor distT="0" distB="0" distL="114300" distR="114300" simplePos="0" relativeHeight="251658240" behindDoc="0" locked="0" layoutInCell="1" allowOverlap="1" wp14:anchorId="68A4FA23">
+          <wp:anchor distT="0" distB="0" distL="114300" distR="114300" simplePos="0" relativeHeight="251659264" behindDoc="0" locked="0" layoutInCell="1" allowOverlap="1" wp14:anchorId="39AC2F64" wp14:editId="1DA2F349">
             <wp:simplePos x="0" y="0"/>
             <wp:positionH relativeFrom="margin">
               <wp:align>right</wp:align>
@@ -1736,7 +3271,7 @@
                     <pic:cNvPicPr/>
                   </pic:nvPicPr>
                   <pic:blipFill>
-                    <a:blip r:embed="rId5" cstate="print">
+                    <a:blip r:embed="rId6" cstate="print">
                       <a:extLst>
                         <a:ext uri="{28A0092B-C50C-407E-A947-70E740481C1C}">
                           <a14:useLocalDpi xmlns:a14="http://schemas.microsoft.com/office/drawing/2010/main" val="0"/>
@@ -2235,54 +3770,14 @@
         <w:pStyle w:val="NormalWeb"/>
       </w:pPr>
       <w:r>
-        <w:lastRenderedPageBreak/>
+        <w:rPr>
+          <w:noProof/>
+        </w:rPr>
         <w:drawing>
-          <wp:inline distT="0" distB="0" distL="0" distR="0" wp14:anchorId="1E5F8EFE" wp14:editId="07A7D592">
+          <wp:inline distT="0" distB="0" distL="0" distR="0" wp14:anchorId="0F5BF6D6" wp14:editId="561935E0">
             <wp:extent cx="5943600" cy="1461135"/>
             <wp:effectExtent l="0" t="0" r="0" b="5715"/>
             <wp:docPr id="2" name="Picture 2"/>
-            <wp:cNvGraphicFramePr>
-              <a:graphicFrameLocks xmlns:a="http://schemas.openxmlformats.org/drawingml/2006/main" noChangeAspect="1"/>
-            </wp:cNvGraphicFramePr>
-            <a:graphic xmlns:a="http://schemas.openxmlformats.org/drawingml/2006/main">
-              <a:graphicData uri="http://schemas.openxmlformats.org/drawingml/2006/picture">
-                <pic:pic xmlns:pic="http://schemas.openxmlformats.org/drawingml/2006/picture">
-                  <pic:nvPicPr>
-                    <pic:cNvPr id="1" name=""/>
-                    <pic:cNvPicPr/>
-                  </pic:nvPicPr>
-                  <pic:blipFill>
-                    <a:blip r:embed="rId6"/>
-                    <a:stretch>
-                      <a:fillRect/>
-                    </a:stretch>
-                  </pic:blipFill>
-                  <pic:spPr>
-                    <a:xfrm>
-                      <a:off x="0" y="0"/>
-                      <a:ext cx="5943600" cy="1461135"/>
-                    </a:xfrm>
-                    <a:prstGeom prst="rect">
-                      <a:avLst/>
-                    </a:prstGeom>
-                  </pic:spPr>
-                </pic:pic>
-              </a:graphicData>
-            </a:graphic>
-          </wp:inline>
-        </w:drawing>
-      </w:r>
-    </w:p>
-    <w:p>
-      <w:pPr>
-        <w:pStyle w:val="NormalWeb"/>
-      </w:pPr>
-      <w:r>
-        <w:drawing>
-          <wp:inline distT="0" distB="0" distL="0" distR="0" wp14:anchorId="7A5C0065" wp14:editId="0118A712">
-            <wp:extent cx="5943600" cy="2927350"/>
-            <wp:effectExtent l="0" t="0" r="0" b="6350"/>
-            <wp:docPr id="3" name="Picture 3"/>
             <wp:cNvGraphicFramePr>
               <a:graphicFrameLocks xmlns:a="http://schemas.openxmlformats.org/drawingml/2006/main" noChangeAspect="1"/>
             </wp:cNvGraphicFramePr>
@@ -2302,7 +3797,7 @@
                   <pic:spPr>
                     <a:xfrm>
                       <a:off x="0" y="0"/>
-                      <a:ext cx="5943600" cy="2927350"/>
+                      <a:ext cx="5943600" cy="1461135"/>
                     </a:xfrm>
                     <a:prstGeom prst="rect">
                       <a:avLst/>
@@ -2314,502 +3809,21 @@
           </wp:inline>
         </w:drawing>
       </w:r>
-      <w:r>
-        <w:br/>
-      </w:r>
-      <w:r>
-        <w:br/>
-      </w:r>
     </w:p>
     <w:p>
       <w:pPr>
         <w:pStyle w:val="NormalWeb"/>
-        <w:numPr>
-          <w:ilvl w:val="0"/>
-          <w:numId w:val="3"/>
-        </w:numPr>
       </w:pPr>
       <w:r>
-        <w:t xml:space="preserve">Popup </w:t>
-      </w:r>
-      <w:proofErr w:type="spellStart"/>
-      <w:r>
-        <w:t>sửa</w:t>
-      </w:r>
-      <w:proofErr w:type="spellEnd"/>
-      <w:r>
-        <w:t xml:space="preserve"> Ca </w:t>
-      </w:r>
-      <w:proofErr w:type="spellStart"/>
-      <w:r>
-        <w:t>làm</w:t>
-      </w:r>
-      <w:proofErr w:type="spellEnd"/>
-      <w:r>
-        <w:t xml:space="preserve"> </w:t>
-      </w:r>
-      <w:proofErr w:type="spellStart"/>
-      <w:r>
-        <w:t>việc</w:t>
-      </w:r>
-      <w:proofErr w:type="spellEnd"/>
-      <w:r>
-        <w:t xml:space="preserve">: </w:t>
-      </w:r>
-      <w:r>
-        <w:br/>
-        <w:t xml:space="preserve">- </w:t>
-      </w:r>
-      <w:proofErr w:type="spellStart"/>
-      <w:r>
-        <w:t>Tạo</w:t>
-      </w:r>
-      <w:proofErr w:type="spellEnd"/>
-      <w:r>
-        <w:t xml:space="preserve"> 1 </w:t>
-      </w:r>
-      <w:proofErr w:type="spellStart"/>
-      <w:r>
-        <w:t>cái</w:t>
-      </w:r>
-      <w:proofErr w:type="spellEnd"/>
-      <w:r>
-        <w:t xml:space="preserve"> control </w:t>
-      </w:r>
-      <w:proofErr w:type="spellStart"/>
-      <w:r>
-        <w:t>cho</w:t>
-      </w:r>
-      <w:proofErr w:type="spellEnd"/>
-      <w:r>
-        <w:t xml:space="preserve"> 4 </w:t>
-      </w:r>
-      <w:proofErr w:type="spellStart"/>
-      <w:r>
-        <w:t>cái</w:t>
-      </w:r>
-      <w:proofErr w:type="spellEnd"/>
-      <w:r>
-        <w:t xml:space="preserve"> </w:t>
-      </w:r>
-      <w:proofErr w:type="spellStart"/>
-      <w:r>
-        <w:t>nút</w:t>
-      </w:r>
-      <w:proofErr w:type="spellEnd"/>
-      <w:r>
-        <w:t xml:space="preserve"> input </w:t>
-      </w:r>
-      <w:proofErr w:type="spellStart"/>
-      <w:r>
-        <w:t>tên</w:t>
-      </w:r>
-      <w:proofErr w:type="spellEnd"/>
-      <w:r>
-        <w:t xml:space="preserve"> </w:t>
-      </w:r>
-      <w:proofErr w:type="spellStart"/>
-      <w:r>
-        <w:t>là</w:t>
-      </w:r>
-      <w:proofErr w:type="spellEnd"/>
-      <w:r>
-        <w:t xml:space="preserve"> Ca </w:t>
-      </w:r>
-      <w:proofErr w:type="spellStart"/>
-      <w:r>
-        <w:t>làm</w:t>
-      </w:r>
-      <w:proofErr w:type="spellEnd"/>
-      <w:r>
-        <w:t xml:space="preserve"> </w:t>
-      </w:r>
-      <w:proofErr w:type="spellStart"/>
-      <w:r>
-        <w:t>việc</w:t>
-      </w:r>
-      <w:proofErr w:type="spellEnd"/>
-      <w:r>
-        <w:t xml:space="preserve"> </w:t>
-      </w:r>
-      <w:proofErr w:type="spellStart"/>
-      <w:r>
-        <w:t>kiểu</w:t>
-      </w:r>
-      <w:proofErr w:type="spellEnd"/>
-      <w:r>
-        <w:t xml:space="preserve"> control (</w:t>
-      </w:r>
-      <w:proofErr w:type="spellStart"/>
-      <w:r>
-        <w:t>hpaControlSelectbox</w:t>
-      </w:r>
-      <w:proofErr w:type="spellEnd"/>
-      <w:r>
-        <w:t xml:space="preserve">), </w:t>
-      </w:r>
-      <w:proofErr w:type="spellStart"/>
-      <w:r>
-        <w:t>Giờ</w:t>
-      </w:r>
-      <w:proofErr w:type="spellEnd"/>
-      <w:r>
-        <w:t xml:space="preserve"> </w:t>
-      </w:r>
-      <w:proofErr w:type="spellStart"/>
-      <w:r>
-        <w:t>bắt</w:t>
-      </w:r>
-      <w:proofErr w:type="spellEnd"/>
-      <w:r>
-        <w:t xml:space="preserve"> </w:t>
-      </w:r>
-      <w:proofErr w:type="spellStart"/>
-      <w:r>
-        <w:t>đầu</w:t>
-      </w:r>
-      <w:proofErr w:type="spellEnd"/>
-      <w:r>
-        <w:t xml:space="preserve"> </w:t>
-      </w:r>
-      <w:proofErr w:type="spellStart"/>
-      <w:r>
-        <w:t>và</w:t>
-      </w:r>
-      <w:proofErr w:type="spellEnd"/>
-      <w:r>
-        <w:t xml:space="preserve"> </w:t>
-      </w:r>
-      <w:proofErr w:type="spellStart"/>
-      <w:r>
-        <w:t>giờ</w:t>
-      </w:r>
-      <w:proofErr w:type="spellEnd"/>
-      <w:r>
-        <w:t xml:space="preserve"> </w:t>
-      </w:r>
-      <w:proofErr w:type="spellStart"/>
-      <w:r>
-        <w:t>kết</w:t>
-      </w:r>
-      <w:proofErr w:type="spellEnd"/>
-      <w:r>
-        <w:t xml:space="preserve"> </w:t>
-      </w:r>
-      <w:proofErr w:type="spellStart"/>
-      <w:r>
-        <w:t>thúc</w:t>
-      </w:r>
-      <w:proofErr w:type="spellEnd"/>
-      <w:r>
-        <w:t xml:space="preserve"> </w:t>
-      </w:r>
-      <w:proofErr w:type="spellStart"/>
-      <w:r>
-        <w:t>sử</w:t>
-      </w:r>
-      <w:proofErr w:type="spellEnd"/>
-      <w:r>
-        <w:t xml:space="preserve"> </w:t>
-      </w:r>
-      <w:proofErr w:type="spellStart"/>
-      <w:r>
-        <w:t>dụng</w:t>
-      </w:r>
-      <w:proofErr w:type="spellEnd"/>
-      <w:r>
-        <w:t xml:space="preserve"> control (</w:t>
-      </w:r>
-      <w:proofErr w:type="spellStart"/>
-      <w:r>
-        <w:t>hpaControlDateTime</w:t>
-      </w:r>
-      <w:proofErr w:type="spellEnd"/>
-      <w:r>
-        <w:t xml:space="preserve">), </w:t>
-      </w:r>
-      <w:proofErr w:type="spellStart"/>
-      <w:r>
-        <w:t>vị</w:t>
-      </w:r>
-      <w:proofErr w:type="spellEnd"/>
-      <w:r>
-        <w:t xml:space="preserve"> </w:t>
-      </w:r>
-      <w:proofErr w:type="spellStart"/>
-      <w:r>
-        <w:t>trí</w:t>
-      </w:r>
-      <w:proofErr w:type="spellEnd"/>
-      <w:r>
-        <w:t xml:space="preserve"> </w:t>
-      </w:r>
-      <w:proofErr w:type="spellStart"/>
-      <w:r>
-        <w:t>máy</w:t>
-      </w:r>
-      <w:proofErr w:type="spellEnd"/>
-      <w:r>
-        <w:t xml:space="preserve"> </w:t>
-      </w:r>
-      <w:proofErr w:type="spellStart"/>
-      <w:r>
-        <w:t>sử</w:t>
-      </w:r>
-      <w:proofErr w:type="spellEnd"/>
-      <w:r>
-        <w:t xml:space="preserve"> </w:t>
-      </w:r>
-      <w:proofErr w:type="spellStart"/>
-      <w:r>
-        <w:t>dụng</w:t>
-      </w:r>
-      <w:proofErr w:type="spellEnd"/>
-      <w:r>
-        <w:t xml:space="preserve"> control Text (</w:t>
-      </w:r>
-      <w:proofErr w:type="spellStart"/>
-      <w:r>
-        <w:t>hpaControlText</w:t>
-      </w:r>
-      <w:proofErr w:type="spellEnd"/>
-      <w:r>
-        <w:t>)</w:t>
-      </w:r>
-      <w:r>
-        <w:br/>
-        <w:t xml:space="preserve">- </w:t>
-      </w:r>
-      <w:proofErr w:type="spellStart"/>
-      <w:r>
-        <w:t>Tạo</w:t>
-      </w:r>
-      <w:proofErr w:type="spellEnd"/>
-      <w:r>
-        <w:t xml:space="preserve"> 1 </w:t>
-      </w:r>
-      <w:proofErr w:type="spellStart"/>
-      <w:r>
-        <w:t>thủ</w:t>
-      </w:r>
-      <w:proofErr w:type="spellEnd"/>
-      <w:r>
-        <w:t xml:space="preserve"> </w:t>
-      </w:r>
-      <w:proofErr w:type="spellStart"/>
-      <w:r>
-        <w:t>tục</w:t>
-      </w:r>
-      <w:proofErr w:type="spellEnd"/>
-      <w:r>
-        <w:t xml:space="preserve"> </w:t>
-      </w:r>
-      <w:proofErr w:type="spellStart"/>
-      <w:r>
-        <w:t>để</w:t>
-      </w:r>
-      <w:proofErr w:type="spellEnd"/>
-      <w:r>
-        <w:t xml:space="preserve"> load </w:t>
-      </w:r>
-      <w:proofErr w:type="spellStart"/>
-      <w:r>
-        <w:t>DatasourceSP</w:t>
-      </w:r>
-      <w:proofErr w:type="spellEnd"/>
-      <w:r>
-        <w:t xml:space="preserve"> </w:t>
-      </w:r>
-      <w:proofErr w:type="spellStart"/>
-      <w:r>
-        <w:t>để</w:t>
-      </w:r>
-      <w:proofErr w:type="spellEnd"/>
-      <w:r>
-        <w:t xml:space="preserve"> load 4 </w:t>
-      </w:r>
-      <w:proofErr w:type="spellStart"/>
-      <w:r>
-        <w:t>cột</w:t>
-      </w:r>
-      <w:proofErr w:type="spellEnd"/>
-      <w:r>
-        <w:t xml:space="preserve"> </w:t>
-      </w:r>
-      <w:proofErr w:type="spellStart"/>
-      <w:r>
-        <w:t>này</w:t>
-      </w:r>
-      <w:proofErr w:type="spellEnd"/>
-      <w:r>
-        <w:t xml:space="preserve"> </w:t>
-      </w:r>
-      <w:proofErr w:type="spellStart"/>
-      <w:r>
-        <w:t>và</w:t>
-      </w:r>
-      <w:proofErr w:type="spellEnd"/>
-      <w:r>
-        <w:t xml:space="preserve"> </w:t>
-      </w:r>
-      <w:proofErr w:type="spellStart"/>
-      <w:r>
-        <w:t>gán</w:t>
-      </w:r>
-      <w:proofErr w:type="spellEnd"/>
-      <w:r>
-        <w:t xml:space="preserve"> UID </w:t>
-      </w:r>
-      <w:proofErr w:type="spellStart"/>
-      <w:r>
-        <w:t>vào</w:t>
-      </w:r>
-      <w:proofErr w:type="spellEnd"/>
-      <w:r>
-        <w:t xml:space="preserve"> </w:t>
-      </w:r>
-      <w:proofErr w:type="spellStart"/>
-      <w:r>
-        <w:t>từng</w:t>
-      </w:r>
-      <w:proofErr w:type="spellEnd"/>
-      <w:r>
-        <w:t xml:space="preserve"> input type </w:t>
-      </w:r>
-      <w:proofErr w:type="spellStart"/>
-      <w:r>
-        <w:t>của</w:t>
-      </w:r>
-      <w:proofErr w:type="spellEnd"/>
-      <w:r>
-        <w:t xml:space="preserve"> 4 field Ca </w:t>
-      </w:r>
-      <w:proofErr w:type="spellStart"/>
-      <w:r>
-        <w:t>làm</w:t>
-      </w:r>
-      <w:proofErr w:type="spellEnd"/>
-      <w:r>
-        <w:t xml:space="preserve"> </w:t>
-      </w:r>
-      <w:proofErr w:type="spellStart"/>
-      <w:r>
-        <w:t>việc</w:t>
-      </w:r>
-      <w:proofErr w:type="spellEnd"/>
-      <w:r>
-        <w:t xml:space="preserve">, </w:t>
-      </w:r>
-      <w:proofErr w:type="spellStart"/>
-      <w:r>
-        <w:t>Giờ</w:t>
-      </w:r>
-      <w:proofErr w:type="spellEnd"/>
-      <w:r>
-        <w:t xml:space="preserve"> </w:t>
-      </w:r>
-      <w:proofErr w:type="spellStart"/>
-      <w:r>
-        <w:t>bắt</w:t>
-      </w:r>
-      <w:proofErr w:type="spellEnd"/>
-      <w:r>
-        <w:t xml:space="preserve"> </w:t>
-      </w:r>
-      <w:proofErr w:type="spellStart"/>
-      <w:r>
-        <w:t>đầu</w:t>
-      </w:r>
-      <w:proofErr w:type="spellEnd"/>
-      <w:r>
-        <w:t xml:space="preserve">, </w:t>
-      </w:r>
-      <w:proofErr w:type="spellStart"/>
-      <w:r>
-        <w:t>giờ</w:t>
-      </w:r>
-      <w:proofErr w:type="spellEnd"/>
-      <w:r>
-        <w:t xml:space="preserve"> </w:t>
-      </w:r>
-      <w:proofErr w:type="spellStart"/>
-      <w:r>
-        <w:t>kết</w:t>
-      </w:r>
-      <w:proofErr w:type="spellEnd"/>
-      <w:r>
-        <w:t xml:space="preserve"> </w:t>
-      </w:r>
-      <w:proofErr w:type="spellStart"/>
-      <w:r>
-        <w:t>thúc</w:t>
-      </w:r>
-      <w:proofErr w:type="spellEnd"/>
-      <w:r>
-        <w:t xml:space="preserve"> </w:t>
-      </w:r>
-      <w:proofErr w:type="spellStart"/>
-      <w:r>
-        <w:t>và</w:t>
-      </w:r>
-      <w:proofErr w:type="spellEnd"/>
-      <w:r>
-        <w:t xml:space="preserve"> </w:t>
-      </w:r>
-      <w:proofErr w:type="spellStart"/>
-      <w:r>
-        <w:t>vị</w:t>
-      </w:r>
-      <w:proofErr w:type="spellEnd"/>
-      <w:r>
-        <w:t xml:space="preserve"> </w:t>
-      </w:r>
-      <w:proofErr w:type="spellStart"/>
-      <w:r>
-        <w:t>trí</w:t>
-      </w:r>
-      <w:proofErr w:type="spellEnd"/>
-      <w:r>
-        <w:t xml:space="preserve"> </w:t>
-      </w:r>
-      <w:proofErr w:type="spellStart"/>
-      <w:r>
-        <w:t>máy</w:t>
-      </w:r>
-      <w:proofErr w:type="spellEnd"/>
-      <w:r>
-        <w:t xml:space="preserve"> </w:t>
-      </w:r>
-      <w:proofErr w:type="spellStart"/>
-      <w:r>
-        <w:t>sử</w:t>
-      </w:r>
-      <w:proofErr w:type="spellEnd"/>
-      <w:r>
-        <w:t xml:space="preserve"> </w:t>
-      </w:r>
-      <w:proofErr w:type="spellStart"/>
-      <w:r>
-        <w:t>dụng</w:t>
-      </w:r>
-      <w:proofErr w:type="spellEnd"/>
-    </w:p>
-    <w:p>
-      <w:pPr>
-        <w:rPr>
-          <w:rFonts w:ascii="Times New Roman" w:hAnsi="Times New Roman" w:cs="Times New Roman"/>
-        </w:rPr>
-      </w:pPr>
-      <w:r>
-        <w:rPr>
-          <w:rFonts w:ascii="Times New Roman" w:hAnsi="Times New Roman" w:cs="Times New Roman"/>
+        <w:rPr>
+          <w:noProof/>
         </w:rPr>
         <w:lastRenderedPageBreak/>
         <w:drawing>
-          <wp:inline distT="0" distB="0" distL="0" distR="0" wp14:anchorId="1A6D5F51" wp14:editId="2C77456B">
-            <wp:extent cx="5344271" cy="4858428"/>
-            <wp:effectExtent l="0" t="0" r="8890" b="0"/>
-            <wp:docPr id="4" name="Picture 4"/>
+          <wp:inline distT="0" distB="0" distL="0" distR="0" wp14:anchorId="2034ACD1" wp14:editId="1FD68A9F">
+            <wp:extent cx="5943600" cy="2927350"/>
+            <wp:effectExtent l="0" t="0" r="0" b="6350"/>
+            <wp:docPr id="3" name="Picture 3"/>
             <wp:cNvGraphicFramePr>
               <a:graphicFrameLocks xmlns:a="http://schemas.openxmlformats.org/drawingml/2006/main" noChangeAspect="1"/>
             </wp:cNvGraphicFramePr>
@@ -2829,7 +3843,7 @@
                   <pic:spPr>
                     <a:xfrm>
                       <a:off x="0" y="0"/>
-                      <a:ext cx="5344271" cy="4858428"/>
+                      <a:ext cx="5943600" cy="2927350"/>
                     </a:xfrm>
                     <a:prstGeom prst="rect">
                       <a:avLst/>
@@ -2841,661 +3855,497 @@
           </wp:inline>
         </w:drawing>
       </w:r>
-      <w:r>
-        <w:rPr>
-          <w:rFonts w:ascii="Times New Roman" w:hAnsi="Times New Roman" w:cs="Times New Roman"/>
-        </w:rPr>
-        <w:br/>
-      </w:r>
-      <w:r>
-        <w:rPr>
-          <w:rFonts w:ascii="Times New Roman" w:hAnsi="Times New Roman" w:cs="Times New Roman"/>
-        </w:rPr>
-        <w:br/>
-        <w:t xml:space="preserve">- </w:t>
-      </w:r>
-      <w:proofErr w:type="spellStart"/>
-      <w:r>
-        <w:rPr>
-          <w:rFonts w:ascii="Times New Roman" w:hAnsi="Times New Roman" w:cs="Times New Roman"/>
-        </w:rPr>
-        <w:t>Chứng</w:t>
-      </w:r>
-      <w:proofErr w:type="spellEnd"/>
-      <w:r>
-        <w:rPr>
-          <w:rFonts w:ascii="Times New Roman" w:hAnsi="Times New Roman" w:cs="Times New Roman"/>
-        </w:rPr>
-        <w:t xml:space="preserve"> </w:t>
-      </w:r>
-      <w:proofErr w:type="spellStart"/>
-      <w:r>
-        <w:rPr>
-          <w:rFonts w:ascii="Times New Roman" w:hAnsi="Times New Roman" w:cs="Times New Roman"/>
-        </w:rPr>
-        <w:t>chỉ</w:t>
-      </w:r>
-      <w:proofErr w:type="spellEnd"/>
-      <w:r>
-        <w:rPr>
-          <w:rFonts w:ascii="Times New Roman" w:hAnsi="Times New Roman" w:cs="Times New Roman"/>
-        </w:rPr>
-        <w:t xml:space="preserve"> / </w:t>
-      </w:r>
-      <w:proofErr w:type="spellStart"/>
-      <w:r>
-        <w:rPr>
-          <w:rFonts w:ascii="Times New Roman" w:hAnsi="Times New Roman" w:cs="Times New Roman"/>
-        </w:rPr>
-        <w:t>kỹ</w:t>
-      </w:r>
-      <w:proofErr w:type="spellEnd"/>
-      <w:r>
-        <w:rPr>
-          <w:rFonts w:ascii="Times New Roman" w:hAnsi="Times New Roman" w:cs="Times New Roman"/>
-        </w:rPr>
-        <w:t xml:space="preserve"> </w:t>
-      </w:r>
-      <w:proofErr w:type="spellStart"/>
-      <w:r>
-        <w:rPr>
-          <w:rFonts w:ascii="Times New Roman" w:hAnsi="Times New Roman" w:cs="Times New Roman"/>
-        </w:rPr>
-        <w:t>năng</w:t>
-      </w:r>
-      <w:proofErr w:type="spellEnd"/>
-      <w:r>
-        <w:rPr>
-          <w:rFonts w:ascii="Times New Roman" w:hAnsi="Times New Roman" w:cs="Times New Roman"/>
-        </w:rPr>
-        <w:t xml:space="preserve">: </w:t>
-      </w:r>
-      <w:proofErr w:type="spellStart"/>
-      <w:r>
-        <w:rPr>
-          <w:rFonts w:ascii="Times New Roman" w:hAnsi="Times New Roman" w:cs="Times New Roman"/>
-        </w:rPr>
-        <w:t>gán</w:t>
-      </w:r>
-      <w:proofErr w:type="spellEnd"/>
-      <w:r>
-        <w:rPr>
-          <w:rFonts w:ascii="Times New Roman" w:hAnsi="Times New Roman" w:cs="Times New Roman"/>
-        </w:rPr>
-        <w:t xml:space="preserve"> 2 </w:t>
-      </w:r>
-      <w:proofErr w:type="spellStart"/>
-      <w:r>
-        <w:rPr>
-          <w:rFonts w:ascii="Times New Roman" w:hAnsi="Times New Roman" w:cs="Times New Roman"/>
-        </w:rPr>
-        <w:t>cái</w:t>
-      </w:r>
-      <w:proofErr w:type="spellEnd"/>
-      <w:r>
-        <w:rPr>
-          <w:rFonts w:ascii="Times New Roman" w:hAnsi="Times New Roman" w:cs="Times New Roman"/>
-        </w:rPr>
-        <w:t xml:space="preserve"> </w:t>
-      </w:r>
-      <w:proofErr w:type="spellStart"/>
-      <w:r>
-        <w:rPr>
-          <w:rFonts w:ascii="Times New Roman" w:hAnsi="Times New Roman" w:cs="Times New Roman"/>
-        </w:rPr>
-        <w:t>thủ</w:t>
-      </w:r>
-      <w:proofErr w:type="spellEnd"/>
-      <w:r>
-        <w:rPr>
-          <w:rFonts w:ascii="Times New Roman" w:hAnsi="Times New Roman" w:cs="Times New Roman"/>
-        </w:rPr>
-        <w:t xml:space="preserve"> </w:t>
-      </w:r>
-      <w:proofErr w:type="spellStart"/>
-      <w:r>
-        <w:rPr>
-          <w:rFonts w:ascii="Times New Roman" w:hAnsi="Times New Roman" w:cs="Times New Roman"/>
-        </w:rPr>
-        <w:t>tục</w:t>
-      </w:r>
-      <w:proofErr w:type="spellEnd"/>
-      <w:r>
-        <w:rPr>
-          <w:rFonts w:ascii="Times New Roman" w:hAnsi="Times New Roman" w:cs="Times New Roman"/>
-        </w:rPr>
-        <w:t xml:space="preserve">: </w:t>
-      </w:r>
-      <w:proofErr w:type="spellStart"/>
-      <w:r>
-        <w:rPr>
-          <w:rFonts w:ascii="Times New Roman" w:hAnsi="Times New Roman" w:cs="Times New Roman"/>
-        </w:rPr>
-        <w:t>sp_Att_getTrainingStatusDescription</w:t>
-      </w:r>
-      <w:proofErr w:type="spellEnd"/>
-      <w:r>
-        <w:rPr>
-          <w:rFonts w:ascii="Times New Roman" w:hAnsi="Times New Roman" w:cs="Times New Roman"/>
-        </w:rPr>
-        <w:t xml:space="preserve"> </w:t>
-      </w:r>
-      <w:proofErr w:type="spellStart"/>
-      <w:r>
-        <w:rPr>
-          <w:rFonts w:ascii="Times New Roman" w:hAnsi="Times New Roman" w:cs="Times New Roman"/>
-        </w:rPr>
-        <w:t>và</w:t>
-      </w:r>
-      <w:proofErr w:type="spellEnd"/>
-      <w:r>
-        <w:rPr>
-          <w:rFonts w:ascii="Times New Roman" w:hAnsi="Times New Roman" w:cs="Times New Roman"/>
-        </w:rPr>
-        <w:t xml:space="preserve"> </w:t>
-      </w:r>
-      <w:proofErr w:type="spellStart"/>
-      <w:r>
-        <w:rPr>
-          <w:rFonts w:ascii="Times New Roman" w:hAnsi="Times New Roman" w:cs="Times New Roman"/>
-        </w:rPr>
-        <w:t>sp_Att_getTrainingStatusName</w:t>
-      </w:r>
-      <w:proofErr w:type="spellEnd"/>
-      <w:r>
-        <w:rPr>
-          <w:rFonts w:ascii="Times New Roman" w:hAnsi="Times New Roman" w:cs="Times New Roman"/>
-        </w:rPr>
-        <w:t xml:space="preserve"> </w:t>
-      </w:r>
-      <w:proofErr w:type="spellStart"/>
-      <w:r>
-        <w:rPr>
-          <w:rFonts w:ascii="Times New Roman" w:hAnsi="Times New Roman" w:cs="Times New Roman"/>
-        </w:rPr>
-        <w:t>vào</w:t>
-      </w:r>
-      <w:proofErr w:type="spellEnd"/>
-      <w:r>
-        <w:rPr>
-          <w:rFonts w:ascii="Times New Roman" w:hAnsi="Times New Roman" w:cs="Times New Roman"/>
-        </w:rPr>
-        <w:t xml:space="preserve"> </w:t>
-      </w:r>
-      <w:proofErr w:type="spellStart"/>
-      <w:r>
-        <w:rPr>
-          <w:rFonts w:ascii="Times New Roman" w:hAnsi="Times New Roman" w:cs="Times New Roman"/>
-        </w:rPr>
-        <w:t>thủ</w:t>
-      </w:r>
-      <w:proofErr w:type="spellEnd"/>
-      <w:r>
-        <w:rPr>
-          <w:rFonts w:ascii="Times New Roman" w:hAnsi="Times New Roman" w:cs="Times New Roman"/>
-        </w:rPr>
-        <w:t xml:space="preserve"> </w:t>
-      </w:r>
-      <w:proofErr w:type="spellStart"/>
-      <w:r>
-        <w:rPr>
-          <w:rFonts w:ascii="Times New Roman" w:hAnsi="Times New Roman" w:cs="Times New Roman"/>
-        </w:rPr>
-        <w:t>tục</w:t>
-      </w:r>
-      <w:proofErr w:type="spellEnd"/>
-      <w:r>
-        <w:rPr>
-          <w:rFonts w:ascii="Times New Roman" w:hAnsi="Times New Roman" w:cs="Times New Roman"/>
-        </w:rPr>
-        <w:t xml:space="preserve"> load </w:t>
-      </w:r>
-      <w:proofErr w:type="spellStart"/>
-      <w:r>
-        <w:rPr>
-          <w:rFonts w:ascii="Times New Roman" w:hAnsi="Times New Roman" w:cs="Times New Roman"/>
-        </w:rPr>
-        <w:t>dữ</w:t>
-      </w:r>
-      <w:proofErr w:type="spellEnd"/>
-      <w:r>
-        <w:rPr>
-          <w:rFonts w:ascii="Times New Roman" w:hAnsi="Times New Roman" w:cs="Times New Roman"/>
-        </w:rPr>
-        <w:t xml:space="preserve"> </w:t>
-      </w:r>
-      <w:proofErr w:type="spellStart"/>
-      <w:r>
-        <w:rPr>
-          <w:rFonts w:ascii="Times New Roman" w:hAnsi="Times New Roman" w:cs="Times New Roman"/>
-        </w:rPr>
-        <w:t>liệu</w:t>
-      </w:r>
-      <w:proofErr w:type="spellEnd"/>
-      <w:r>
-        <w:rPr>
-          <w:rFonts w:ascii="Times New Roman" w:hAnsi="Times New Roman" w:cs="Times New Roman"/>
-        </w:rPr>
-        <w:t xml:space="preserve"> </w:t>
-      </w:r>
-      <w:proofErr w:type="spellStart"/>
-      <w:r>
-        <w:rPr>
-          <w:rFonts w:ascii="Times New Roman" w:hAnsi="Times New Roman" w:cs="Times New Roman"/>
-        </w:rPr>
-        <w:t>từ</w:t>
-      </w:r>
-      <w:proofErr w:type="spellEnd"/>
-      <w:r>
-        <w:rPr>
-          <w:rFonts w:ascii="Times New Roman" w:hAnsi="Times New Roman" w:cs="Times New Roman"/>
-        </w:rPr>
-        <w:t xml:space="preserve"> </w:t>
-      </w:r>
-      <w:proofErr w:type="spellStart"/>
-      <w:r>
-        <w:rPr>
-          <w:rFonts w:ascii="Times New Roman" w:hAnsi="Times New Roman" w:cs="Times New Roman"/>
-        </w:rPr>
-        <w:t>bảng</w:t>
-      </w:r>
-      <w:proofErr w:type="spellEnd"/>
-      <w:r>
-        <w:rPr>
-          <w:rFonts w:ascii="Times New Roman" w:hAnsi="Times New Roman" w:cs="Times New Roman"/>
-        </w:rPr>
-        <w:t xml:space="preserve"> </w:t>
-      </w:r>
-      <w:proofErr w:type="spellStart"/>
-      <w:r>
-        <w:rPr>
-          <w:rFonts w:ascii="Times New Roman" w:hAnsi="Times New Roman" w:cs="Times New Roman"/>
-        </w:rPr>
-        <w:t>tbl</w:t>
-      </w:r>
-      <w:r>
-        <w:rPr>
-          <w:rStyle w:val="HTMLCode"/>
-          <w:rFonts w:ascii="Times New Roman" w:eastAsiaTheme="minorHAnsi" w:hAnsi="Times New Roman" w:cs="Times New Roman"/>
-        </w:rPr>
-        <w:t>TrainingStatus</w:t>
-      </w:r>
-      <w:proofErr w:type="spellEnd"/>
-      <w:r>
-        <w:rPr>
-          <w:rStyle w:val="HTMLCode"/>
-          <w:rFonts w:ascii="Times New Roman" w:eastAsiaTheme="minorHAnsi" w:hAnsi="Times New Roman" w:cs="Times New Roman"/>
-        </w:rPr>
-        <w:t>,</w:t>
-      </w:r>
-      <w:r>
-        <w:rPr>
-          <w:rStyle w:val="HTMLCode"/>
-          <w:rFonts w:ascii="Times New Roman" w:eastAsiaTheme="minorHAnsi" w:hAnsi="Times New Roman" w:cs="Times New Roman"/>
-        </w:rPr>
-        <w:t xml:space="preserve"> </w:t>
-      </w:r>
-      <w:proofErr w:type="spellStart"/>
-      <w:r>
-        <w:rPr>
-          <w:rStyle w:val="HTMLCode"/>
-          <w:rFonts w:ascii="Times New Roman" w:eastAsiaTheme="minorHAnsi" w:hAnsi="Times New Roman" w:cs="Times New Roman"/>
-        </w:rPr>
-        <w:t>bỏ</w:t>
-      </w:r>
-      <w:proofErr w:type="spellEnd"/>
-      <w:r>
-        <w:rPr>
-          <w:rStyle w:val="HTMLCode"/>
-          <w:rFonts w:ascii="Times New Roman" w:eastAsiaTheme="minorHAnsi" w:hAnsi="Times New Roman" w:cs="Times New Roman"/>
-        </w:rPr>
-        <w:t xml:space="preserve"> </w:t>
-      </w:r>
-      <w:proofErr w:type="spellStart"/>
-      <w:r>
-        <w:rPr>
-          <w:rStyle w:val="HTMLCode"/>
-          <w:rFonts w:ascii="Times New Roman" w:eastAsiaTheme="minorHAnsi" w:hAnsi="Times New Roman" w:cs="Times New Roman"/>
-        </w:rPr>
-        <w:t>ngày</w:t>
-      </w:r>
-      <w:proofErr w:type="spellEnd"/>
-      <w:r>
-        <w:rPr>
-          <w:rStyle w:val="HTMLCode"/>
-          <w:rFonts w:ascii="Times New Roman" w:eastAsiaTheme="minorHAnsi" w:hAnsi="Times New Roman" w:cs="Times New Roman"/>
-        </w:rPr>
-        <w:t xml:space="preserve"> </w:t>
-      </w:r>
-      <w:proofErr w:type="spellStart"/>
-      <w:r>
-        <w:rPr>
-          <w:rStyle w:val="HTMLCode"/>
-          <w:rFonts w:ascii="Times New Roman" w:eastAsiaTheme="minorHAnsi" w:hAnsi="Times New Roman" w:cs="Times New Roman"/>
-        </w:rPr>
-        <w:t>hiệu</w:t>
-      </w:r>
-      <w:proofErr w:type="spellEnd"/>
-      <w:r>
-        <w:rPr>
-          <w:rStyle w:val="HTMLCode"/>
-          <w:rFonts w:ascii="Times New Roman" w:eastAsiaTheme="minorHAnsi" w:hAnsi="Times New Roman" w:cs="Times New Roman"/>
-        </w:rPr>
-        <w:t xml:space="preserve"> </w:t>
-      </w:r>
-      <w:proofErr w:type="spellStart"/>
-      <w:r>
-        <w:rPr>
-          <w:rStyle w:val="HTMLCode"/>
-          <w:rFonts w:ascii="Times New Roman" w:eastAsiaTheme="minorHAnsi" w:hAnsi="Times New Roman" w:cs="Times New Roman"/>
-        </w:rPr>
-        <w:t>lực</w:t>
-      </w:r>
-      <w:proofErr w:type="spellEnd"/>
-      <w:r>
-        <w:rPr>
-          <w:rStyle w:val="HTMLCode"/>
-          <w:rFonts w:ascii="Times New Roman" w:eastAsiaTheme="minorHAnsi" w:hAnsi="Times New Roman" w:cs="Times New Roman"/>
-        </w:rPr>
-        <w:t xml:space="preserve"> </w:t>
-      </w:r>
-      <w:proofErr w:type="spellStart"/>
-      <w:r>
-        <w:rPr>
-          <w:rStyle w:val="HTMLCode"/>
-          <w:rFonts w:ascii="Times New Roman" w:eastAsiaTheme="minorHAnsi" w:hAnsi="Times New Roman" w:cs="Times New Roman"/>
-        </w:rPr>
-        <w:t>và</w:t>
-      </w:r>
-      <w:proofErr w:type="spellEnd"/>
-      <w:r>
-        <w:rPr>
-          <w:rStyle w:val="HTMLCode"/>
-          <w:rFonts w:ascii="Times New Roman" w:eastAsiaTheme="minorHAnsi" w:hAnsi="Times New Roman" w:cs="Times New Roman"/>
-        </w:rPr>
-        <w:t xml:space="preserve"> </w:t>
-      </w:r>
-      <w:proofErr w:type="spellStart"/>
-      <w:r>
-        <w:rPr>
-          <w:rStyle w:val="HTMLCode"/>
-          <w:rFonts w:ascii="Times New Roman" w:eastAsiaTheme="minorHAnsi" w:hAnsi="Times New Roman" w:cs="Times New Roman"/>
-        </w:rPr>
-        <w:t>đạt</w:t>
-      </w:r>
-      <w:proofErr w:type="spellEnd"/>
-      <w:r>
-        <w:rPr>
-          <w:rStyle w:val="HTMLCode"/>
-          <w:rFonts w:ascii="Times New Roman" w:eastAsiaTheme="minorHAnsi" w:hAnsi="Times New Roman" w:cs="Times New Roman"/>
-        </w:rPr>
-        <w:t xml:space="preserve"> bao </w:t>
-      </w:r>
-      <w:proofErr w:type="spellStart"/>
-      <w:r>
-        <w:rPr>
-          <w:rStyle w:val="HTMLCode"/>
-          <w:rFonts w:ascii="Times New Roman" w:eastAsiaTheme="minorHAnsi" w:hAnsi="Times New Roman" w:cs="Times New Roman"/>
-        </w:rPr>
-        <w:t>nhiêu</w:t>
-      </w:r>
-      <w:proofErr w:type="spellEnd"/>
-      <w:r>
-        <w:rPr>
-          <w:rStyle w:val="HTMLCode"/>
-          <w:rFonts w:ascii="Times New Roman" w:eastAsiaTheme="minorHAnsi" w:hAnsi="Times New Roman" w:cs="Times New Roman"/>
-        </w:rPr>
-        <w:t xml:space="preserve"> % ra </w:t>
-      </w:r>
-      <w:proofErr w:type="spellStart"/>
-      <w:r>
-        <w:rPr>
-          <w:rStyle w:val="HTMLCode"/>
-          <w:rFonts w:ascii="Times New Roman" w:eastAsiaTheme="minorHAnsi" w:hAnsi="Times New Roman" w:cs="Times New Roman"/>
-        </w:rPr>
-        <w:t>tôi</w:t>
-      </w:r>
-      <w:proofErr w:type="spellEnd"/>
-      <w:r>
-        <w:rPr>
-          <w:rStyle w:val="HTMLCode"/>
-          <w:rFonts w:ascii="Times New Roman" w:eastAsiaTheme="minorHAnsi" w:hAnsi="Times New Roman" w:cs="Times New Roman"/>
-        </w:rPr>
-        <w:t xml:space="preserve"> </w:t>
-      </w:r>
-      <w:proofErr w:type="spellStart"/>
-      <w:r>
-        <w:rPr>
-          <w:rStyle w:val="HTMLCode"/>
-          <w:rFonts w:ascii="Times New Roman" w:eastAsiaTheme="minorHAnsi" w:hAnsi="Times New Roman" w:cs="Times New Roman"/>
-        </w:rPr>
-        <w:t>chỉ</w:t>
-      </w:r>
-      <w:proofErr w:type="spellEnd"/>
-      <w:r>
-        <w:rPr>
-          <w:rStyle w:val="HTMLCode"/>
-          <w:rFonts w:ascii="Times New Roman" w:eastAsiaTheme="minorHAnsi" w:hAnsi="Times New Roman" w:cs="Times New Roman"/>
-        </w:rPr>
-        <w:t xml:space="preserve"> </w:t>
-      </w:r>
-      <w:proofErr w:type="spellStart"/>
-      <w:r>
-        <w:rPr>
-          <w:rStyle w:val="HTMLCode"/>
-          <w:rFonts w:ascii="Times New Roman" w:eastAsiaTheme="minorHAnsi" w:hAnsi="Times New Roman" w:cs="Times New Roman"/>
-        </w:rPr>
-        <w:t>cần</w:t>
-      </w:r>
-      <w:proofErr w:type="spellEnd"/>
-      <w:r>
-        <w:rPr>
-          <w:rStyle w:val="HTMLCode"/>
-          <w:rFonts w:ascii="Times New Roman" w:eastAsiaTheme="minorHAnsi" w:hAnsi="Times New Roman" w:cs="Times New Roman"/>
-        </w:rPr>
-        <w:t xml:space="preserve"> </w:t>
-      </w:r>
-      <w:proofErr w:type="spellStart"/>
-      <w:r>
-        <w:rPr>
-          <w:rStyle w:val="HTMLCode"/>
-          <w:rFonts w:ascii="Times New Roman" w:eastAsiaTheme="minorHAnsi" w:hAnsi="Times New Roman" w:cs="Times New Roman"/>
-        </w:rPr>
-        <w:t>tên</w:t>
-      </w:r>
-      <w:proofErr w:type="spellEnd"/>
-      <w:r>
-        <w:rPr>
-          <w:rStyle w:val="HTMLCode"/>
-          <w:rFonts w:ascii="Times New Roman" w:eastAsiaTheme="minorHAnsi" w:hAnsi="Times New Roman" w:cs="Times New Roman"/>
-        </w:rPr>
-        <w:t xml:space="preserve"> </w:t>
-      </w:r>
-      <w:proofErr w:type="spellStart"/>
-      <w:r>
-        <w:rPr>
-          <w:rStyle w:val="HTMLCode"/>
-          <w:rFonts w:ascii="Times New Roman" w:eastAsiaTheme="minorHAnsi" w:hAnsi="Times New Roman" w:cs="Times New Roman"/>
-        </w:rPr>
-        <w:t>trạng</w:t>
-      </w:r>
-      <w:proofErr w:type="spellEnd"/>
-      <w:r>
-        <w:rPr>
-          <w:rStyle w:val="HTMLCode"/>
-          <w:rFonts w:ascii="Times New Roman" w:eastAsiaTheme="minorHAnsi" w:hAnsi="Times New Roman" w:cs="Times New Roman"/>
-        </w:rPr>
-        <w:t xml:space="preserve"> </w:t>
-      </w:r>
-      <w:proofErr w:type="spellStart"/>
-      <w:r>
-        <w:rPr>
-          <w:rStyle w:val="HTMLCode"/>
-          <w:rFonts w:ascii="Times New Roman" w:eastAsiaTheme="minorHAnsi" w:hAnsi="Times New Roman" w:cs="Times New Roman"/>
-        </w:rPr>
-        <w:t>thái</w:t>
-      </w:r>
-      <w:proofErr w:type="spellEnd"/>
-      <w:r>
-        <w:rPr>
-          <w:rStyle w:val="HTMLCode"/>
-          <w:rFonts w:ascii="Times New Roman" w:eastAsiaTheme="minorHAnsi" w:hAnsi="Times New Roman" w:cs="Times New Roman"/>
-        </w:rPr>
-        <w:t xml:space="preserve"> training </w:t>
-      </w:r>
-      <w:proofErr w:type="spellStart"/>
-      <w:r>
-        <w:rPr>
-          <w:rStyle w:val="HTMLCode"/>
-          <w:rFonts w:ascii="Times New Roman" w:eastAsiaTheme="minorHAnsi" w:hAnsi="Times New Roman" w:cs="Times New Roman"/>
-        </w:rPr>
-        <w:t>và</w:t>
-      </w:r>
-      <w:proofErr w:type="spellEnd"/>
-      <w:r>
-        <w:rPr>
-          <w:rStyle w:val="HTMLCode"/>
-          <w:rFonts w:ascii="Times New Roman" w:eastAsiaTheme="minorHAnsi" w:hAnsi="Times New Roman" w:cs="Times New Roman"/>
-        </w:rPr>
-        <w:t xml:space="preserve"> </w:t>
-      </w:r>
-      <w:proofErr w:type="spellStart"/>
-      <w:r>
-        <w:rPr>
-          <w:rStyle w:val="HTMLCode"/>
-          <w:rFonts w:ascii="Times New Roman" w:eastAsiaTheme="minorHAnsi" w:hAnsi="Times New Roman" w:cs="Times New Roman"/>
-        </w:rPr>
-        <w:t>mô</w:t>
-      </w:r>
-      <w:proofErr w:type="spellEnd"/>
-      <w:r>
-        <w:rPr>
-          <w:rStyle w:val="HTMLCode"/>
-          <w:rFonts w:ascii="Times New Roman" w:eastAsiaTheme="minorHAnsi" w:hAnsi="Times New Roman" w:cs="Times New Roman"/>
-        </w:rPr>
-        <w:t xml:space="preserve"> </w:t>
-      </w:r>
-      <w:proofErr w:type="spellStart"/>
-      <w:r>
-        <w:rPr>
-          <w:rStyle w:val="HTMLCode"/>
-          <w:rFonts w:ascii="Times New Roman" w:eastAsiaTheme="minorHAnsi" w:hAnsi="Times New Roman" w:cs="Times New Roman"/>
-        </w:rPr>
-        <w:t>tả</w:t>
-      </w:r>
-      <w:proofErr w:type="spellEnd"/>
-      <w:r>
-        <w:rPr>
-          <w:rStyle w:val="HTMLCode"/>
-          <w:rFonts w:ascii="Times New Roman" w:eastAsiaTheme="minorHAnsi" w:hAnsi="Times New Roman" w:cs="Times New Roman"/>
-        </w:rPr>
-        <w:t xml:space="preserve"> </w:t>
-      </w:r>
-      <w:proofErr w:type="spellStart"/>
-      <w:r>
-        <w:rPr>
-          <w:rStyle w:val="HTMLCode"/>
-          <w:rFonts w:ascii="Times New Roman" w:eastAsiaTheme="minorHAnsi" w:hAnsi="Times New Roman" w:cs="Times New Roman"/>
-        </w:rPr>
-        <w:t>của</w:t>
-      </w:r>
-      <w:proofErr w:type="spellEnd"/>
-      <w:r>
-        <w:rPr>
-          <w:rStyle w:val="HTMLCode"/>
-          <w:rFonts w:ascii="Times New Roman" w:eastAsiaTheme="minorHAnsi" w:hAnsi="Times New Roman" w:cs="Times New Roman"/>
-        </w:rPr>
-        <w:t xml:space="preserve"> </w:t>
-      </w:r>
-      <w:proofErr w:type="spellStart"/>
-      <w:r>
-        <w:rPr>
-          <w:rStyle w:val="HTMLCode"/>
-          <w:rFonts w:ascii="Times New Roman" w:eastAsiaTheme="minorHAnsi" w:hAnsi="Times New Roman" w:cs="Times New Roman"/>
-        </w:rPr>
-        <w:t>chứng</w:t>
-      </w:r>
-      <w:proofErr w:type="spellEnd"/>
-      <w:r>
-        <w:rPr>
-          <w:rStyle w:val="HTMLCode"/>
-          <w:rFonts w:ascii="Times New Roman" w:eastAsiaTheme="minorHAnsi" w:hAnsi="Times New Roman" w:cs="Times New Roman"/>
-        </w:rPr>
-        <w:t xml:space="preserve"> </w:t>
-      </w:r>
-      <w:proofErr w:type="spellStart"/>
-      <w:r>
-        <w:rPr>
-          <w:rStyle w:val="HTMLCode"/>
-          <w:rFonts w:ascii="Times New Roman" w:eastAsiaTheme="minorHAnsi" w:hAnsi="Times New Roman" w:cs="Times New Roman"/>
-        </w:rPr>
-        <w:t>chỉ</w:t>
-      </w:r>
-      <w:proofErr w:type="spellEnd"/>
-      <w:r>
-        <w:rPr>
-          <w:rStyle w:val="HTMLCode"/>
-          <w:rFonts w:ascii="Times New Roman" w:eastAsiaTheme="minorHAnsi" w:hAnsi="Times New Roman" w:cs="Times New Roman"/>
-        </w:rPr>
-        <w:t xml:space="preserve"> </w:t>
-      </w:r>
-      <w:proofErr w:type="spellStart"/>
-      <w:r>
-        <w:rPr>
-          <w:rStyle w:val="HTMLCode"/>
-          <w:rFonts w:ascii="Times New Roman" w:eastAsiaTheme="minorHAnsi" w:hAnsi="Times New Roman" w:cs="Times New Roman"/>
-        </w:rPr>
-        <w:t>đó</w:t>
-      </w:r>
-      <w:proofErr w:type="spellEnd"/>
-      <w:r>
-        <w:rPr>
-          <w:rStyle w:val="HTMLCode"/>
-          <w:rFonts w:ascii="Times New Roman" w:eastAsiaTheme="minorHAnsi" w:hAnsi="Times New Roman" w:cs="Times New Roman"/>
-        </w:rPr>
-        <w:t xml:space="preserve"> </w:t>
-      </w:r>
-      <w:proofErr w:type="spellStart"/>
-      <w:r>
-        <w:rPr>
-          <w:rStyle w:val="HTMLCode"/>
-          <w:rFonts w:ascii="Times New Roman" w:eastAsiaTheme="minorHAnsi" w:hAnsi="Times New Roman" w:cs="Times New Roman"/>
-        </w:rPr>
-        <w:t>thôi</w:t>
-      </w:r>
-      <w:proofErr w:type="spellEnd"/>
-      <w:r>
-        <w:rPr>
-          <w:rStyle w:val="HTMLCode"/>
-          <w:rFonts w:ascii="Times New Roman" w:eastAsiaTheme="minorHAnsi" w:hAnsi="Times New Roman" w:cs="Times New Roman"/>
-        </w:rPr>
-        <w:t xml:space="preserve"> </w:t>
-      </w:r>
-      <w:bookmarkStart w:id="0" w:name="_GoBack"/>
-      <w:bookmarkEnd w:id="0"/>
-      <w:r>
-        <w:rPr>
-          <w:rStyle w:val="HTMLCode"/>
-          <w:rFonts w:ascii="Times New Roman" w:eastAsiaTheme="minorHAnsi" w:hAnsi="Times New Roman" w:cs="Times New Roman"/>
-        </w:rPr>
-        <w:t xml:space="preserve"> </w:t>
-      </w:r>
     </w:p>
     <w:p>
       <w:pPr>
-        <w:rPr>
-          <w:rFonts w:ascii="Times New Roman" w:hAnsi="Times New Roman" w:cs="Times New Roman"/>
-        </w:rPr>
+        <w:pStyle w:val="NormalWeb"/>
+        <w:numPr>
+          <w:ilvl w:val="0"/>
+          <w:numId w:val="3"/>
+        </w:numPr>
       </w:pPr>
       <w:r>
-        <w:rPr>
-          <w:rFonts w:ascii="Times New Roman" w:hAnsi="Times New Roman" w:cs="Times New Roman"/>
-        </w:rPr>
+        <w:t xml:space="preserve">Popup </w:t>
+      </w:r>
+      <w:proofErr w:type="spellStart"/>
+      <w:r>
+        <w:t>sửa</w:t>
+      </w:r>
+      <w:proofErr w:type="spellEnd"/>
+      <w:r>
+        <w:t xml:space="preserve"> Ca </w:t>
+      </w:r>
+      <w:proofErr w:type="spellStart"/>
+      <w:r>
+        <w:t>làm</w:t>
+      </w:r>
+      <w:proofErr w:type="spellEnd"/>
+      <w:r>
+        <w:t xml:space="preserve"> </w:t>
+      </w:r>
+      <w:proofErr w:type="spellStart"/>
+      <w:r>
+        <w:t>việc</w:t>
+      </w:r>
+      <w:proofErr w:type="spellEnd"/>
+      <w:r>
+        <w:t xml:space="preserve">: </w:t>
+      </w:r>
+      <w:r>
+        <w:br/>
+        <w:t xml:space="preserve">- </w:t>
+      </w:r>
+      <w:proofErr w:type="spellStart"/>
+      <w:r>
+        <w:t>Tạo</w:t>
+      </w:r>
+      <w:proofErr w:type="spellEnd"/>
+      <w:r>
+        <w:t xml:space="preserve"> 1 </w:t>
+      </w:r>
+      <w:proofErr w:type="spellStart"/>
+      <w:r>
+        <w:t>cái</w:t>
+      </w:r>
+      <w:proofErr w:type="spellEnd"/>
+      <w:r>
+        <w:t xml:space="preserve"> control </w:t>
+      </w:r>
+      <w:proofErr w:type="spellStart"/>
+      <w:r>
+        <w:t>cho</w:t>
+      </w:r>
+      <w:proofErr w:type="spellEnd"/>
+      <w:r>
+        <w:t xml:space="preserve"> 4 </w:t>
+      </w:r>
+      <w:proofErr w:type="spellStart"/>
+      <w:r>
+        <w:t>cái</w:t>
+      </w:r>
+      <w:proofErr w:type="spellEnd"/>
+      <w:r>
+        <w:t xml:space="preserve"> </w:t>
+      </w:r>
+      <w:proofErr w:type="spellStart"/>
+      <w:r>
+        <w:t>nút</w:t>
+      </w:r>
+      <w:proofErr w:type="spellEnd"/>
+      <w:r>
+        <w:t xml:space="preserve"> input </w:t>
+      </w:r>
+      <w:proofErr w:type="spellStart"/>
+      <w:r>
+        <w:t>tên</w:t>
+      </w:r>
+      <w:proofErr w:type="spellEnd"/>
+      <w:r>
+        <w:t xml:space="preserve"> </w:t>
+      </w:r>
+      <w:proofErr w:type="spellStart"/>
+      <w:r>
+        <w:t>là</w:t>
+      </w:r>
+      <w:proofErr w:type="spellEnd"/>
+      <w:r>
+        <w:t xml:space="preserve"> Ca </w:t>
+      </w:r>
+      <w:proofErr w:type="spellStart"/>
+      <w:r>
+        <w:t>làm</w:t>
+      </w:r>
+      <w:proofErr w:type="spellEnd"/>
+      <w:r>
+        <w:t xml:space="preserve"> </w:t>
+      </w:r>
+      <w:proofErr w:type="spellStart"/>
+      <w:r>
+        <w:t>việc</w:t>
+      </w:r>
+      <w:proofErr w:type="spellEnd"/>
+      <w:r>
+        <w:t xml:space="preserve"> </w:t>
+      </w:r>
+      <w:proofErr w:type="spellStart"/>
+      <w:r>
+        <w:t>kiểu</w:t>
+      </w:r>
+      <w:proofErr w:type="spellEnd"/>
+      <w:r>
+        <w:t xml:space="preserve"> control (</w:t>
+      </w:r>
+      <w:proofErr w:type="spellStart"/>
+      <w:r>
+        <w:t>hpaControlSelectbox</w:t>
+      </w:r>
+      <w:proofErr w:type="spellEnd"/>
+      <w:r>
+        <w:t xml:space="preserve">), </w:t>
+      </w:r>
+      <w:proofErr w:type="spellStart"/>
+      <w:r>
+        <w:t>Giờ</w:t>
+      </w:r>
+      <w:proofErr w:type="spellEnd"/>
+      <w:r>
+        <w:t xml:space="preserve"> </w:t>
+      </w:r>
+      <w:proofErr w:type="spellStart"/>
+      <w:r>
+        <w:t>bắt</w:t>
+      </w:r>
+      <w:proofErr w:type="spellEnd"/>
+      <w:r>
+        <w:t xml:space="preserve"> </w:t>
+      </w:r>
+      <w:proofErr w:type="spellStart"/>
+      <w:r>
+        <w:t>đầu</w:t>
+      </w:r>
+      <w:proofErr w:type="spellEnd"/>
+      <w:r>
+        <w:t xml:space="preserve"> </w:t>
+      </w:r>
+      <w:proofErr w:type="spellStart"/>
+      <w:r>
+        <w:t>và</w:t>
+      </w:r>
+      <w:proofErr w:type="spellEnd"/>
+      <w:r>
+        <w:t xml:space="preserve"> </w:t>
+      </w:r>
+      <w:proofErr w:type="spellStart"/>
+      <w:r>
+        <w:t>giờ</w:t>
+      </w:r>
+      <w:proofErr w:type="spellEnd"/>
+      <w:r>
+        <w:t xml:space="preserve"> </w:t>
+      </w:r>
+      <w:proofErr w:type="spellStart"/>
+      <w:r>
+        <w:t>kết</w:t>
+      </w:r>
+      <w:proofErr w:type="spellEnd"/>
+      <w:r>
+        <w:t xml:space="preserve"> </w:t>
+      </w:r>
+      <w:proofErr w:type="spellStart"/>
+      <w:r>
+        <w:t>thúc</w:t>
+      </w:r>
+      <w:proofErr w:type="spellEnd"/>
+      <w:r>
+        <w:t xml:space="preserve"> </w:t>
+      </w:r>
+      <w:proofErr w:type="spellStart"/>
+      <w:r>
+        <w:t>sử</w:t>
+      </w:r>
+      <w:proofErr w:type="spellEnd"/>
+      <w:r>
+        <w:t xml:space="preserve"> </w:t>
+      </w:r>
+      <w:proofErr w:type="spellStart"/>
+      <w:r>
+        <w:t>dụng</w:t>
+      </w:r>
+      <w:proofErr w:type="spellEnd"/>
+      <w:r>
+        <w:t xml:space="preserve"> control (</w:t>
+      </w:r>
+      <w:proofErr w:type="spellStart"/>
+      <w:r>
+        <w:t>hpaControlDateTime</w:t>
+      </w:r>
+      <w:proofErr w:type="spellEnd"/>
+      <w:r>
+        <w:t xml:space="preserve">), </w:t>
+      </w:r>
+      <w:proofErr w:type="spellStart"/>
+      <w:r>
+        <w:t>vị</w:t>
+      </w:r>
+      <w:proofErr w:type="spellEnd"/>
+      <w:r>
+        <w:t xml:space="preserve"> </w:t>
+      </w:r>
+      <w:proofErr w:type="spellStart"/>
+      <w:r>
+        <w:t>trí</w:t>
+      </w:r>
+      <w:proofErr w:type="spellEnd"/>
+      <w:r>
+        <w:t xml:space="preserve"> </w:t>
+      </w:r>
+      <w:proofErr w:type="spellStart"/>
+      <w:r>
+        <w:t>máy</w:t>
+      </w:r>
+      <w:proofErr w:type="spellEnd"/>
+      <w:r>
+        <w:t xml:space="preserve"> </w:t>
+      </w:r>
+      <w:proofErr w:type="spellStart"/>
+      <w:r>
+        <w:t>sử</w:t>
+      </w:r>
+      <w:proofErr w:type="spellEnd"/>
+      <w:r>
+        <w:t xml:space="preserve"> </w:t>
+      </w:r>
+      <w:proofErr w:type="spellStart"/>
+      <w:r>
+        <w:t>dụng</w:t>
+      </w:r>
+      <w:proofErr w:type="spellEnd"/>
+      <w:r>
+        <w:t xml:space="preserve"> control Text (</w:t>
+      </w:r>
+      <w:proofErr w:type="spellStart"/>
+      <w:r>
+        <w:t>hpaControlText</w:t>
+      </w:r>
+      <w:proofErr w:type="spellEnd"/>
+      <w:r>
+        <w:t>)</w:t>
+      </w:r>
+      <w:r>
+        <w:br/>
+        <w:t xml:space="preserve">- </w:t>
+      </w:r>
+      <w:proofErr w:type="spellStart"/>
+      <w:r>
+        <w:t>Tạo</w:t>
+      </w:r>
+      <w:proofErr w:type="spellEnd"/>
+      <w:r>
+        <w:t xml:space="preserve"> 1 </w:t>
+      </w:r>
+      <w:proofErr w:type="spellStart"/>
+      <w:r>
+        <w:t>thủ</w:t>
+      </w:r>
+      <w:proofErr w:type="spellEnd"/>
+      <w:r>
+        <w:t xml:space="preserve"> </w:t>
+      </w:r>
+      <w:proofErr w:type="spellStart"/>
+      <w:r>
+        <w:t>tục</w:t>
+      </w:r>
+      <w:proofErr w:type="spellEnd"/>
+      <w:r>
+        <w:t xml:space="preserve"> </w:t>
+      </w:r>
+      <w:proofErr w:type="spellStart"/>
+      <w:r>
+        <w:t>để</w:t>
+      </w:r>
+      <w:proofErr w:type="spellEnd"/>
+      <w:r>
+        <w:t xml:space="preserve"> load </w:t>
+      </w:r>
+      <w:proofErr w:type="spellStart"/>
+      <w:r>
+        <w:t>DatasourceSP</w:t>
+      </w:r>
+      <w:proofErr w:type="spellEnd"/>
+      <w:r>
+        <w:t xml:space="preserve"> </w:t>
+      </w:r>
+      <w:proofErr w:type="spellStart"/>
+      <w:r>
+        <w:t>để</w:t>
+      </w:r>
+      <w:proofErr w:type="spellEnd"/>
+      <w:r>
+        <w:t xml:space="preserve"> load 4 </w:t>
+      </w:r>
+      <w:proofErr w:type="spellStart"/>
+      <w:r>
+        <w:t>cột</w:t>
+      </w:r>
+      <w:proofErr w:type="spellEnd"/>
+      <w:r>
+        <w:t xml:space="preserve"> </w:t>
+      </w:r>
+      <w:proofErr w:type="spellStart"/>
+      <w:r>
+        <w:t>này</w:t>
+      </w:r>
+      <w:proofErr w:type="spellEnd"/>
+      <w:r>
+        <w:t xml:space="preserve"> </w:t>
+      </w:r>
+      <w:proofErr w:type="spellStart"/>
+      <w:r>
+        <w:t>và</w:t>
+      </w:r>
+      <w:proofErr w:type="spellEnd"/>
+      <w:r>
+        <w:t xml:space="preserve"> </w:t>
+      </w:r>
+      <w:proofErr w:type="spellStart"/>
+      <w:r>
+        <w:t>gán</w:t>
+      </w:r>
+      <w:proofErr w:type="spellEnd"/>
+      <w:r>
+        <w:t xml:space="preserve"> UID </w:t>
+      </w:r>
+      <w:proofErr w:type="spellStart"/>
+      <w:r>
+        <w:t>vào</w:t>
+      </w:r>
+      <w:proofErr w:type="spellEnd"/>
+      <w:r>
+        <w:t xml:space="preserve"> </w:t>
+      </w:r>
+      <w:proofErr w:type="spellStart"/>
+      <w:r>
+        <w:t>từng</w:t>
+      </w:r>
+      <w:proofErr w:type="spellEnd"/>
+      <w:r>
+        <w:t xml:space="preserve"> input type </w:t>
+      </w:r>
+      <w:proofErr w:type="spellStart"/>
+      <w:r>
+        <w:t>của</w:t>
+      </w:r>
+      <w:proofErr w:type="spellEnd"/>
+      <w:r>
+        <w:t xml:space="preserve"> 4 field Ca </w:t>
+      </w:r>
+      <w:proofErr w:type="spellStart"/>
+      <w:r>
+        <w:t>làm</w:t>
+      </w:r>
+      <w:proofErr w:type="spellEnd"/>
+      <w:r>
+        <w:t xml:space="preserve"> </w:t>
+      </w:r>
+      <w:proofErr w:type="spellStart"/>
+      <w:r>
+        <w:t>việc</w:t>
+      </w:r>
+      <w:proofErr w:type="spellEnd"/>
+      <w:r>
+        <w:t xml:space="preserve">, </w:t>
+      </w:r>
+      <w:proofErr w:type="spellStart"/>
+      <w:r>
+        <w:t>Giờ</w:t>
+      </w:r>
+      <w:proofErr w:type="spellEnd"/>
+      <w:r>
+        <w:t xml:space="preserve"> </w:t>
+      </w:r>
+      <w:proofErr w:type="spellStart"/>
+      <w:r>
+        <w:t>bắt</w:t>
+      </w:r>
+      <w:proofErr w:type="spellEnd"/>
+      <w:r>
+        <w:t xml:space="preserve"> </w:t>
+      </w:r>
+      <w:proofErr w:type="spellStart"/>
+      <w:r>
+        <w:t>đầu</w:t>
+      </w:r>
+      <w:proofErr w:type="spellEnd"/>
+      <w:r>
+        <w:t xml:space="preserve">, </w:t>
+      </w:r>
+      <w:proofErr w:type="spellStart"/>
+      <w:r>
+        <w:t>giờ</w:t>
+      </w:r>
+      <w:proofErr w:type="spellEnd"/>
+      <w:r>
+        <w:t xml:space="preserve"> </w:t>
+      </w:r>
+      <w:proofErr w:type="spellStart"/>
+      <w:r>
+        <w:t>kết</w:t>
+      </w:r>
+      <w:proofErr w:type="spellEnd"/>
+      <w:r>
+        <w:t xml:space="preserve"> </w:t>
+      </w:r>
+      <w:proofErr w:type="spellStart"/>
+      <w:r>
+        <w:t>thúc</w:t>
+      </w:r>
+      <w:proofErr w:type="spellEnd"/>
+      <w:r>
+        <w:t xml:space="preserve"> </w:t>
+      </w:r>
+      <w:proofErr w:type="spellStart"/>
+      <w:r>
+        <w:t>và</w:t>
+      </w:r>
+      <w:proofErr w:type="spellEnd"/>
+      <w:r>
+        <w:t xml:space="preserve"> </w:t>
+      </w:r>
+      <w:proofErr w:type="spellStart"/>
+      <w:r>
+        <w:t>vị</w:t>
+      </w:r>
+      <w:proofErr w:type="spellEnd"/>
+      <w:r>
+        <w:t xml:space="preserve"> </w:t>
+      </w:r>
+      <w:proofErr w:type="spellStart"/>
+      <w:r>
+        <w:t>trí</w:t>
+      </w:r>
+      <w:proofErr w:type="spellEnd"/>
+      <w:r>
+        <w:t xml:space="preserve"> </w:t>
+      </w:r>
+      <w:proofErr w:type="spellStart"/>
+      <w:r>
+        <w:t>máy</w:t>
+      </w:r>
+      <w:proofErr w:type="spellEnd"/>
+      <w:r>
+        <w:t xml:space="preserve"> </w:t>
+      </w:r>
+      <w:proofErr w:type="spellStart"/>
+      <w:r>
+        <w:t>sử</w:t>
+      </w:r>
+      <w:proofErr w:type="spellEnd"/>
+      <w:r>
+        <w:t xml:space="preserve"> </w:t>
+      </w:r>
+      <w:proofErr w:type="spellStart"/>
+      <w:r>
+        <w:t>dụng</w:t>
+      </w:r>
+      <w:proofErr w:type="spellEnd"/>
+    </w:p>
+    <w:p>
+      <w:pPr>
+        <w:rPr>
+          <w:rFonts w:ascii="Times New Roman" w:hAnsi="Times New Roman" w:cs="Times New Roman"/>
+        </w:rPr>
+      </w:pPr>
+      <w:r>
+        <w:rPr>
+          <w:rFonts w:ascii="Times New Roman" w:hAnsi="Times New Roman" w:cs="Times New Roman"/>
+          <w:noProof/>
+        </w:rPr>
+        <w:lastRenderedPageBreak/>
         <w:drawing>
-          <wp:inline distT="0" distB="0" distL="0" distR="0" wp14:anchorId="5FE5454C" wp14:editId="572F17B6">
-            <wp:extent cx="5943600" cy="1355090"/>
-            <wp:effectExtent l="0" t="0" r="0" b="0"/>
-            <wp:docPr id="5" name="Picture 5"/>
+          <wp:inline distT="0" distB="0" distL="0" distR="0" wp14:anchorId="0490AE30" wp14:editId="3D77124C">
+            <wp:extent cx="5344271" cy="4858428"/>
+            <wp:effectExtent l="0" t="0" r="8890" b="0"/>
+            <wp:docPr id="4" name="Picture 4"/>
             <wp:cNvGraphicFramePr>
               <a:graphicFrameLocks xmlns:a="http://schemas.openxmlformats.org/drawingml/2006/main" noChangeAspect="1"/>
             </wp:cNvGraphicFramePr>
@@ -3515,6 +4365,672 @@
                   <pic:spPr>
                     <a:xfrm>
                       <a:off x="0" y="0"/>
+                      <a:ext cx="5344271" cy="4858428"/>
+                    </a:xfrm>
+                    <a:prstGeom prst="rect">
+                      <a:avLst/>
+                    </a:prstGeom>
+                  </pic:spPr>
+                </pic:pic>
+              </a:graphicData>
+            </a:graphic>
+          </wp:inline>
+        </w:drawing>
+      </w:r>
+      <w:r>
+        <w:rPr>
+          <w:rFonts w:ascii="Times New Roman" w:hAnsi="Times New Roman" w:cs="Times New Roman"/>
+        </w:rPr>
+        <w:br/>
+      </w:r>
+      <w:r>
+        <w:rPr>
+          <w:rFonts w:ascii="Times New Roman" w:hAnsi="Times New Roman" w:cs="Times New Roman"/>
+        </w:rPr>
+        <w:br/>
+        <w:t xml:space="preserve">- </w:t>
+      </w:r>
+      <w:proofErr w:type="spellStart"/>
+      <w:r>
+        <w:rPr>
+          <w:rFonts w:ascii="Times New Roman" w:hAnsi="Times New Roman" w:cs="Times New Roman"/>
+        </w:rPr>
+        <w:t>Chứng</w:t>
+      </w:r>
+      <w:proofErr w:type="spellEnd"/>
+      <w:r>
+        <w:rPr>
+          <w:rFonts w:ascii="Times New Roman" w:hAnsi="Times New Roman" w:cs="Times New Roman"/>
+        </w:rPr>
+        <w:t xml:space="preserve"> </w:t>
+      </w:r>
+      <w:proofErr w:type="spellStart"/>
+      <w:r>
+        <w:rPr>
+          <w:rFonts w:ascii="Times New Roman" w:hAnsi="Times New Roman" w:cs="Times New Roman"/>
+        </w:rPr>
+        <w:t>chỉ</w:t>
+      </w:r>
+      <w:proofErr w:type="spellEnd"/>
+      <w:r>
+        <w:rPr>
+          <w:rFonts w:ascii="Times New Roman" w:hAnsi="Times New Roman" w:cs="Times New Roman"/>
+        </w:rPr>
+        <w:t xml:space="preserve"> / </w:t>
+      </w:r>
+      <w:proofErr w:type="spellStart"/>
+      <w:r>
+        <w:rPr>
+          <w:rFonts w:ascii="Times New Roman" w:hAnsi="Times New Roman" w:cs="Times New Roman"/>
+        </w:rPr>
+        <w:t>kỹ</w:t>
+      </w:r>
+      <w:proofErr w:type="spellEnd"/>
+      <w:r>
+        <w:rPr>
+          <w:rFonts w:ascii="Times New Roman" w:hAnsi="Times New Roman" w:cs="Times New Roman"/>
+        </w:rPr>
+        <w:t xml:space="preserve"> </w:t>
+      </w:r>
+      <w:proofErr w:type="spellStart"/>
+      <w:r>
+        <w:rPr>
+          <w:rFonts w:ascii="Times New Roman" w:hAnsi="Times New Roman" w:cs="Times New Roman"/>
+        </w:rPr>
+        <w:t>năng</w:t>
+      </w:r>
+      <w:proofErr w:type="spellEnd"/>
+      <w:r>
+        <w:rPr>
+          <w:rFonts w:ascii="Times New Roman" w:hAnsi="Times New Roman" w:cs="Times New Roman"/>
+        </w:rPr>
+        <w:t xml:space="preserve">: </w:t>
+      </w:r>
+      <w:proofErr w:type="spellStart"/>
+      <w:r>
+        <w:rPr>
+          <w:rFonts w:ascii="Times New Roman" w:hAnsi="Times New Roman" w:cs="Times New Roman"/>
+        </w:rPr>
+        <w:t>gán</w:t>
+      </w:r>
+      <w:proofErr w:type="spellEnd"/>
+      <w:r>
+        <w:rPr>
+          <w:rFonts w:ascii="Times New Roman" w:hAnsi="Times New Roman" w:cs="Times New Roman"/>
+        </w:rPr>
+        <w:t xml:space="preserve"> 2 </w:t>
+      </w:r>
+      <w:proofErr w:type="spellStart"/>
+      <w:r>
+        <w:rPr>
+          <w:rFonts w:ascii="Times New Roman" w:hAnsi="Times New Roman" w:cs="Times New Roman"/>
+        </w:rPr>
+        <w:t>cái</w:t>
+      </w:r>
+      <w:proofErr w:type="spellEnd"/>
+      <w:r>
+        <w:rPr>
+          <w:rFonts w:ascii="Times New Roman" w:hAnsi="Times New Roman" w:cs="Times New Roman"/>
+        </w:rPr>
+        <w:t xml:space="preserve"> </w:t>
+      </w:r>
+      <w:proofErr w:type="spellStart"/>
+      <w:r>
+        <w:rPr>
+          <w:rFonts w:ascii="Times New Roman" w:hAnsi="Times New Roman" w:cs="Times New Roman"/>
+        </w:rPr>
+        <w:t>thủ</w:t>
+      </w:r>
+      <w:proofErr w:type="spellEnd"/>
+      <w:r>
+        <w:rPr>
+          <w:rFonts w:ascii="Times New Roman" w:hAnsi="Times New Roman" w:cs="Times New Roman"/>
+        </w:rPr>
+        <w:t xml:space="preserve"> </w:t>
+      </w:r>
+      <w:proofErr w:type="spellStart"/>
+      <w:r>
+        <w:rPr>
+          <w:rFonts w:ascii="Times New Roman" w:hAnsi="Times New Roman" w:cs="Times New Roman"/>
+        </w:rPr>
+        <w:t>tục</w:t>
+      </w:r>
+      <w:proofErr w:type="spellEnd"/>
+      <w:r>
+        <w:rPr>
+          <w:rFonts w:ascii="Times New Roman" w:hAnsi="Times New Roman" w:cs="Times New Roman"/>
+        </w:rPr>
+        <w:t xml:space="preserve">: </w:t>
+      </w:r>
+      <w:proofErr w:type="spellStart"/>
+      <w:r>
+        <w:rPr>
+          <w:rFonts w:ascii="Times New Roman" w:hAnsi="Times New Roman" w:cs="Times New Roman"/>
+        </w:rPr>
+        <w:t>sp_Att_getTrainingStatusDescription</w:t>
+      </w:r>
+      <w:proofErr w:type="spellEnd"/>
+      <w:r>
+        <w:rPr>
+          <w:rFonts w:ascii="Times New Roman" w:hAnsi="Times New Roman" w:cs="Times New Roman"/>
+        </w:rPr>
+        <w:t xml:space="preserve"> </w:t>
+      </w:r>
+      <w:proofErr w:type="spellStart"/>
+      <w:r>
+        <w:rPr>
+          <w:rFonts w:ascii="Times New Roman" w:hAnsi="Times New Roman" w:cs="Times New Roman"/>
+        </w:rPr>
+        <w:t>và</w:t>
+      </w:r>
+      <w:proofErr w:type="spellEnd"/>
+      <w:r>
+        <w:rPr>
+          <w:rFonts w:ascii="Times New Roman" w:hAnsi="Times New Roman" w:cs="Times New Roman"/>
+        </w:rPr>
+        <w:t xml:space="preserve"> </w:t>
+      </w:r>
+      <w:proofErr w:type="spellStart"/>
+      <w:r>
+        <w:rPr>
+          <w:rFonts w:ascii="Times New Roman" w:hAnsi="Times New Roman" w:cs="Times New Roman"/>
+        </w:rPr>
+        <w:t>sp_Att_getTrainingStatusName</w:t>
+      </w:r>
+      <w:proofErr w:type="spellEnd"/>
+      <w:r>
+        <w:rPr>
+          <w:rFonts w:ascii="Times New Roman" w:hAnsi="Times New Roman" w:cs="Times New Roman"/>
+        </w:rPr>
+        <w:t xml:space="preserve"> </w:t>
+      </w:r>
+      <w:proofErr w:type="spellStart"/>
+      <w:r>
+        <w:rPr>
+          <w:rFonts w:ascii="Times New Roman" w:hAnsi="Times New Roman" w:cs="Times New Roman"/>
+        </w:rPr>
+        <w:t>vào</w:t>
+      </w:r>
+      <w:proofErr w:type="spellEnd"/>
+      <w:r>
+        <w:rPr>
+          <w:rFonts w:ascii="Times New Roman" w:hAnsi="Times New Roman" w:cs="Times New Roman"/>
+        </w:rPr>
+        <w:t xml:space="preserve"> </w:t>
+      </w:r>
+      <w:proofErr w:type="spellStart"/>
+      <w:r>
+        <w:rPr>
+          <w:rFonts w:ascii="Times New Roman" w:hAnsi="Times New Roman" w:cs="Times New Roman"/>
+        </w:rPr>
+        <w:t>thủ</w:t>
+      </w:r>
+      <w:proofErr w:type="spellEnd"/>
+      <w:r>
+        <w:rPr>
+          <w:rFonts w:ascii="Times New Roman" w:hAnsi="Times New Roman" w:cs="Times New Roman"/>
+        </w:rPr>
+        <w:t xml:space="preserve"> </w:t>
+      </w:r>
+      <w:proofErr w:type="spellStart"/>
+      <w:r>
+        <w:rPr>
+          <w:rFonts w:ascii="Times New Roman" w:hAnsi="Times New Roman" w:cs="Times New Roman"/>
+        </w:rPr>
+        <w:t>tục</w:t>
+      </w:r>
+      <w:proofErr w:type="spellEnd"/>
+      <w:r>
+        <w:rPr>
+          <w:rFonts w:ascii="Times New Roman" w:hAnsi="Times New Roman" w:cs="Times New Roman"/>
+        </w:rPr>
+        <w:t xml:space="preserve"> load </w:t>
+      </w:r>
+      <w:proofErr w:type="spellStart"/>
+      <w:r>
+        <w:rPr>
+          <w:rFonts w:ascii="Times New Roman" w:hAnsi="Times New Roman" w:cs="Times New Roman"/>
+        </w:rPr>
+        <w:t>dữ</w:t>
+      </w:r>
+      <w:proofErr w:type="spellEnd"/>
+      <w:r>
+        <w:rPr>
+          <w:rFonts w:ascii="Times New Roman" w:hAnsi="Times New Roman" w:cs="Times New Roman"/>
+        </w:rPr>
+        <w:t xml:space="preserve"> </w:t>
+      </w:r>
+      <w:proofErr w:type="spellStart"/>
+      <w:r>
+        <w:rPr>
+          <w:rFonts w:ascii="Times New Roman" w:hAnsi="Times New Roman" w:cs="Times New Roman"/>
+        </w:rPr>
+        <w:t>liệu</w:t>
+      </w:r>
+      <w:proofErr w:type="spellEnd"/>
+      <w:r>
+        <w:rPr>
+          <w:rFonts w:ascii="Times New Roman" w:hAnsi="Times New Roman" w:cs="Times New Roman"/>
+        </w:rPr>
+        <w:t xml:space="preserve"> </w:t>
+      </w:r>
+      <w:proofErr w:type="spellStart"/>
+      <w:r>
+        <w:rPr>
+          <w:rFonts w:ascii="Times New Roman" w:hAnsi="Times New Roman" w:cs="Times New Roman"/>
+        </w:rPr>
+        <w:t>từ</w:t>
+      </w:r>
+      <w:proofErr w:type="spellEnd"/>
+      <w:r>
+        <w:rPr>
+          <w:rFonts w:ascii="Times New Roman" w:hAnsi="Times New Roman" w:cs="Times New Roman"/>
+        </w:rPr>
+        <w:t xml:space="preserve"> </w:t>
+      </w:r>
+      <w:proofErr w:type="spellStart"/>
+      <w:r>
+        <w:rPr>
+          <w:rFonts w:ascii="Times New Roman" w:hAnsi="Times New Roman" w:cs="Times New Roman"/>
+        </w:rPr>
+        <w:t>bảng</w:t>
+      </w:r>
+      <w:proofErr w:type="spellEnd"/>
+      <w:r>
+        <w:rPr>
+          <w:rFonts w:ascii="Times New Roman" w:hAnsi="Times New Roman" w:cs="Times New Roman"/>
+        </w:rPr>
+        <w:t xml:space="preserve"> </w:t>
+      </w:r>
+      <w:proofErr w:type="spellStart"/>
+      <w:r>
+        <w:rPr>
+          <w:rFonts w:ascii="Times New Roman" w:hAnsi="Times New Roman" w:cs="Times New Roman"/>
+        </w:rPr>
+        <w:t>tbl</w:t>
+      </w:r>
+      <w:r>
+        <w:rPr>
+          <w:rStyle w:val="HTMLCode"/>
+          <w:rFonts w:ascii="Times New Roman" w:eastAsiaTheme="minorHAnsi" w:hAnsi="Times New Roman" w:cs="Times New Roman"/>
+        </w:rPr>
+        <w:t>TrainingStatus</w:t>
+      </w:r>
+      <w:proofErr w:type="spellEnd"/>
+      <w:r>
+        <w:rPr>
+          <w:rStyle w:val="HTMLCode"/>
+          <w:rFonts w:ascii="Times New Roman" w:eastAsiaTheme="minorHAnsi" w:hAnsi="Times New Roman" w:cs="Times New Roman"/>
+        </w:rPr>
+        <w:t xml:space="preserve">, </w:t>
+      </w:r>
+      <w:proofErr w:type="spellStart"/>
+      <w:r>
+        <w:rPr>
+          <w:rStyle w:val="HTMLCode"/>
+          <w:rFonts w:ascii="Times New Roman" w:eastAsiaTheme="minorHAnsi" w:hAnsi="Times New Roman" w:cs="Times New Roman"/>
+        </w:rPr>
+        <w:t>bỏ</w:t>
+      </w:r>
+      <w:proofErr w:type="spellEnd"/>
+      <w:r>
+        <w:rPr>
+          <w:rStyle w:val="HTMLCode"/>
+          <w:rFonts w:ascii="Times New Roman" w:eastAsiaTheme="minorHAnsi" w:hAnsi="Times New Roman" w:cs="Times New Roman"/>
+        </w:rPr>
+        <w:t xml:space="preserve"> </w:t>
+      </w:r>
+      <w:proofErr w:type="spellStart"/>
+      <w:r>
+        <w:rPr>
+          <w:rStyle w:val="HTMLCode"/>
+          <w:rFonts w:ascii="Times New Roman" w:eastAsiaTheme="minorHAnsi" w:hAnsi="Times New Roman" w:cs="Times New Roman"/>
+        </w:rPr>
+        <w:t>ngày</w:t>
+      </w:r>
+      <w:proofErr w:type="spellEnd"/>
+      <w:r>
+        <w:rPr>
+          <w:rStyle w:val="HTMLCode"/>
+          <w:rFonts w:ascii="Times New Roman" w:eastAsiaTheme="minorHAnsi" w:hAnsi="Times New Roman" w:cs="Times New Roman"/>
+        </w:rPr>
+        <w:t xml:space="preserve"> </w:t>
+      </w:r>
+      <w:proofErr w:type="spellStart"/>
+      <w:r>
+        <w:rPr>
+          <w:rStyle w:val="HTMLCode"/>
+          <w:rFonts w:ascii="Times New Roman" w:eastAsiaTheme="minorHAnsi" w:hAnsi="Times New Roman" w:cs="Times New Roman"/>
+        </w:rPr>
+        <w:t>hiệu</w:t>
+      </w:r>
+      <w:proofErr w:type="spellEnd"/>
+      <w:r>
+        <w:rPr>
+          <w:rStyle w:val="HTMLCode"/>
+          <w:rFonts w:ascii="Times New Roman" w:eastAsiaTheme="minorHAnsi" w:hAnsi="Times New Roman" w:cs="Times New Roman"/>
+        </w:rPr>
+        <w:t xml:space="preserve"> </w:t>
+      </w:r>
+      <w:proofErr w:type="spellStart"/>
+      <w:r>
+        <w:rPr>
+          <w:rStyle w:val="HTMLCode"/>
+          <w:rFonts w:ascii="Times New Roman" w:eastAsiaTheme="minorHAnsi" w:hAnsi="Times New Roman" w:cs="Times New Roman"/>
+        </w:rPr>
+        <w:t>lực</w:t>
+      </w:r>
+      <w:proofErr w:type="spellEnd"/>
+      <w:r>
+        <w:rPr>
+          <w:rStyle w:val="HTMLCode"/>
+          <w:rFonts w:ascii="Times New Roman" w:eastAsiaTheme="minorHAnsi" w:hAnsi="Times New Roman" w:cs="Times New Roman"/>
+        </w:rPr>
+        <w:t xml:space="preserve"> </w:t>
+      </w:r>
+      <w:proofErr w:type="spellStart"/>
+      <w:r>
+        <w:rPr>
+          <w:rStyle w:val="HTMLCode"/>
+          <w:rFonts w:ascii="Times New Roman" w:eastAsiaTheme="minorHAnsi" w:hAnsi="Times New Roman" w:cs="Times New Roman"/>
+        </w:rPr>
+        <w:t>và</w:t>
+      </w:r>
+      <w:proofErr w:type="spellEnd"/>
+      <w:r>
+        <w:rPr>
+          <w:rStyle w:val="HTMLCode"/>
+          <w:rFonts w:ascii="Times New Roman" w:eastAsiaTheme="minorHAnsi" w:hAnsi="Times New Roman" w:cs="Times New Roman"/>
+        </w:rPr>
+        <w:t xml:space="preserve"> </w:t>
+      </w:r>
+      <w:proofErr w:type="spellStart"/>
+      <w:r>
+        <w:rPr>
+          <w:rStyle w:val="HTMLCode"/>
+          <w:rFonts w:ascii="Times New Roman" w:eastAsiaTheme="minorHAnsi" w:hAnsi="Times New Roman" w:cs="Times New Roman"/>
+        </w:rPr>
+        <w:t>đạt</w:t>
+      </w:r>
+      <w:proofErr w:type="spellEnd"/>
+      <w:r>
+        <w:rPr>
+          <w:rStyle w:val="HTMLCode"/>
+          <w:rFonts w:ascii="Times New Roman" w:eastAsiaTheme="minorHAnsi" w:hAnsi="Times New Roman" w:cs="Times New Roman"/>
+        </w:rPr>
+        <w:t xml:space="preserve"> bao </w:t>
+      </w:r>
+      <w:proofErr w:type="spellStart"/>
+      <w:r>
+        <w:rPr>
+          <w:rStyle w:val="HTMLCode"/>
+          <w:rFonts w:ascii="Times New Roman" w:eastAsiaTheme="minorHAnsi" w:hAnsi="Times New Roman" w:cs="Times New Roman"/>
+        </w:rPr>
+        <w:t>nhiêu</w:t>
+      </w:r>
+      <w:proofErr w:type="spellEnd"/>
+      <w:r>
+        <w:rPr>
+          <w:rStyle w:val="HTMLCode"/>
+          <w:rFonts w:ascii="Times New Roman" w:eastAsiaTheme="minorHAnsi" w:hAnsi="Times New Roman" w:cs="Times New Roman"/>
+        </w:rPr>
+        <w:t xml:space="preserve"> % ra </w:t>
+      </w:r>
+      <w:proofErr w:type="spellStart"/>
+      <w:r>
+        <w:rPr>
+          <w:rStyle w:val="HTMLCode"/>
+          <w:rFonts w:ascii="Times New Roman" w:eastAsiaTheme="minorHAnsi" w:hAnsi="Times New Roman" w:cs="Times New Roman"/>
+        </w:rPr>
+        <w:t>tôi</w:t>
+      </w:r>
+      <w:proofErr w:type="spellEnd"/>
+      <w:r>
+        <w:rPr>
+          <w:rStyle w:val="HTMLCode"/>
+          <w:rFonts w:ascii="Times New Roman" w:eastAsiaTheme="minorHAnsi" w:hAnsi="Times New Roman" w:cs="Times New Roman"/>
+        </w:rPr>
+        <w:t xml:space="preserve"> </w:t>
+      </w:r>
+      <w:proofErr w:type="spellStart"/>
+      <w:r>
+        <w:rPr>
+          <w:rStyle w:val="HTMLCode"/>
+          <w:rFonts w:ascii="Times New Roman" w:eastAsiaTheme="minorHAnsi" w:hAnsi="Times New Roman" w:cs="Times New Roman"/>
+        </w:rPr>
+        <w:t>chỉ</w:t>
+      </w:r>
+      <w:proofErr w:type="spellEnd"/>
+      <w:r>
+        <w:rPr>
+          <w:rStyle w:val="HTMLCode"/>
+          <w:rFonts w:ascii="Times New Roman" w:eastAsiaTheme="minorHAnsi" w:hAnsi="Times New Roman" w:cs="Times New Roman"/>
+        </w:rPr>
+        <w:t xml:space="preserve"> </w:t>
+      </w:r>
+      <w:proofErr w:type="spellStart"/>
+      <w:r>
+        <w:rPr>
+          <w:rStyle w:val="HTMLCode"/>
+          <w:rFonts w:ascii="Times New Roman" w:eastAsiaTheme="minorHAnsi" w:hAnsi="Times New Roman" w:cs="Times New Roman"/>
+        </w:rPr>
+        <w:t>cần</w:t>
+      </w:r>
+      <w:proofErr w:type="spellEnd"/>
+      <w:r>
+        <w:rPr>
+          <w:rStyle w:val="HTMLCode"/>
+          <w:rFonts w:ascii="Times New Roman" w:eastAsiaTheme="minorHAnsi" w:hAnsi="Times New Roman" w:cs="Times New Roman"/>
+        </w:rPr>
+        <w:t xml:space="preserve"> </w:t>
+      </w:r>
+      <w:proofErr w:type="spellStart"/>
+      <w:r>
+        <w:rPr>
+          <w:rStyle w:val="HTMLCode"/>
+          <w:rFonts w:ascii="Times New Roman" w:eastAsiaTheme="minorHAnsi" w:hAnsi="Times New Roman" w:cs="Times New Roman"/>
+        </w:rPr>
+        <w:t>tên</w:t>
+      </w:r>
+      <w:proofErr w:type="spellEnd"/>
+      <w:r>
+        <w:rPr>
+          <w:rStyle w:val="HTMLCode"/>
+          <w:rFonts w:ascii="Times New Roman" w:eastAsiaTheme="minorHAnsi" w:hAnsi="Times New Roman" w:cs="Times New Roman"/>
+        </w:rPr>
+        <w:t xml:space="preserve"> </w:t>
+      </w:r>
+      <w:proofErr w:type="spellStart"/>
+      <w:r>
+        <w:rPr>
+          <w:rStyle w:val="HTMLCode"/>
+          <w:rFonts w:ascii="Times New Roman" w:eastAsiaTheme="minorHAnsi" w:hAnsi="Times New Roman" w:cs="Times New Roman"/>
+        </w:rPr>
+        <w:t>trạng</w:t>
+      </w:r>
+      <w:proofErr w:type="spellEnd"/>
+      <w:r>
+        <w:rPr>
+          <w:rStyle w:val="HTMLCode"/>
+          <w:rFonts w:ascii="Times New Roman" w:eastAsiaTheme="minorHAnsi" w:hAnsi="Times New Roman" w:cs="Times New Roman"/>
+        </w:rPr>
+        <w:t xml:space="preserve"> </w:t>
+      </w:r>
+      <w:proofErr w:type="spellStart"/>
+      <w:r>
+        <w:rPr>
+          <w:rStyle w:val="HTMLCode"/>
+          <w:rFonts w:ascii="Times New Roman" w:eastAsiaTheme="minorHAnsi" w:hAnsi="Times New Roman" w:cs="Times New Roman"/>
+        </w:rPr>
+        <w:t>thái</w:t>
+      </w:r>
+      <w:proofErr w:type="spellEnd"/>
+      <w:r>
+        <w:rPr>
+          <w:rStyle w:val="HTMLCode"/>
+          <w:rFonts w:ascii="Times New Roman" w:eastAsiaTheme="minorHAnsi" w:hAnsi="Times New Roman" w:cs="Times New Roman"/>
+        </w:rPr>
+        <w:t xml:space="preserve"> training </w:t>
+      </w:r>
+      <w:proofErr w:type="spellStart"/>
+      <w:r>
+        <w:rPr>
+          <w:rStyle w:val="HTMLCode"/>
+          <w:rFonts w:ascii="Times New Roman" w:eastAsiaTheme="minorHAnsi" w:hAnsi="Times New Roman" w:cs="Times New Roman"/>
+        </w:rPr>
+        <w:t>và</w:t>
+      </w:r>
+      <w:proofErr w:type="spellEnd"/>
+      <w:r>
+        <w:rPr>
+          <w:rStyle w:val="HTMLCode"/>
+          <w:rFonts w:ascii="Times New Roman" w:eastAsiaTheme="minorHAnsi" w:hAnsi="Times New Roman" w:cs="Times New Roman"/>
+        </w:rPr>
+        <w:t xml:space="preserve"> </w:t>
+      </w:r>
+      <w:proofErr w:type="spellStart"/>
+      <w:r>
+        <w:rPr>
+          <w:rStyle w:val="HTMLCode"/>
+          <w:rFonts w:ascii="Times New Roman" w:eastAsiaTheme="minorHAnsi" w:hAnsi="Times New Roman" w:cs="Times New Roman"/>
+        </w:rPr>
+        <w:t>mô</w:t>
+      </w:r>
+      <w:proofErr w:type="spellEnd"/>
+      <w:r>
+        <w:rPr>
+          <w:rStyle w:val="HTMLCode"/>
+          <w:rFonts w:ascii="Times New Roman" w:eastAsiaTheme="minorHAnsi" w:hAnsi="Times New Roman" w:cs="Times New Roman"/>
+        </w:rPr>
+        <w:t xml:space="preserve"> </w:t>
+      </w:r>
+      <w:proofErr w:type="spellStart"/>
+      <w:r>
+        <w:rPr>
+          <w:rStyle w:val="HTMLCode"/>
+          <w:rFonts w:ascii="Times New Roman" w:eastAsiaTheme="minorHAnsi" w:hAnsi="Times New Roman" w:cs="Times New Roman"/>
+        </w:rPr>
+        <w:t>tả</w:t>
+      </w:r>
+      <w:proofErr w:type="spellEnd"/>
+      <w:r>
+        <w:rPr>
+          <w:rStyle w:val="HTMLCode"/>
+          <w:rFonts w:ascii="Times New Roman" w:eastAsiaTheme="minorHAnsi" w:hAnsi="Times New Roman" w:cs="Times New Roman"/>
+        </w:rPr>
+        <w:t xml:space="preserve"> </w:t>
+      </w:r>
+      <w:proofErr w:type="spellStart"/>
+      <w:r>
+        <w:rPr>
+          <w:rStyle w:val="HTMLCode"/>
+          <w:rFonts w:ascii="Times New Roman" w:eastAsiaTheme="minorHAnsi" w:hAnsi="Times New Roman" w:cs="Times New Roman"/>
+        </w:rPr>
+        <w:t>của</w:t>
+      </w:r>
+      <w:proofErr w:type="spellEnd"/>
+      <w:r>
+        <w:rPr>
+          <w:rStyle w:val="HTMLCode"/>
+          <w:rFonts w:ascii="Times New Roman" w:eastAsiaTheme="minorHAnsi" w:hAnsi="Times New Roman" w:cs="Times New Roman"/>
+        </w:rPr>
+        <w:t xml:space="preserve"> </w:t>
+      </w:r>
+      <w:proofErr w:type="spellStart"/>
+      <w:r>
+        <w:rPr>
+          <w:rStyle w:val="HTMLCode"/>
+          <w:rFonts w:ascii="Times New Roman" w:eastAsiaTheme="minorHAnsi" w:hAnsi="Times New Roman" w:cs="Times New Roman"/>
+        </w:rPr>
+        <w:t>chứng</w:t>
+      </w:r>
+      <w:proofErr w:type="spellEnd"/>
+      <w:r>
+        <w:rPr>
+          <w:rStyle w:val="HTMLCode"/>
+          <w:rFonts w:ascii="Times New Roman" w:eastAsiaTheme="minorHAnsi" w:hAnsi="Times New Roman" w:cs="Times New Roman"/>
+        </w:rPr>
+        <w:t xml:space="preserve"> </w:t>
+      </w:r>
+      <w:proofErr w:type="spellStart"/>
+      <w:r>
+        <w:rPr>
+          <w:rStyle w:val="HTMLCode"/>
+          <w:rFonts w:ascii="Times New Roman" w:eastAsiaTheme="minorHAnsi" w:hAnsi="Times New Roman" w:cs="Times New Roman"/>
+        </w:rPr>
+        <w:t>chỉ</w:t>
+      </w:r>
+      <w:proofErr w:type="spellEnd"/>
+      <w:r>
+        <w:rPr>
+          <w:rStyle w:val="HTMLCode"/>
+          <w:rFonts w:ascii="Times New Roman" w:eastAsiaTheme="minorHAnsi" w:hAnsi="Times New Roman" w:cs="Times New Roman"/>
+        </w:rPr>
+        <w:t xml:space="preserve"> </w:t>
+      </w:r>
+      <w:proofErr w:type="spellStart"/>
+      <w:r>
+        <w:rPr>
+          <w:rStyle w:val="HTMLCode"/>
+          <w:rFonts w:ascii="Times New Roman" w:eastAsiaTheme="minorHAnsi" w:hAnsi="Times New Roman" w:cs="Times New Roman"/>
+        </w:rPr>
+        <w:t>đó</w:t>
+      </w:r>
+      <w:proofErr w:type="spellEnd"/>
+      <w:r>
+        <w:rPr>
+          <w:rStyle w:val="HTMLCode"/>
+          <w:rFonts w:ascii="Times New Roman" w:eastAsiaTheme="minorHAnsi" w:hAnsi="Times New Roman" w:cs="Times New Roman"/>
+        </w:rPr>
+        <w:t xml:space="preserve"> </w:t>
+      </w:r>
+      <w:proofErr w:type="spellStart"/>
+      <w:r>
+        <w:rPr>
+          <w:rStyle w:val="HTMLCode"/>
+          <w:rFonts w:ascii="Times New Roman" w:eastAsiaTheme="minorHAnsi" w:hAnsi="Times New Roman" w:cs="Times New Roman"/>
+        </w:rPr>
+        <w:t>thôi</w:t>
+      </w:r>
+      <w:proofErr w:type="spellEnd"/>
+      <w:r>
+        <w:rPr>
+          <w:rStyle w:val="HTMLCode"/>
+          <w:rFonts w:ascii="Times New Roman" w:eastAsiaTheme="minorHAnsi" w:hAnsi="Times New Roman" w:cs="Times New Roman"/>
+        </w:rPr>
+        <w:t xml:space="preserve">   </w:t>
+      </w:r>
+    </w:p>
+    <w:p>
+      <w:r>
+        <w:rPr>
+          <w:rFonts w:ascii="Times New Roman" w:hAnsi="Times New Roman" w:cs="Times New Roman"/>
+          <w:noProof/>
+        </w:rPr>
+        <w:drawing>
+          <wp:inline distT="0" distB="0" distL="0" distR="0" wp14:anchorId="1C05C38E" wp14:editId="242BDF2D">
+            <wp:extent cx="5943600" cy="1355090"/>
+            <wp:effectExtent l="0" t="0" r="0" b="0"/>
+            <wp:docPr id="5" name="Picture 5"/>
+            <wp:cNvGraphicFramePr>
+              <a:graphicFrameLocks xmlns:a="http://schemas.openxmlformats.org/drawingml/2006/main" noChangeAspect="1"/>
+            </wp:cNvGraphicFramePr>
+            <a:graphic xmlns:a="http://schemas.openxmlformats.org/drawingml/2006/main">
+              <a:graphicData uri="http://schemas.openxmlformats.org/drawingml/2006/picture">
+                <pic:pic xmlns:pic="http://schemas.openxmlformats.org/drawingml/2006/picture">
+                  <pic:nvPicPr>
+                    <pic:cNvPr id="1" name=""/>
+                    <pic:cNvPicPr/>
+                  </pic:nvPicPr>
+                  <pic:blipFill>
+                    <a:blip r:embed="rId10"/>
+                    <a:stretch>
+                      <a:fillRect/>
+                    </a:stretch>
+                  </pic:blipFill>
+                  <pic:spPr>
+                    <a:xfrm>
+                      <a:off x="0" y="0"/>
                       <a:ext cx="5943600" cy="1355090"/>
                     </a:xfrm>
                     <a:prstGeom prst="rect">
@@ -3527,7 +5043,1352 @@
           </wp:inline>
         </w:drawing>
       </w:r>
+      <w:r>
+        <w:rPr>
+          <w:rFonts w:ascii="Times New Roman" w:hAnsi="Times New Roman" w:cs="Times New Roman"/>
+        </w:rPr>
+        <w:br/>
+      </w:r>
+      <w:r>
+        <w:rPr>
+          <w:rFonts w:ascii="Times New Roman" w:hAnsi="Times New Roman" w:cs="Times New Roman"/>
+        </w:rPr>
+        <w:br/>
+      </w:r>
     </w:p>
+    <w:p>
+      <w:pPr>
+        <w:autoSpaceDE w:val="0"/>
+        <w:autoSpaceDN w:val="0"/>
+        <w:adjustRightInd w:val="0"/>
+        <w:spacing w:after="0" w:line="240" w:lineRule="auto"/>
+      </w:pPr>
+      <w:proofErr w:type="spellStart"/>
+      <w:r>
+        <w:t>Các</w:t>
+      </w:r>
+      <w:proofErr w:type="spellEnd"/>
+      <w:r>
+        <w:t xml:space="preserve"> </w:t>
+      </w:r>
+      <w:proofErr w:type="spellStart"/>
+      <w:r>
+        <w:t>bảng</w:t>
+      </w:r>
+      <w:proofErr w:type="spellEnd"/>
+      <w:r>
+        <w:t xml:space="preserve"> </w:t>
+      </w:r>
+      <w:proofErr w:type="spellStart"/>
+      <w:r>
+        <w:t>liên</w:t>
+      </w:r>
+      <w:proofErr w:type="spellEnd"/>
+      <w:r>
+        <w:t xml:space="preserve"> </w:t>
+      </w:r>
+      <w:proofErr w:type="spellStart"/>
+      <w:r>
+        <w:t>quan</w:t>
+      </w:r>
+      <w:proofErr w:type="spellEnd"/>
+      <w:r>
+        <w:t>:</w:t>
+      </w:r>
+    </w:p>
+    <w:p>
+      <w:pPr>
+        <w:autoSpaceDE w:val="0"/>
+        <w:autoSpaceDN w:val="0"/>
+        <w:adjustRightInd w:val="0"/>
+        <w:spacing w:after="0" w:line="240" w:lineRule="auto"/>
+        <w:rPr>
+          <w:rFonts w:ascii="Cascadia Mono" w:hAnsi="Cascadia Mono" w:cs="Cascadia Mono"/>
+          <w:color w:val="000000"/>
+          <w:sz w:val="19"/>
+          <w:szCs w:val="19"/>
+          <w:highlight w:val="white"/>
+        </w:rPr>
+      </w:pPr>
+      <w:r>
+        <w:br/>
+      </w:r>
+      <w:r>
+        <w:rPr>
+          <w:rFonts w:ascii="Cascadia Mono" w:hAnsi="Cascadia Mono" w:cs="Cascadia Mono"/>
+          <w:color w:val="0000FF"/>
+          <w:sz w:val="19"/>
+          <w:szCs w:val="19"/>
+          <w:highlight w:val="white"/>
+        </w:rPr>
+        <w:t>select</w:t>
+      </w:r>
+      <w:r>
+        <w:rPr>
+          <w:rFonts w:ascii="Cascadia Mono" w:hAnsi="Cascadia Mono" w:cs="Cascadia Mono"/>
+          <w:color w:val="000000"/>
+          <w:sz w:val="19"/>
+          <w:szCs w:val="19"/>
+          <w:highlight w:val="white"/>
+        </w:rPr>
+        <w:t xml:space="preserve"> </w:t>
+      </w:r>
+      <w:r>
+        <w:rPr>
+          <w:rFonts w:ascii="Cascadia Mono" w:hAnsi="Cascadia Mono" w:cs="Cascadia Mono"/>
+          <w:color w:val="808080"/>
+          <w:sz w:val="19"/>
+          <w:szCs w:val="19"/>
+          <w:highlight w:val="white"/>
+        </w:rPr>
+        <w:t>*</w:t>
+      </w:r>
+      <w:r>
+        <w:rPr>
+          <w:rFonts w:ascii="Cascadia Mono" w:hAnsi="Cascadia Mono" w:cs="Cascadia Mono"/>
+          <w:color w:val="000000"/>
+          <w:sz w:val="19"/>
+          <w:szCs w:val="19"/>
+          <w:highlight w:val="white"/>
+        </w:rPr>
+        <w:t xml:space="preserve"> </w:t>
+      </w:r>
+      <w:r>
+        <w:rPr>
+          <w:rFonts w:ascii="Cascadia Mono" w:hAnsi="Cascadia Mono" w:cs="Cascadia Mono"/>
+          <w:color w:val="0000FF"/>
+          <w:sz w:val="19"/>
+          <w:szCs w:val="19"/>
+          <w:highlight w:val="white"/>
+        </w:rPr>
+        <w:t>from</w:t>
+      </w:r>
+      <w:r>
+        <w:rPr>
+          <w:rFonts w:ascii="Cascadia Mono" w:hAnsi="Cascadia Mono" w:cs="Cascadia Mono"/>
+          <w:color w:val="000000"/>
+          <w:sz w:val="19"/>
+          <w:szCs w:val="19"/>
+          <w:highlight w:val="white"/>
+        </w:rPr>
+        <w:t xml:space="preserve"> </w:t>
+      </w:r>
+      <w:proofErr w:type="spellStart"/>
+      <w:r>
+        <w:rPr>
+          <w:rFonts w:ascii="Cascadia Mono" w:hAnsi="Cascadia Mono" w:cs="Cascadia Mono"/>
+          <w:color w:val="000000"/>
+          <w:sz w:val="19"/>
+          <w:szCs w:val="19"/>
+          <w:highlight w:val="white"/>
+        </w:rPr>
+        <w:t>tblAtt_Module</w:t>
+      </w:r>
+      <w:proofErr w:type="spellEnd"/>
+      <w:r>
+        <w:rPr>
+          <w:rFonts w:ascii="Cascadia Mono" w:hAnsi="Cascadia Mono" w:cs="Cascadia Mono"/>
+          <w:color w:val="000000"/>
+          <w:sz w:val="19"/>
+          <w:szCs w:val="19"/>
+          <w:highlight w:val="white"/>
+        </w:rPr>
+        <w:t xml:space="preserve"> </w:t>
+      </w:r>
+      <w:r>
+        <w:rPr>
+          <w:rFonts w:ascii="Cascadia Mono" w:hAnsi="Cascadia Mono" w:cs="Cascadia Mono"/>
+          <w:color w:val="008000"/>
+          <w:sz w:val="19"/>
+          <w:szCs w:val="19"/>
+          <w:highlight w:val="white"/>
+        </w:rPr>
+        <w:t xml:space="preserve">-- </w:t>
+      </w:r>
+      <w:proofErr w:type="spellStart"/>
+      <w:r>
+        <w:rPr>
+          <w:rFonts w:ascii="Cascadia Mono" w:hAnsi="Cascadia Mono" w:cs="Cascadia Mono"/>
+          <w:color w:val="008000"/>
+          <w:sz w:val="19"/>
+          <w:szCs w:val="19"/>
+          <w:highlight w:val="white"/>
+        </w:rPr>
+        <w:t>chung</w:t>
+      </w:r>
+      <w:proofErr w:type="spellEnd"/>
+      <w:r>
+        <w:rPr>
+          <w:rFonts w:ascii="Cascadia Mono" w:hAnsi="Cascadia Mono" w:cs="Cascadia Mono"/>
+          <w:color w:val="008000"/>
+          <w:sz w:val="19"/>
+          <w:szCs w:val="19"/>
+          <w:highlight w:val="white"/>
+        </w:rPr>
+        <w:t xml:space="preserve"> chi</w:t>
+      </w:r>
+    </w:p>
+    <w:p>
+      <w:pPr>
+        <w:autoSpaceDE w:val="0"/>
+        <w:autoSpaceDN w:val="0"/>
+        <w:adjustRightInd w:val="0"/>
+        <w:spacing w:after="0" w:line="240" w:lineRule="auto"/>
+        <w:rPr>
+          <w:rFonts w:ascii="Cascadia Mono" w:hAnsi="Cascadia Mono" w:cs="Cascadia Mono"/>
+          <w:color w:val="000000"/>
+          <w:sz w:val="19"/>
+          <w:szCs w:val="19"/>
+          <w:highlight w:val="white"/>
+        </w:rPr>
+      </w:pPr>
+      <w:r>
+        <w:rPr>
+          <w:rFonts w:ascii="Cascadia Mono" w:hAnsi="Cascadia Mono" w:cs="Cascadia Mono"/>
+          <w:color w:val="0000FF"/>
+          <w:sz w:val="19"/>
+          <w:szCs w:val="19"/>
+          <w:highlight w:val="white"/>
+        </w:rPr>
+        <w:t>select</w:t>
+      </w:r>
+      <w:r>
+        <w:rPr>
+          <w:rFonts w:ascii="Cascadia Mono" w:hAnsi="Cascadia Mono" w:cs="Cascadia Mono"/>
+          <w:color w:val="000000"/>
+          <w:sz w:val="19"/>
+          <w:szCs w:val="19"/>
+          <w:highlight w:val="white"/>
+        </w:rPr>
+        <w:t xml:space="preserve"> </w:t>
+      </w:r>
+      <w:r>
+        <w:rPr>
+          <w:rFonts w:ascii="Cascadia Mono" w:hAnsi="Cascadia Mono" w:cs="Cascadia Mono"/>
+          <w:color w:val="808080"/>
+          <w:sz w:val="19"/>
+          <w:szCs w:val="19"/>
+          <w:highlight w:val="white"/>
+        </w:rPr>
+        <w:t>*</w:t>
+      </w:r>
+      <w:r>
+        <w:rPr>
+          <w:rFonts w:ascii="Cascadia Mono" w:hAnsi="Cascadia Mono" w:cs="Cascadia Mono"/>
+          <w:color w:val="000000"/>
+          <w:sz w:val="19"/>
+          <w:szCs w:val="19"/>
+          <w:highlight w:val="white"/>
+        </w:rPr>
+        <w:t xml:space="preserve"> </w:t>
+      </w:r>
+      <w:r>
+        <w:rPr>
+          <w:rFonts w:ascii="Cascadia Mono" w:hAnsi="Cascadia Mono" w:cs="Cascadia Mono"/>
+          <w:color w:val="0000FF"/>
+          <w:sz w:val="19"/>
+          <w:szCs w:val="19"/>
+          <w:highlight w:val="white"/>
+        </w:rPr>
+        <w:t>from</w:t>
+      </w:r>
+      <w:r>
+        <w:rPr>
+          <w:rFonts w:ascii="Cascadia Mono" w:hAnsi="Cascadia Mono" w:cs="Cascadia Mono"/>
+          <w:color w:val="000000"/>
+          <w:sz w:val="19"/>
+          <w:szCs w:val="19"/>
+          <w:highlight w:val="white"/>
+        </w:rPr>
+        <w:t xml:space="preserve"> </w:t>
+      </w:r>
+      <w:proofErr w:type="spellStart"/>
+      <w:r>
+        <w:rPr>
+          <w:rFonts w:ascii="Cascadia Mono" w:hAnsi="Cascadia Mono" w:cs="Cascadia Mono"/>
+          <w:color w:val="000000"/>
+          <w:sz w:val="19"/>
+          <w:szCs w:val="19"/>
+          <w:highlight w:val="white"/>
+        </w:rPr>
+        <w:t>tblAtt_ModuleDetail</w:t>
+      </w:r>
+      <w:proofErr w:type="spellEnd"/>
+      <w:r>
+        <w:rPr>
+          <w:rFonts w:ascii="Cascadia Mono" w:hAnsi="Cascadia Mono" w:cs="Cascadia Mono"/>
+          <w:color w:val="000000"/>
+          <w:sz w:val="19"/>
+          <w:szCs w:val="19"/>
+          <w:highlight w:val="white"/>
+        </w:rPr>
+        <w:t xml:space="preserve"> </w:t>
+      </w:r>
+      <w:r>
+        <w:rPr>
+          <w:rFonts w:ascii="Cascadia Mono" w:hAnsi="Cascadia Mono" w:cs="Cascadia Mono"/>
+          <w:color w:val="008000"/>
+          <w:sz w:val="19"/>
+          <w:szCs w:val="19"/>
+          <w:highlight w:val="white"/>
+        </w:rPr>
+        <w:t xml:space="preserve">-- chi </w:t>
+      </w:r>
+      <w:proofErr w:type="spellStart"/>
+      <w:r>
+        <w:rPr>
+          <w:rFonts w:ascii="Cascadia Mono" w:hAnsi="Cascadia Mono" w:cs="Cascadia Mono"/>
+          <w:color w:val="008000"/>
+          <w:sz w:val="19"/>
+          <w:szCs w:val="19"/>
+          <w:highlight w:val="white"/>
+        </w:rPr>
+        <w:t>tiet</w:t>
+      </w:r>
+      <w:proofErr w:type="spellEnd"/>
+      <w:r>
+        <w:rPr>
+          <w:rFonts w:ascii="Cascadia Mono" w:hAnsi="Cascadia Mono" w:cs="Cascadia Mono"/>
+          <w:color w:val="008000"/>
+          <w:sz w:val="19"/>
+          <w:szCs w:val="19"/>
+          <w:highlight w:val="white"/>
+        </w:rPr>
+        <w:t xml:space="preserve"> </w:t>
+      </w:r>
+      <w:proofErr w:type="spellStart"/>
+      <w:r>
+        <w:rPr>
+          <w:rFonts w:ascii="Cascadia Mono" w:hAnsi="Cascadia Mono" w:cs="Cascadia Mono"/>
+          <w:color w:val="008000"/>
+          <w:sz w:val="19"/>
+          <w:szCs w:val="19"/>
+          <w:highlight w:val="white"/>
+        </w:rPr>
+        <w:t>chung</w:t>
+      </w:r>
+      <w:proofErr w:type="spellEnd"/>
+      <w:r>
+        <w:rPr>
+          <w:rFonts w:ascii="Cascadia Mono" w:hAnsi="Cascadia Mono" w:cs="Cascadia Mono"/>
+          <w:color w:val="008000"/>
+          <w:sz w:val="19"/>
+          <w:szCs w:val="19"/>
+          <w:highlight w:val="white"/>
+        </w:rPr>
+        <w:t xml:space="preserve"> chi</w:t>
+      </w:r>
+    </w:p>
+    <w:p>
+      <w:pPr>
+        <w:autoSpaceDE w:val="0"/>
+        <w:autoSpaceDN w:val="0"/>
+        <w:adjustRightInd w:val="0"/>
+        <w:spacing w:after="0" w:line="240" w:lineRule="auto"/>
+        <w:rPr>
+          <w:rFonts w:ascii="Cascadia Mono" w:hAnsi="Cascadia Mono" w:cs="Cascadia Mono"/>
+          <w:color w:val="000000"/>
+          <w:sz w:val="19"/>
+          <w:szCs w:val="19"/>
+          <w:highlight w:val="white"/>
+        </w:rPr>
+      </w:pPr>
+      <w:r>
+        <w:rPr>
+          <w:rFonts w:ascii="Cascadia Mono" w:hAnsi="Cascadia Mono" w:cs="Cascadia Mono"/>
+          <w:color w:val="0000FF"/>
+          <w:sz w:val="19"/>
+          <w:szCs w:val="19"/>
+          <w:highlight w:val="white"/>
+        </w:rPr>
+        <w:lastRenderedPageBreak/>
+        <w:t>select</w:t>
+      </w:r>
+      <w:r>
+        <w:rPr>
+          <w:rFonts w:ascii="Cascadia Mono" w:hAnsi="Cascadia Mono" w:cs="Cascadia Mono"/>
+          <w:color w:val="000000"/>
+          <w:sz w:val="19"/>
+          <w:szCs w:val="19"/>
+          <w:highlight w:val="white"/>
+        </w:rPr>
+        <w:t xml:space="preserve"> </w:t>
+      </w:r>
+      <w:r>
+        <w:rPr>
+          <w:rFonts w:ascii="Cascadia Mono" w:hAnsi="Cascadia Mono" w:cs="Cascadia Mono"/>
+          <w:color w:val="808080"/>
+          <w:sz w:val="19"/>
+          <w:szCs w:val="19"/>
+          <w:highlight w:val="white"/>
+        </w:rPr>
+        <w:t>*</w:t>
+      </w:r>
+      <w:r>
+        <w:rPr>
+          <w:rFonts w:ascii="Cascadia Mono" w:hAnsi="Cascadia Mono" w:cs="Cascadia Mono"/>
+          <w:color w:val="000000"/>
+          <w:sz w:val="19"/>
+          <w:szCs w:val="19"/>
+          <w:highlight w:val="white"/>
+        </w:rPr>
+        <w:t xml:space="preserve"> </w:t>
+      </w:r>
+      <w:r>
+        <w:rPr>
+          <w:rFonts w:ascii="Cascadia Mono" w:hAnsi="Cascadia Mono" w:cs="Cascadia Mono"/>
+          <w:color w:val="0000FF"/>
+          <w:sz w:val="19"/>
+          <w:szCs w:val="19"/>
+          <w:highlight w:val="white"/>
+        </w:rPr>
+        <w:t>from</w:t>
+      </w:r>
+      <w:r>
+        <w:rPr>
+          <w:rFonts w:ascii="Cascadia Mono" w:hAnsi="Cascadia Mono" w:cs="Cascadia Mono"/>
+          <w:color w:val="000000"/>
+          <w:sz w:val="19"/>
+          <w:szCs w:val="19"/>
+          <w:highlight w:val="white"/>
+        </w:rPr>
+        <w:t xml:space="preserve"> </w:t>
+      </w:r>
+      <w:proofErr w:type="spellStart"/>
+      <w:r>
+        <w:rPr>
+          <w:rFonts w:ascii="Cascadia Mono" w:hAnsi="Cascadia Mono" w:cs="Cascadia Mono"/>
+          <w:color w:val="000000"/>
+          <w:sz w:val="19"/>
+          <w:szCs w:val="19"/>
+          <w:highlight w:val="white"/>
+        </w:rPr>
+        <w:t>tblWSchedule</w:t>
+      </w:r>
+      <w:proofErr w:type="spellEnd"/>
+      <w:r>
+        <w:rPr>
+          <w:rFonts w:ascii="Cascadia Mono" w:hAnsi="Cascadia Mono" w:cs="Cascadia Mono"/>
+          <w:color w:val="000000"/>
+          <w:sz w:val="19"/>
+          <w:szCs w:val="19"/>
+          <w:highlight w:val="white"/>
+        </w:rPr>
+        <w:t xml:space="preserve"> </w:t>
+      </w:r>
+      <w:r>
+        <w:rPr>
+          <w:rFonts w:ascii="Cascadia Mono" w:hAnsi="Cascadia Mono" w:cs="Cascadia Mono"/>
+          <w:color w:val="008000"/>
+          <w:sz w:val="19"/>
+          <w:szCs w:val="19"/>
+          <w:highlight w:val="white"/>
+        </w:rPr>
+        <w:t xml:space="preserve">-- </w:t>
+      </w:r>
+      <w:proofErr w:type="spellStart"/>
+      <w:r>
+        <w:rPr>
+          <w:rFonts w:ascii="Cascadia Mono" w:hAnsi="Cascadia Mono" w:cs="Cascadia Mono"/>
+          <w:color w:val="008000"/>
+          <w:sz w:val="19"/>
+          <w:szCs w:val="19"/>
+          <w:highlight w:val="white"/>
+        </w:rPr>
+        <w:t>lịch</w:t>
+      </w:r>
+      <w:proofErr w:type="spellEnd"/>
+      <w:r>
+        <w:rPr>
+          <w:rFonts w:ascii="Cascadia Mono" w:hAnsi="Cascadia Mono" w:cs="Cascadia Mono"/>
+          <w:color w:val="008000"/>
+          <w:sz w:val="19"/>
+          <w:szCs w:val="19"/>
+          <w:highlight w:val="white"/>
+        </w:rPr>
+        <w:t xml:space="preserve"> </w:t>
+      </w:r>
+      <w:proofErr w:type="spellStart"/>
+      <w:r>
+        <w:rPr>
+          <w:rFonts w:ascii="Cascadia Mono" w:hAnsi="Cascadia Mono" w:cs="Cascadia Mono"/>
+          <w:color w:val="008000"/>
+          <w:sz w:val="19"/>
+          <w:szCs w:val="19"/>
+          <w:highlight w:val="white"/>
+        </w:rPr>
+        <w:t>làm</w:t>
+      </w:r>
+      <w:proofErr w:type="spellEnd"/>
+      <w:r>
+        <w:rPr>
+          <w:rFonts w:ascii="Cascadia Mono" w:hAnsi="Cascadia Mono" w:cs="Cascadia Mono"/>
+          <w:color w:val="008000"/>
+          <w:sz w:val="19"/>
+          <w:szCs w:val="19"/>
+          <w:highlight w:val="white"/>
+        </w:rPr>
+        <w:t xml:space="preserve"> </w:t>
+      </w:r>
+      <w:proofErr w:type="spellStart"/>
+      <w:r>
+        <w:rPr>
+          <w:rFonts w:ascii="Cascadia Mono" w:hAnsi="Cascadia Mono" w:cs="Cascadia Mono"/>
+          <w:color w:val="008000"/>
+          <w:sz w:val="19"/>
+          <w:szCs w:val="19"/>
+          <w:highlight w:val="white"/>
+        </w:rPr>
+        <w:t>việc</w:t>
+      </w:r>
+      <w:proofErr w:type="spellEnd"/>
+    </w:p>
+    <w:p>
+      <w:pPr>
+        <w:autoSpaceDE w:val="0"/>
+        <w:autoSpaceDN w:val="0"/>
+        <w:adjustRightInd w:val="0"/>
+        <w:spacing w:after="0" w:line="240" w:lineRule="auto"/>
+        <w:rPr>
+          <w:rFonts w:ascii="Cascadia Mono" w:hAnsi="Cascadia Mono" w:cs="Cascadia Mono"/>
+          <w:color w:val="000000"/>
+          <w:sz w:val="19"/>
+          <w:szCs w:val="19"/>
+          <w:highlight w:val="white"/>
+        </w:rPr>
+      </w:pPr>
+      <w:r>
+        <w:rPr>
+          <w:rFonts w:ascii="Cascadia Mono" w:hAnsi="Cascadia Mono" w:cs="Cascadia Mono"/>
+          <w:color w:val="0000FF"/>
+          <w:sz w:val="19"/>
+          <w:szCs w:val="19"/>
+          <w:highlight w:val="white"/>
+        </w:rPr>
+        <w:t>select</w:t>
+      </w:r>
+      <w:r>
+        <w:rPr>
+          <w:rFonts w:ascii="Cascadia Mono" w:hAnsi="Cascadia Mono" w:cs="Cascadia Mono"/>
+          <w:color w:val="000000"/>
+          <w:sz w:val="19"/>
+          <w:szCs w:val="19"/>
+          <w:highlight w:val="white"/>
+        </w:rPr>
+        <w:t xml:space="preserve"> </w:t>
+      </w:r>
+      <w:r>
+        <w:rPr>
+          <w:rFonts w:ascii="Cascadia Mono" w:hAnsi="Cascadia Mono" w:cs="Cascadia Mono"/>
+          <w:color w:val="808080"/>
+          <w:sz w:val="19"/>
+          <w:szCs w:val="19"/>
+          <w:highlight w:val="white"/>
+        </w:rPr>
+        <w:t>*</w:t>
+      </w:r>
+      <w:r>
+        <w:rPr>
+          <w:rFonts w:ascii="Cascadia Mono" w:hAnsi="Cascadia Mono" w:cs="Cascadia Mono"/>
+          <w:color w:val="000000"/>
+          <w:sz w:val="19"/>
+          <w:szCs w:val="19"/>
+          <w:highlight w:val="white"/>
+        </w:rPr>
+        <w:t xml:space="preserve"> </w:t>
+      </w:r>
+      <w:r>
+        <w:rPr>
+          <w:rFonts w:ascii="Cascadia Mono" w:hAnsi="Cascadia Mono" w:cs="Cascadia Mono"/>
+          <w:color w:val="0000FF"/>
+          <w:sz w:val="19"/>
+          <w:szCs w:val="19"/>
+          <w:highlight w:val="white"/>
+        </w:rPr>
+        <w:t>from</w:t>
+      </w:r>
+      <w:r>
+        <w:rPr>
+          <w:rFonts w:ascii="Cascadia Mono" w:hAnsi="Cascadia Mono" w:cs="Cascadia Mono"/>
+          <w:color w:val="000000"/>
+          <w:sz w:val="19"/>
+          <w:szCs w:val="19"/>
+          <w:highlight w:val="white"/>
+        </w:rPr>
+        <w:t xml:space="preserve"> </w:t>
+      </w:r>
+      <w:proofErr w:type="spellStart"/>
+      <w:r>
+        <w:rPr>
+          <w:rFonts w:ascii="Cascadia Mono" w:hAnsi="Cascadia Mono" w:cs="Cascadia Mono"/>
+          <w:color w:val="000000"/>
+          <w:sz w:val="19"/>
+          <w:szCs w:val="19"/>
+          <w:highlight w:val="white"/>
+        </w:rPr>
+        <w:t>tblEmployee</w:t>
+      </w:r>
+      <w:proofErr w:type="spellEnd"/>
+      <w:r>
+        <w:rPr>
+          <w:rFonts w:ascii="Cascadia Mono" w:hAnsi="Cascadia Mono" w:cs="Cascadia Mono"/>
+          <w:color w:val="000000"/>
+          <w:sz w:val="19"/>
+          <w:szCs w:val="19"/>
+          <w:highlight w:val="white"/>
+        </w:rPr>
+        <w:t xml:space="preserve"> </w:t>
+      </w:r>
+      <w:r>
+        <w:rPr>
+          <w:rFonts w:ascii="Cascadia Mono" w:hAnsi="Cascadia Mono" w:cs="Cascadia Mono"/>
+          <w:color w:val="008000"/>
+          <w:sz w:val="19"/>
+          <w:szCs w:val="19"/>
+          <w:highlight w:val="white"/>
+        </w:rPr>
+        <w:t xml:space="preserve">-- </w:t>
+      </w:r>
+      <w:proofErr w:type="spellStart"/>
+      <w:r>
+        <w:rPr>
+          <w:rFonts w:ascii="Cascadia Mono" w:hAnsi="Cascadia Mono" w:cs="Cascadia Mono"/>
+          <w:color w:val="008000"/>
+          <w:sz w:val="19"/>
+          <w:szCs w:val="19"/>
+          <w:highlight w:val="white"/>
+        </w:rPr>
+        <w:t>bảng</w:t>
+      </w:r>
+      <w:proofErr w:type="spellEnd"/>
+      <w:r>
+        <w:rPr>
+          <w:rFonts w:ascii="Cascadia Mono" w:hAnsi="Cascadia Mono" w:cs="Cascadia Mono"/>
+          <w:color w:val="008000"/>
+          <w:sz w:val="19"/>
+          <w:szCs w:val="19"/>
+          <w:highlight w:val="white"/>
+        </w:rPr>
+        <w:t xml:space="preserve"> </w:t>
+      </w:r>
+      <w:proofErr w:type="spellStart"/>
+      <w:r>
+        <w:rPr>
+          <w:rFonts w:ascii="Cascadia Mono" w:hAnsi="Cascadia Mono" w:cs="Cascadia Mono"/>
+          <w:color w:val="008000"/>
+          <w:sz w:val="19"/>
+          <w:szCs w:val="19"/>
+          <w:highlight w:val="white"/>
+        </w:rPr>
+        <w:t>nhân</w:t>
+      </w:r>
+      <w:proofErr w:type="spellEnd"/>
+      <w:r>
+        <w:rPr>
+          <w:rFonts w:ascii="Cascadia Mono" w:hAnsi="Cascadia Mono" w:cs="Cascadia Mono"/>
+          <w:color w:val="008000"/>
+          <w:sz w:val="19"/>
+          <w:szCs w:val="19"/>
+          <w:highlight w:val="white"/>
+        </w:rPr>
+        <w:t xml:space="preserve"> </w:t>
+      </w:r>
+      <w:proofErr w:type="spellStart"/>
+      <w:r>
+        <w:rPr>
+          <w:rFonts w:ascii="Cascadia Mono" w:hAnsi="Cascadia Mono" w:cs="Cascadia Mono"/>
+          <w:color w:val="008000"/>
+          <w:sz w:val="19"/>
+          <w:szCs w:val="19"/>
+          <w:highlight w:val="white"/>
+        </w:rPr>
+        <w:t>viên</w:t>
+      </w:r>
+      <w:proofErr w:type="spellEnd"/>
+      <w:r>
+        <w:rPr>
+          <w:rFonts w:ascii="Cascadia Mono" w:hAnsi="Cascadia Mono" w:cs="Cascadia Mono"/>
+          <w:color w:val="008000"/>
+          <w:sz w:val="19"/>
+          <w:szCs w:val="19"/>
+          <w:highlight w:val="white"/>
+        </w:rPr>
+        <w:t xml:space="preserve"> </w:t>
+      </w:r>
+      <w:proofErr w:type="spellStart"/>
+      <w:r>
+        <w:rPr>
+          <w:rFonts w:ascii="Cascadia Mono" w:hAnsi="Cascadia Mono" w:cs="Cascadia Mono"/>
+          <w:color w:val="008000"/>
+          <w:sz w:val="19"/>
+          <w:szCs w:val="19"/>
+          <w:highlight w:val="white"/>
+        </w:rPr>
+        <w:t>có</w:t>
+      </w:r>
+      <w:proofErr w:type="spellEnd"/>
+      <w:r>
+        <w:rPr>
+          <w:rFonts w:ascii="Cascadia Mono" w:hAnsi="Cascadia Mono" w:cs="Cascadia Mono"/>
+          <w:color w:val="008000"/>
+          <w:sz w:val="19"/>
+          <w:szCs w:val="19"/>
+          <w:highlight w:val="white"/>
+        </w:rPr>
+        <w:t xml:space="preserve"> </w:t>
+      </w:r>
+      <w:proofErr w:type="spellStart"/>
+      <w:r>
+        <w:rPr>
+          <w:rFonts w:ascii="Cascadia Mono" w:hAnsi="Cascadia Mono" w:cs="Cascadia Mono"/>
+          <w:color w:val="008000"/>
+          <w:sz w:val="19"/>
+          <w:szCs w:val="19"/>
+          <w:highlight w:val="white"/>
+        </w:rPr>
+        <w:t>cột</w:t>
+      </w:r>
+      <w:proofErr w:type="spellEnd"/>
+      <w:r>
+        <w:rPr>
+          <w:rFonts w:ascii="Cascadia Mono" w:hAnsi="Cascadia Mono" w:cs="Cascadia Mono"/>
+          <w:color w:val="008000"/>
+          <w:sz w:val="19"/>
+          <w:szCs w:val="19"/>
+          <w:highlight w:val="white"/>
+        </w:rPr>
+        <w:t xml:space="preserve"> Level </w:t>
+      </w:r>
+      <w:proofErr w:type="spellStart"/>
+      <w:r>
+        <w:rPr>
+          <w:rFonts w:ascii="Cascadia Mono" w:hAnsi="Cascadia Mono" w:cs="Cascadia Mono"/>
+          <w:color w:val="008000"/>
+          <w:sz w:val="19"/>
+          <w:szCs w:val="19"/>
+          <w:highlight w:val="white"/>
+        </w:rPr>
+        <w:t>là</w:t>
+      </w:r>
+      <w:proofErr w:type="spellEnd"/>
+      <w:r>
+        <w:rPr>
+          <w:rFonts w:ascii="Cascadia Mono" w:hAnsi="Cascadia Mono" w:cs="Cascadia Mono"/>
+          <w:color w:val="008000"/>
+          <w:sz w:val="19"/>
+          <w:szCs w:val="19"/>
+          <w:highlight w:val="white"/>
+        </w:rPr>
+        <w:t xml:space="preserve"> </w:t>
+      </w:r>
+      <w:proofErr w:type="spellStart"/>
+      <w:r>
+        <w:rPr>
+          <w:rFonts w:ascii="Cascadia Mono" w:hAnsi="Cascadia Mono" w:cs="Cascadia Mono"/>
+          <w:color w:val="008000"/>
+          <w:sz w:val="19"/>
+          <w:szCs w:val="19"/>
+          <w:highlight w:val="white"/>
+        </w:rPr>
+        <w:t>để</w:t>
+      </w:r>
+      <w:proofErr w:type="spellEnd"/>
+      <w:r>
+        <w:rPr>
+          <w:rFonts w:ascii="Cascadia Mono" w:hAnsi="Cascadia Mono" w:cs="Cascadia Mono"/>
+          <w:color w:val="008000"/>
+          <w:sz w:val="19"/>
+          <w:szCs w:val="19"/>
+          <w:highlight w:val="white"/>
+        </w:rPr>
+        <w:t xml:space="preserve"> </w:t>
+      </w:r>
+      <w:proofErr w:type="spellStart"/>
+      <w:r>
+        <w:rPr>
+          <w:rFonts w:ascii="Cascadia Mono" w:hAnsi="Cascadia Mono" w:cs="Cascadia Mono"/>
+          <w:color w:val="008000"/>
+          <w:sz w:val="19"/>
+          <w:szCs w:val="19"/>
+          <w:highlight w:val="white"/>
+        </w:rPr>
+        <w:t>thiết</w:t>
+      </w:r>
+      <w:proofErr w:type="spellEnd"/>
+      <w:r>
+        <w:rPr>
+          <w:rFonts w:ascii="Cascadia Mono" w:hAnsi="Cascadia Mono" w:cs="Cascadia Mono"/>
+          <w:color w:val="008000"/>
+          <w:sz w:val="19"/>
+          <w:szCs w:val="19"/>
+          <w:highlight w:val="white"/>
+        </w:rPr>
+        <w:t xml:space="preserve"> </w:t>
+      </w:r>
+      <w:proofErr w:type="spellStart"/>
+      <w:r>
+        <w:rPr>
+          <w:rFonts w:ascii="Cascadia Mono" w:hAnsi="Cascadia Mono" w:cs="Cascadia Mono"/>
+          <w:color w:val="008000"/>
+          <w:sz w:val="19"/>
+          <w:szCs w:val="19"/>
+          <w:highlight w:val="white"/>
+        </w:rPr>
+        <w:t>lập</w:t>
+      </w:r>
+      <w:proofErr w:type="spellEnd"/>
+      <w:r>
+        <w:rPr>
+          <w:rFonts w:ascii="Cascadia Mono" w:hAnsi="Cascadia Mono" w:cs="Cascadia Mono"/>
+          <w:color w:val="008000"/>
+          <w:sz w:val="19"/>
+          <w:szCs w:val="19"/>
+          <w:highlight w:val="white"/>
+        </w:rPr>
+        <w:t xml:space="preserve"> level</w:t>
+      </w:r>
+    </w:p>
+    <w:p>
+      <w:pPr>
+        <w:autoSpaceDE w:val="0"/>
+        <w:autoSpaceDN w:val="0"/>
+        <w:adjustRightInd w:val="0"/>
+        <w:spacing w:after="0" w:line="240" w:lineRule="auto"/>
+        <w:rPr>
+          <w:rFonts w:ascii="Cascadia Mono" w:hAnsi="Cascadia Mono" w:cs="Cascadia Mono"/>
+          <w:color w:val="000000"/>
+          <w:sz w:val="19"/>
+          <w:szCs w:val="19"/>
+          <w:highlight w:val="white"/>
+        </w:rPr>
+      </w:pPr>
+      <w:r>
+        <w:rPr>
+          <w:rFonts w:ascii="Cascadia Mono" w:hAnsi="Cascadia Mono" w:cs="Cascadia Mono"/>
+          <w:color w:val="0000FF"/>
+          <w:sz w:val="19"/>
+          <w:szCs w:val="19"/>
+          <w:highlight w:val="white"/>
+        </w:rPr>
+        <w:t>select</w:t>
+      </w:r>
+      <w:r>
+        <w:rPr>
+          <w:rFonts w:ascii="Cascadia Mono" w:hAnsi="Cascadia Mono" w:cs="Cascadia Mono"/>
+          <w:color w:val="000000"/>
+          <w:sz w:val="19"/>
+          <w:szCs w:val="19"/>
+          <w:highlight w:val="white"/>
+        </w:rPr>
+        <w:t xml:space="preserve"> </w:t>
+      </w:r>
+      <w:r>
+        <w:rPr>
+          <w:rFonts w:ascii="Cascadia Mono" w:hAnsi="Cascadia Mono" w:cs="Cascadia Mono"/>
+          <w:color w:val="808080"/>
+          <w:sz w:val="19"/>
+          <w:szCs w:val="19"/>
+          <w:highlight w:val="white"/>
+        </w:rPr>
+        <w:t>*</w:t>
+      </w:r>
+      <w:r>
+        <w:rPr>
+          <w:rFonts w:ascii="Cascadia Mono" w:hAnsi="Cascadia Mono" w:cs="Cascadia Mono"/>
+          <w:color w:val="000000"/>
+          <w:sz w:val="19"/>
+          <w:szCs w:val="19"/>
+          <w:highlight w:val="white"/>
+        </w:rPr>
+        <w:t xml:space="preserve"> </w:t>
+      </w:r>
+      <w:r>
+        <w:rPr>
+          <w:rFonts w:ascii="Cascadia Mono" w:hAnsi="Cascadia Mono" w:cs="Cascadia Mono"/>
+          <w:color w:val="0000FF"/>
+          <w:sz w:val="19"/>
+          <w:szCs w:val="19"/>
+          <w:highlight w:val="white"/>
+        </w:rPr>
+        <w:t>from</w:t>
+      </w:r>
+      <w:r>
+        <w:rPr>
+          <w:rFonts w:ascii="Cascadia Mono" w:hAnsi="Cascadia Mono" w:cs="Cascadia Mono"/>
+          <w:color w:val="000000"/>
+          <w:sz w:val="19"/>
+          <w:szCs w:val="19"/>
+          <w:highlight w:val="white"/>
+        </w:rPr>
+        <w:t xml:space="preserve"> </w:t>
+      </w:r>
+      <w:proofErr w:type="spellStart"/>
+      <w:r>
+        <w:rPr>
+          <w:rFonts w:ascii="Cascadia Mono" w:hAnsi="Cascadia Mono" w:cs="Cascadia Mono"/>
+          <w:color w:val="000000"/>
+          <w:sz w:val="19"/>
+          <w:szCs w:val="19"/>
+          <w:highlight w:val="white"/>
+        </w:rPr>
+        <w:t>tblPosition</w:t>
+      </w:r>
+      <w:proofErr w:type="spellEnd"/>
+      <w:r>
+        <w:rPr>
+          <w:rFonts w:ascii="Cascadia Mono" w:hAnsi="Cascadia Mono" w:cs="Cascadia Mono"/>
+          <w:color w:val="000000"/>
+          <w:sz w:val="19"/>
+          <w:szCs w:val="19"/>
+          <w:highlight w:val="white"/>
+        </w:rPr>
+        <w:t xml:space="preserve"> </w:t>
+      </w:r>
+      <w:r>
+        <w:rPr>
+          <w:rFonts w:ascii="Cascadia Mono" w:hAnsi="Cascadia Mono" w:cs="Cascadia Mono"/>
+          <w:color w:val="008000"/>
+          <w:sz w:val="19"/>
+          <w:szCs w:val="19"/>
+          <w:highlight w:val="white"/>
+        </w:rPr>
+        <w:t xml:space="preserve">-- </w:t>
+      </w:r>
+      <w:proofErr w:type="spellStart"/>
+      <w:r>
+        <w:rPr>
+          <w:rFonts w:ascii="Cascadia Mono" w:hAnsi="Cascadia Mono" w:cs="Cascadia Mono"/>
+          <w:color w:val="008000"/>
+          <w:sz w:val="19"/>
+          <w:szCs w:val="19"/>
+          <w:highlight w:val="white"/>
+        </w:rPr>
+        <w:t>Vị</w:t>
+      </w:r>
+      <w:proofErr w:type="spellEnd"/>
+      <w:r>
+        <w:rPr>
+          <w:rFonts w:ascii="Cascadia Mono" w:hAnsi="Cascadia Mono" w:cs="Cascadia Mono"/>
+          <w:color w:val="008000"/>
+          <w:sz w:val="19"/>
+          <w:szCs w:val="19"/>
+          <w:highlight w:val="white"/>
+        </w:rPr>
+        <w:t xml:space="preserve"> </w:t>
+      </w:r>
+      <w:proofErr w:type="spellStart"/>
+      <w:r>
+        <w:rPr>
+          <w:rFonts w:ascii="Cascadia Mono" w:hAnsi="Cascadia Mono" w:cs="Cascadia Mono"/>
+          <w:color w:val="008000"/>
+          <w:sz w:val="19"/>
+          <w:szCs w:val="19"/>
+          <w:highlight w:val="white"/>
+        </w:rPr>
+        <w:t>trí</w:t>
+      </w:r>
+      <w:proofErr w:type="spellEnd"/>
+      <w:r>
+        <w:rPr>
+          <w:rFonts w:ascii="Cascadia Mono" w:hAnsi="Cascadia Mono" w:cs="Cascadia Mono"/>
+          <w:color w:val="008000"/>
+          <w:sz w:val="19"/>
+          <w:szCs w:val="19"/>
+          <w:highlight w:val="white"/>
+        </w:rPr>
+        <w:t xml:space="preserve"> (PIC </w:t>
+      </w:r>
+      <w:proofErr w:type="spellStart"/>
+      <w:r>
+        <w:rPr>
+          <w:rFonts w:ascii="Cascadia Mono" w:hAnsi="Cascadia Mono" w:cs="Cascadia Mono"/>
+          <w:color w:val="008000"/>
+          <w:sz w:val="19"/>
+          <w:szCs w:val="19"/>
+          <w:highlight w:val="white"/>
+        </w:rPr>
+        <w:t>Chấm</w:t>
+      </w:r>
+      <w:proofErr w:type="spellEnd"/>
+      <w:r>
+        <w:rPr>
+          <w:rFonts w:ascii="Cascadia Mono" w:hAnsi="Cascadia Mono" w:cs="Cascadia Mono"/>
+          <w:color w:val="008000"/>
+          <w:sz w:val="19"/>
+          <w:szCs w:val="19"/>
+          <w:highlight w:val="white"/>
+        </w:rPr>
+        <w:t xml:space="preserve"> </w:t>
+      </w:r>
+      <w:proofErr w:type="spellStart"/>
+      <w:r>
+        <w:rPr>
+          <w:rFonts w:ascii="Cascadia Mono" w:hAnsi="Cascadia Mono" w:cs="Cascadia Mono"/>
+          <w:color w:val="008000"/>
+          <w:sz w:val="19"/>
+          <w:szCs w:val="19"/>
+          <w:highlight w:val="white"/>
+        </w:rPr>
+        <w:t>công</w:t>
+      </w:r>
+      <w:proofErr w:type="spellEnd"/>
+      <w:r>
+        <w:rPr>
+          <w:rFonts w:ascii="Cascadia Mono" w:hAnsi="Cascadia Mono" w:cs="Cascadia Mono"/>
+          <w:color w:val="008000"/>
+          <w:sz w:val="19"/>
+          <w:szCs w:val="19"/>
+          <w:highlight w:val="white"/>
+        </w:rPr>
+        <w:t>)</w:t>
+      </w:r>
+    </w:p>
+    <w:p>
+      <w:pPr>
+        <w:autoSpaceDE w:val="0"/>
+        <w:autoSpaceDN w:val="0"/>
+        <w:adjustRightInd w:val="0"/>
+        <w:spacing w:after="0" w:line="240" w:lineRule="auto"/>
+        <w:rPr>
+          <w:rFonts w:ascii="Cascadia Mono" w:hAnsi="Cascadia Mono" w:cs="Cascadia Mono"/>
+          <w:color w:val="000000"/>
+          <w:sz w:val="19"/>
+          <w:szCs w:val="19"/>
+          <w:highlight w:val="white"/>
+        </w:rPr>
+      </w:pPr>
+      <w:r>
+        <w:rPr>
+          <w:rFonts w:ascii="Cascadia Mono" w:hAnsi="Cascadia Mono" w:cs="Cascadia Mono"/>
+          <w:color w:val="0000FF"/>
+          <w:sz w:val="19"/>
+          <w:szCs w:val="19"/>
+          <w:highlight w:val="white"/>
+        </w:rPr>
+        <w:t>select</w:t>
+      </w:r>
+      <w:r>
+        <w:rPr>
+          <w:rFonts w:ascii="Cascadia Mono" w:hAnsi="Cascadia Mono" w:cs="Cascadia Mono"/>
+          <w:color w:val="000000"/>
+          <w:sz w:val="19"/>
+          <w:szCs w:val="19"/>
+          <w:highlight w:val="white"/>
+        </w:rPr>
+        <w:t xml:space="preserve"> </w:t>
+      </w:r>
+      <w:r>
+        <w:rPr>
+          <w:rFonts w:ascii="Cascadia Mono" w:hAnsi="Cascadia Mono" w:cs="Cascadia Mono"/>
+          <w:color w:val="808080"/>
+          <w:sz w:val="19"/>
+          <w:szCs w:val="19"/>
+          <w:highlight w:val="white"/>
+        </w:rPr>
+        <w:t>*</w:t>
+      </w:r>
+      <w:r>
+        <w:rPr>
+          <w:rFonts w:ascii="Cascadia Mono" w:hAnsi="Cascadia Mono" w:cs="Cascadia Mono"/>
+          <w:color w:val="000000"/>
+          <w:sz w:val="19"/>
+          <w:szCs w:val="19"/>
+          <w:highlight w:val="white"/>
+        </w:rPr>
+        <w:t xml:space="preserve"> </w:t>
+      </w:r>
+      <w:r>
+        <w:rPr>
+          <w:rFonts w:ascii="Cascadia Mono" w:hAnsi="Cascadia Mono" w:cs="Cascadia Mono"/>
+          <w:color w:val="0000FF"/>
+          <w:sz w:val="19"/>
+          <w:szCs w:val="19"/>
+          <w:highlight w:val="white"/>
+        </w:rPr>
+        <w:t>from</w:t>
+      </w:r>
+      <w:r>
+        <w:rPr>
+          <w:rFonts w:ascii="Cascadia Mono" w:hAnsi="Cascadia Mono" w:cs="Cascadia Mono"/>
+          <w:color w:val="000000"/>
+          <w:sz w:val="19"/>
+          <w:szCs w:val="19"/>
+          <w:highlight w:val="white"/>
+        </w:rPr>
+        <w:t xml:space="preserve"> </w:t>
+      </w:r>
+      <w:proofErr w:type="spellStart"/>
+      <w:r>
+        <w:rPr>
+          <w:rFonts w:ascii="Cascadia Mono" w:hAnsi="Cascadia Mono" w:cs="Cascadia Mono"/>
+          <w:color w:val="000000"/>
+          <w:sz w:val="19"/>
+          <w:szCs w:val="19"/>
+          <w:highlight w:val="white"/>
+        </w:rPr>
+        <w:t>tblTrainingStatus</w:t>
+      </w:r>
+      <w:proofErr w:type="spellEnd"/>
+      <w:r>
+        <w:rPr>
+          <w:rFonts w:ascii="Cascadia Mono" w:hAnsi="Cascadia Mono" w:cs="Cascadia Mono"/>
+          <w:color w:val="000000"/>
+          <w:sz w:val="19"/>
+          <w:szCs w:val="19"/>
+          <w:highlight w:val="white"/>
+        </w:rPr>
+        <w:t xml:space="preserve"> </w:t>
+      </w:r>
+      <w:r>
+        <w:rPr>
+          <w:rFonts w:ascii="Cascadia Mono" w:hAnsi="Cascadia Mono" w:cs="Cascadia Mono"/>
+          <w:color w:val="008000"/>
+          <w:sz w:val="19"/>
+          <w:szCs w:val="19"/>
+          <w:highlight w:val="white"/>
+        </w:rPr>
+        <w:t xml:space="preserve">-- </w:t>
+      </w:r>
+      <w:proofErr w:type="spellStart"/>
+      <w:r>
+        <w:rPr>
+          <w:rFonts w:ascii="Cascadia Mono" w:hAnsi="Cascadia Mono" w:cs="Cascadia Mono"/>
+          <w:color w:val="008000"/>
+          <w:sz w:val="19"/>
+          <w:szCs w:val="19"/>
+          <w:highlight w:val="white"/>
+        </w:rPr>
+        <w:t>Trạng</w:t>
+      </w:r>
+      <w:proofErr w:type="spellEnd"/>
+      <w:r>
+        <w:rPr>
+          <w:rFonts w:ascii="Cascadia Mono" w:hAnsi="Cascadia Mono" w:cs="Cascadia Mono"/>
+          <w:color w:val="008000"/>
+          <w:sz w:val="19"/>
+          <w:szCs w:val="19"/>
+          <w:highlight w:val="white"/>
+        </w:rPr>
+        <w:t xml:space="preserve"> </w:t>
+      </w:r>
+      <w:proofErr w:type="spellStart"/>
+      <w:r>
+        <w:rPr>
+          <w:rFonts w:ascii="Cascadia Mono" w:hAnsi="Cascadia Mono" w:cs="Cascadia Mono"/>
+          <w:color w:val="008000"/>
+          <w:sz w:val="19"/>
+          <w:szCs w:val="19"/>
+          <w:highlight w:val="white"/>
+        </w:rPr>
+        <w:t>thái</w:t>
+      </w:r>
+      <w:proofErr w:type="spellEnd"/>
+      <w:r>
+        <w:rPr>
+          <w:rFonts w:ascii="Cascadia Mono" w:hAnsi="Cascadia Mono" w:cs="Cascadia Mono"/>
+          <w:color w:val="008000"/>
+          <w:sz w:val="19"/>
+          <w:szCs w:val="19"/>
+          <w:highlight w:val="white"/>
+        </w:rPr>
+        <w:t xml:space="preserve"> Training</w:t>
+      </w:r>
+    </w:p>
+    <w:p>
+      <w:pPr>
+        <w:autoSpaceDE w:val="0"/>
+        <w:autoSpaceDN w:val="0"/>
+        <w:adjustRightInd w:val="0"/>
+        <w:spacing w:after="0" w:line="240" w:lineRule="auto"/>
+        <w:rPr>
+          <w:rFonts w:ascii="Cascadia Mono" w:hAnsi="Cascadia Mono" w:cs="Cascadia Mono"/>
+          <w:color w:val="000000"/>
+          <w:sz w:val="19"/>
+          <w:szCs w:val="19"/>
+          <w:highlight w:val="white"/>
+        </w:rPr>
+      </w:pPr>
+      <w:r>
+        <w:rPr>
+          <w:rFonts w:ascii="Cascadia Mono" w:hAnsi="Cascadia Mono" w:cs="Cascadia Mono"/>
+          <w:color w:val="0000FF"/>
+          <w:sz w:val="19"/>
+          <w:szCs w:val="19"/>
+          <w:highlight w:val="white"/>
+        </w:rPr>
+        <w:t>select</w:t>
+      </w:r>
+      <w:r>
+        <w:rPr>
+          <w:rFonts w:ascii="Cascadia Mono" w:hAnsi="Cascadia Mono" w:cs="Cascadia Mono"/>
+          <w:color w:val="000000"/>
+          <w:sz w:val="19"/>
+          <w:szCs w:val="19"/>
+          <w:highlight w:val="white"/>
+        </w:rPr>
+        <w:t xml:space="preserve"> </w:t>
+      </w:r>
+      <w:r>
+        <w:rPr>
+          <w:rFonts w:ascii="Cascadia Mono" w:hAnsi="Cascadia Mono" w:cs="Cascadia Mono"/>
+          <w:color w:val="808080"/>
+          <w:sz w:val="19"/>
+          <w:szCs w:val="19"/>
+          <w:highlight w:val="white"/>
+        </w:rPr>
+        <w:t>*</w:t>
+      </w:r>
+      <w:r>
+        <w:rPr>
+          <w:rFonts w:ascii="Cascadia Mono" w:hAnsi="Cascadia Mono" w:cs="Cascadia Mono"/>
+          <w:color w:val="000000"/>
+          <w:sz w:val="19"/>
+          <w:szCs w:val="19"/>
+          <w:highlight w:val="white"/>
+        </w:rPr>
+        <w:t xml:space="preserve"> </w:t>
+      </w:r>
+      <w:r>
+        <w:rPr>
+          <w:rFonts w:ascii="Cascadia Mono" w:hAnsi="Cascadia Mono" w:cs="Cascadia Mono"/>
+          <w:color w:val="0000FF"/>
+          <w:sz w:val="19"/>
+          <w:szCs w:val="19"/>
+          <w:highlight w:val="white"/>
+        </w:rPr>
+        <w:t>from</w:t>
+      </w:r>
+      <w:r>
+        <w:rPr>
+          <w:rFonts w:ascii="Cascadia Mono" w:hAnsi="Cascadia Mono" w:cs="Cascadia Mono"/>
+          <w:color w:val="000000"/>
+          <w:sz w:val="19"/>
+          <w:szCs w:val="19"/>
+          <w:highlight w:val="white"/>
+        </w:rPr>
+        <w:t xml:space="preserve"> </w:t>
+      </w:r>
+      <w:proofErr w:type="spellStart"/>
+      <w:r>
+        <w:rPr>
+          <w:rFonts w:ascii="Cascadia Mono" w:hAnsi="Cascadia Mono" w:cs="Cascadia Mono"/>
+          <w:color w:val="000000"/>
+          <w:sz w:val="19"/>
+          <w:szCs w:val="19"/>
+          <w:highlight w:val="white"/>
+        </w:rPr>
+        <w:t>tblTrainingStatusHistory</w:t>
+      </w:r>
+      <w:proofErr w:type="spellEnd"/>
+      <w:r>
+        <w:rPr>
+          <w:rFonts w:ascii="Cascadia Mono" w:hAnsi="Cascadia Mono" w:cs="Cascadia Mono"/>
+          <w:color w:val="000000"/>
+          <w:sz w:val="19"/>
+          <w:szCs w:val="19"/>
+          <w:highlight w:val="white"/>
+        </w:rPr>
+        <w:t xml:space="preserve"> </w:t>
+      </w:r>
+      <w:r>
+        <w:rPr>
+          <w:rFonts w:ascii="Cascadia Mono" w:hAnsi="Cascadia Mono" w:cs="Cascadia Mono"/>
+          <w:color w:val="008000"/>
+          <w:sz w:val="19"/>
+          <w:szCs w:val="19"/>
+          <w:highlight w:val="white"/>
+        </w:rPr>
+        <w:t xml:space="preserve">-- </w:t>
+      </w:r>
+      <w:proofErr w:type="spellStart"/>
+      <w:r>
+        <w:rPr>
+          <w:rFonts w:ascii="Cascadia Mono" w:hAnsi="Cascadia Mono" w:cs="Cascadia Mono"/>
+          <w:color w:val="008000"/>
+          <w:sz w:val="19"/>
+          <w:szCs w:val="19"/>
+          <w:highlight w:val="white"/>
+        </w:rPr>
+        <w:t>Lịch</w:t>
+      </w:r>
+      <w:proofErr w:type="spellEnd"/>
+      <w:r>
+        <w:rPr>
+          <w:rFonts w:ascii="Cascadia Mono" w:hAnsi="Cascadia Mono" w:cs="Cascadia Mono"/>
+          <w:color w:val="008000"/>
+          <w:sz w:val="19"/>
+          <w:szCs w:val="19"/>
+          <w:highlight w:val="white"/>
+        </w:rPr>
+        <w:t xml:space="preserve"> </w:t>
+      </w:r>
+      <w:proofErr w:type="spellStart"/>
+      <w:r>
+        <w:rPr>
+          <w:rFonts w:ascii="Cascadia Mono" w:hAnsi="Cascadia Mono" w:cs="Cascadia Mono"/>
+          <w:color w:val="008000"/>
+          <w:sz w:val="19"/>
+          <w:szCs w:val="19"/>
+          <w:highlight w:val="white"/>
+        </w:rPr>
+        <w:t>sử</w:t>
+      </w:r>
+      <w:proofErr w:type="spellEnd"/>
+      <w:r>
+        <w:rPr>
+          <w:rFonts w:ascii="Cascadia Mono" w:hAnsi="Cascadia Mono" w:cs="Cascadia Mono"/>
+          <w:color w:val="008000"/>
+          <w:sz w:val="19"/>
+          <w:szCs w:val="19"/>
+          <w:highlight w:val="white"/>
+        </w:rPr>
+        <w:t xml:space="preserve"> </w:t>
+      </w:r>
+      <w:proofErr w:type="spellStart"/>
+      <w:r>
+        <w:rPr>
+          <w:rFonts w:ascii="Cascadia Mono" w:hAnsi="Cascadia Mono" w:cs="Cascadia Mono"/>
+          <w:color w:val="008000"/>
+          <w:sz w:val="19"/>
+          <w:szCs w:val="19"/>
+          <w:highlight w:val="white"/>
+        </w:rPr>
+        <w:t>trạng</w:t>
+      </w:r>
+      <w:proofErr w:type="spellEnd"/>
+      <w:r>
+        <w:rPr>
+          <w:rFonts w:ascii="Cascadia Mono" w:hAnsi="Cascadia Mono" w:cs="Cascadia Mono"/>
+          <w:color w:val="008000"/>
+          <w:sz w:val="19"/>
+          <w:szCs w:val="19"/>
+          <w:highlight w:val="white"/>
+        </w:rPr>
+        <w:t xml:space="preserve"> </w:t>
+      </w:r>
+      <w:proofErr w:type="spellStart"/>
+      <w:r>
+        <w:rPr>
+          <w:rFonts w:ascii="Cascadia Mono" w:hAnsi="Cascadia Mono" w:cs="Cascadia Mono"/>
+          <w:color w:val="008000"/>
+          <w:sz w:val="19"/>
+          <w:szCs w:val="19"/>
+          <w:highlight w:val="white"/>
+        </w:rPr>
+        <w:t>thái</w:t>
+      </w:r>
+      <w:proofErr w:type="spellEnd"/>
+    </w:p>
+    <w:p>
+      <w:pPr>
+        <w:rPr>
+          <w:rFonts w:ascii="Times New Roman" w:hAnsi="Times New Roman" w:cs="Times New Roman"/>
+        </w:rPr>
+      </w:pPr>
+      <w:bookmarkStart w:id="0" w:name="_GoBack"/>
+      <w:bookmarkEnd w:id="0"/>
+    </w:p>
+    <w:p/>
     <w:sectPr>
       <w:pgSz w:w="12240" w:h="15840"/>
       <w:pgMar w:top="1440" w:right="1440" w:bottom="1440" w:left="1440" w:header="720" w:footer="720" w:gutter="0"/>
@@ -3802,6 +6663,118 @@
     </w:lvl>
   </w:abstractNum>
   <w:abstractNum w:abstractNumId="2" w15:restartNumberingAfterBreak="0">
+    <w:nsid w:val="601851E2"/>
+    <w:multiLevelType w:val="hybridMultilevel"/>
+    <w:tmpl w:val="1414B868"/>
+    <w:lvl w:ilvl="0" w:tplc="5F0A6870">
+      <w:numFmt w:val="bullet"/>
+      <w:lvlText w:val="-"/>
+      <w:lvlJc w:val="left"/>
+      <w:pPr>
+        <w:ind w:left="720" w:hanging="360"/>
+      </w:pPr>
+      <w:rPr>
+        <w:rFonts w:ascii="Times New Roman" w:eastAsia="Times New Roman" w:hAnsi="Times New Roman" w:cs="Times New Roman" w:hint="default"/>
+      </w:rPr>
+    </w:lvl>
+    <w:lvl w:ilvl="1" w:tplc="04090003" w:tentative="1">
+      <w:start w:val="1"/>
+      <w:numFmt w:val="bullet"/>
+      <w:lvlText w:val="o"/>
+      <w:lvlJc w:val="left"/>
+      <w:pPr>
+        <w:ind w:left="1440" w:hanging="360"/>
+      </w:pPr>
+      <w:rPr>
+        <w:rFonts w:ascii="Courier New" w:hAnsi="Courier New" w:cs="Courier New" w:hint="default"/>
+      </w:rPr>
+    </w:lvl>
+    <w:lvl w:ilvl="2" w:tplc="04090005" w:tentative="1">
+      <w:start w:val="1"/>
+      <w:numFmt w:val="bullet"/>
+      <w:lvlText w:val=""/>
+      <w:lvlJc w:val="left"/>
+      <w:pPr>
+        <w:ind w:left="2160" w:hanging="360"/>
+      </w:pPr>
+      <w:rPr>
+        <w:rFonts w:ascii="Wingdings" w:hAnsi="Wingdings" w:hint="default"/>
+      </w:rPr>
+    </w:lvl>
+    <w:lvl w:ilvl="3" w:tplc="04090001" w:tentative="1">
+      <w:start w:val="1"/>
+      <w:numFmt w:val="bullet"/>
+      <w:lvlText w:val=""/>
+      <w:lvlJc w:val="left"/>
+      <w:pPr>
+        <w:ind w:left="2880" w:hanging="360"/>
+      </w:pPr>
+      <w:rPr>
+        <w:rFonts w:ascii="Symbol" w:hAnsi="Symbol" w:hint="default"/>
+      </w:rPr>
+    </w:lvl>
+    <w:lvl w:ilvl="4" w:tplc="04090003" w:tentative="1">
+      <w:start w:val="1"/>
+      <w:numFmt w:val="bullet"/>
+      <w:lvlText w:val="o"/>
+      <w:lvlJc w:val="left"/>
+      <w:pPr>
+        <w:ind w:left="3600" w:hanging="360"/>
+      </w:pPr>
+      <w:rPr>
+        <w:rFonts w:ascii="Courier New" w:hAnsi="Courier New" w:cs="Courier New" w:hint="default"/>
+      </w:rPr>
+    </w:lvl>
+    <w:lvl w:ilvl="5" w:tplc="04090005" w:tentative="1">
+      <w:start w:val="1"/>
+      <w:numFmt w:val="bullet"/>
+      <w:lvlText w:val=""/>
+      <w:lvlJc w:val="left"/>
+      <w:pPr>
+        <w:ind w:left="4320" w:hanging="360"/>
+      </w:pPr>
+      <w:rPr>
+        <w:rFonts w:ascii="Wingdings" w:hAnsi="Wingdings" w:hint="default"/>
+      </w:rPr>
+    </w:lvl>
+    <w:lvl w:ilvl="6" w:tplc="04090001" w:tentative="1">
+      <w:start w:val="1"/>
+      <w:numFmt w:val="bullet"/>
+      <w:lvlText w:val=""/>
+      <w:lvlJc w:val="left"/>
+      <w:pPr>
+        <w:ind w:left="5040" w:hanging="360"/>
+      </w:pPr>
+      <w:rPr>
+        <w:rFonts w:ascii="Symbol" w:hAnsi="Symbol" w:hint="default"/>
+      </w:rPr>
+    </w:lvl>
+    <w:lvl w:ilvl="7" w:tplc="04090003" w:tentative="1">
+      <w:start w:val="1"/>
+      <w:numFmt w:val="bullet"/>
+      <w:lvlText w:val="o"/>
+      <w:lvlJc w:val="left"/>
+      <w:pPr>
+        <w:ind w:left="5760" w:hanging="360"/>
+      </w:pPr>
+      <w:rPr>
+        <w:rFonts w:ascii="Courier New" w:hAnsi="Courier New" w:cs="Courier New" w:hint="default"/>
+      </w:rPr>
+    </w:lvl>
+    <w:lvl w:ilvl="8" w:tplc="04090005" w:tentative="1">
+      <w:start w:val="1"/>
+      <w:numFmt w:val="bullet"/>
+      <w:lvlText w:val=""/>
+      <w:lvlJc w:val="left"/>
+      <w:pPr>
+        <w:ind w:left="6480" w:hanging="360"/>
+      </w:pPr>
+      <w:rPr>
+        <w:rFonts w:ascii="Wingdings" w:hAnsi="Wingdings" w:hint="default"/>
+      </w:rPr>
+    </w:lvl>
+  </w:abstractNum>
+  <w:abstractNum w:abstractNumId="3" w15:restartNumberingAfterBreak="0">
     <w:nsid w:val="69553CE7"/>
     <w:multiLevelType w:val="hybridMultilevel"/>
     <w:tmpl w:val="D97E67D0"/>
@@ -3914,13 +6887,16 @@
     </w:lvl>
   </w:abstractNum>
   <w:num w:numId="1">
-    <w:abstractNumId w:val="2"/>
+    <w:abstractNumId w:val="3"/>
   </w:num>
   <w:num w:numId="2">
     <w:abstractNumId w:val="0"/>
   </w:num>
   <w:num w:numId="3">
     <w:abstractNumId w:val="1"/>
+  </w:num>
+  <w:num w:numId="4">
+    <w:abstractNumId w:val="2"/>
   </w:num>
 </w:numbering>
 </file>
@@ -4322,6 +7298,7 @@
   <w:style w:type="paragraph" w:default="1" w:styleId="Normal">
     <w:name w:val="Normal"/>
     <w:qFormat/>
+    <w:rsid w:val="00BC5A38"/>
   </w:style>
   <w:style w:type="character" w:default="1" w:styleId="DefaultParagraphFont">
     <w:name w:val="Default Paragraph Font"/>
